--- a/01-电源电路/04-电池充放电管理/BMS电池管理系统/BMS电池管理系统.docx
+++ b/01-电源电路/04-电池充放电管理/BMS电池管理系统/BMS电池管理系统.docx
@@ -2334,6 +2334,20 @@
     </w:p>
     <w:bookmarkEnd w:id="26"/>
     <w:bookmarkEnd w:id="27"/>
+    <w:p>
+      <w:pPr>
+        <w:spacing w:before="360"/>
+        <w:jc w:val="center"/>
+      </w:pPr>
+      <w:r>
+        <w:rPr>
+          <w:rFonts w:ascii="Times New Roman" w:hAnsi="Times New Roman"/>
+          <w:color w:val="555555"/>
+          <w:sz w:val="21"/>
+        </w:rPr>
+        <w:t>材料收集者：杜文杰</w:t>
+      </w:r>
+    </w:p>
     <w:sectPr>
       <w:headerReference r:id="rId9" w:type="default"/>
       <w:footerReference r:id="rId10" w:type="default"/>

--- a/01-电源电路/04-电池充放电管理/BMS电池管理系统/BMS电池管理系统.docx
+++ b/01-电源电路/04-电池充放电管理/BMS电池管理系统/BMS电池管理系统.docx
@@ -1,6 +1,6 @@
 
 <file path=word/document.xml><?xml version="1.0" encoding="utf-8"?>
-<w:document xmlns:w="http://schemas.openxmlformats.org/wordprocessingml/2006/main" xmlns:m="http://schemas.openxmlformats.org/officeDocument/2006/math" xmlns:r="http://schemas.openxmlformats.org/officeDocument/2006/relationships" xmlns:o="urn:schemas-microsoft-com:office:office" xmlns:v="urn:schemas-microsoft-com:vml" xmlns:w10="urn:schemas-microsoft-com:office:word" xmlns:a="http://schemas.openxmlformats.org/drawingml/2006/main" xmlns:pic="http://schemas.openxmlformats.org/drawingml/2006/picture" xmlns:wp="http://schemas.openxmlformats.org/drawingml/2006/wordprocessingDrawing">
+<w:document xmlns:m="http://schemas.openxmlformats.org/officeDocument/2006/math" xmlns:r="http://schemas.openxmlformats.org/officeDocument/2006/relationships" xmlns:w="http://schemas.openxmlformats.org/wordprocessingml/2006/main" xmlns:o="urn:schemas-microsoft-com:office:office" xmlns:v="urn:schemas-microsoft-com:vml" xmlns:w10="urn:schemas-microsoft-com:office:word" xmlns:a="http://schemas.openxmlformats.org/drawingml/2006/main" xmlns:pic="http://schemas.openxmlformats.org/drawingml/2006/picture" xmlns:wp="http://schemas.openxmlformats.org/drawingml/2006/wordprocessingDrawing">
   <w:body>
     <w:bookmarkStart w:id="27" w:name="bms-电池管理系统"/>
     <w:p>
@@ -8,11 +8,14 @@
         <w:pStyle w:val="Heading1"/>
       </w:pPr>
       <w:r>
+        <w:rPr>
+          <w:rFonts w:eastAsia="黑体"/>
+        </w:rPr>
         <w:t xml:space="preserve">BMS </w:t>
       </w:r>
       <w:r>
         <w:rPr>
-          <w:rFonts w:hint="eastAsia"/>
+          <w:rFonts w:hint="eastAsia" w:eastAsia="黑体"/>
         </w:rPr>
         <w:t xml:space="preserve">电池管理系统</w:t>
       </w:r>
@@ -24,7 +27,7 @@
       </w:pPr>
       <w:r>
         <w:rPr>
-          <w:rFonts w:hint="eastAsia"/>
+          <w:rFonts w:hint="eastAsia" w:eastAsia="黑体"/>
         </w:rPr>
         <w:t xml:space="preserve">拓扑描述</w:t>
       </w:r>
@@ -35,74 +38,98 @@
       </w:pPr>
       <w:r>
         <w:rPr>
-          <w:rFonts w:hint="eastAsia"/>
+          <w:rFonts w:hint="eastAsia" w:eastAsia="黑体"/>
         </w:rPr>
         <w:t xml:space="preserve">本电路由电池监控前端</w:t>
       </w:r>
       <w:r>
+        <w:rPr>
+          <w:rFonts w:eastAsia="黑体"/>
+        </w:rPr>
         <w:t xml:space="preserve"> </w:t>
       </w:r>
       <w:r>
         <w:rPr>
-          <w:rFonts w:hint="eastAsia"/>
+          <w:rFonts w:hint="eastAsia" w:eastAsia="黑体"/>
         </w:rPr>
         <w:t xml:space="preserve">AFE（专用采样芯片，编号</w:t>
       </w:r>
       <w:r>
+        <w:rPr>
+          <w:rFonts w:eastAsia="黑体"/>
+        </w:rPr>
         <w:t xml:space="preserve"> </w:t>
       </w:r>
       <w:r>
         <w:rPr>
-          <w:rFonts w:hint="eastAsia"/>
+          <w:rFonts w:hint="eastAsia" w:eastAsia="黑体"/>
         </w:rPr>
         <w:t xml:space="preserve">IC1）、主控</w:t>
       </w:r>
       <w:r>
+        <w:rPr>
+          <w:rFonts w:eastAsia="黑体"/>
+        </w:rPr>
         <w:t xml:space="preserve"> </w:t>
       </w:r>
       <w:r>
         <w:rPr>
-          <w:rFonts w:hint="eastAsia"/>
+          <w:rFonts w:hint="eastAsia" w:eastAsia="黑体"/>
         </w:rPr>
         <w:t xml:space="preserve">MCU（编号</w:t>
       </w:r>
       <w:r>
+        <w:rPr>
+          <w:rFonts w:eastAsia="黑体"/>
+        </w:rPr>
         <w:t xml:space="preserve"> </w:t>
       </w:r>
       <w:r>
         <w:rPr>
-          <w:rFonts w:hint="eastAsia"/>
+          <w:rFonts w:hint="eastAsia" w:eastAsia="黑体"/>
         </w:rPr>
         <w:t xml:space="preserve">IC2）、两只串联的充放电保护</w:t>
       </w:r>
       <w:r>
+        <w:rPr>
+          <w:rFonts w:eastAsia="黑体"/>
+        </w:rPr>
         <w:t xml:space="preserve"> </w:t>
       </w:r>
       <w:r>
         <w:rPr>
-          <w:rFonts w:hint="eastAsia"/>
+          <w:rFonts w:hint="eastAsia" w:eastAsia="黑体"/>
         </w:rPr>
         <w:t xml:space="preserve">MOSFET（编号</w:t>
       </w:r>
       <w:r>
+        <w:rPr>
+          <w:rFonts w:eastAsia="黑体"/>
+        </w:rPr>
         <w:t xml:space="preserve"> Q1 </w:t>
       </w:r>
       <w:r>
         <w:rPr>
-          <w:rFonts w:hint="eastAsia"/>
+          <w:rFonts w:hint="eastAsia" w:eastAsia="黑体"/>
         </w:rPr>
         <w:t xml:space="preserve">为充电开关、Q2</w:t>
       </w:r>
       <w:r>
+        <w:rPr>
+          <w:rFonts w:eastAsia="黑体"/>
+        </w:rPr>
         <w:t xml:space="preserve"> </w:t>
       </w:r>
       <w:r>
         <w:rPr>
-          <w:rFonts w:hint="eastAsia"/>
+          <w:rFonts w:hint="eastAsia" w:eastAsia="黑体"/>
         </w:rPr>
         <w:t xml:space="preserve">为放电开关）、检流电阻</w:t>
       </w:r>
       <w:r>
+        <w:rPr>
+          <w:rFonts w:eastAsia="黑体"/>
+        </w:rPr>
         <w:t xml:space="preserve"> </w:t>
       </w:r>
       <m:oMath>
@@ -133,38 +160,50 @@
       </m:oMath>
       <w:r>
         <w:rPr>
-          <w:rFonts w:hint="eastAsia"/>
+          <w:rFonts w:hint="eastAsia" w:eastAsia="黑体"/>
         </w:rPr>
         <w:t xml:space="preserve">（编号</w:t>
       </w:r>
       <w:r>
+        <w:rPr>
+          <w:rFonts w:eastAsia="黑体"/>
+        </w:rPr>
         <w:t xml:space="preserve"> </w:t>
       </w:r>
       <w:r>
         <w:rPr>
-          <w:rFonts w:hint="eastAsia"/>
+          <w:rFonts w:hint="eastAsia" w:eastAsia="黑体"/>
         </w:rPr>
         <w:t xml:space="preserve">Rs）以及各单体的温度与电压采样支路组成。关键节点有：电池组正端节点</w:t>
       </w:r>
       <w:r>
+        <w:rPr>
+          <w:rFonts w:eastAsia="黑体"/>
+        </w:rPr>
         <w:t xml:space="preserve"> </w:t>
       </w:r>
       <w:r>
         <w:rPr>
-          <w:rFonts w:hint="eastAsia"/>
+          <w:rFonts w:hint="eastAsia" w:eastAsia="黑体"/>
         </w:rPr>
         <w:t xml:space="preserve">B+、电池组负端节点</w:t>
       </w:r>
       <w:r>
+        <w:rPr>
+          <w:rFonts w:eastAsia="黑体"/>
+        </w:rPr>
         <w:t xml:space="preserve"> </w:t>
       </w:r>
       <w:r>
         <w:rPr>
-          <w:rFonts w:hint="eastAsia"/>
+          <w:rFonts w:hint="eastAsia" w:eastAsia="黑体"/>
         </w:rPr>
         <w:t xml:space="preserve">B-、各单体中间抽头节点</w:t>
       </w:r>
       <w:r>
+        <w:rPr>
+          <w:rFonts w:eastAsia="黑体"/>
+        </w:rPr>
         <w:t xml:space="preserve"> </w:t>
       </w:r>
       <m:oMath>
@@ -222,52 +261,67 @@
       </m:oMath>
       <w:r>
         <w:rPr>
-          <w:rFonts w:hint="eastAsia"/>
+          <w:rFonts w:hint="eastAsia" w:eastAsia="黑体"/>
         </w:rPr>
         <w:t xml:space="preserve">（逐节引出接</w:t>
       </w:r>
       <w:r>
+        <w:rPr>
+          <w:rFonts w:eastAsia="黑体"/>
+        </w:rPr>
         <w:t xml:space="preserve"> AFE </w:t>
       </w:r>
       <w:r>
         <w:rPr>
-          <w:rFonts w:hint="eastAsia"/>
+          <w:rFonts w:hint="eastAsia" w:eastAsia="黑体"/>
         </w:rPr>
         <w:t xml:space="preserve">采样端）、电流采样节点</w:t>
       </w:r>
       <w:r>
+        <w:rPr>
+          <w:rFonts w:eastAsia="黑体"/>
+        </w:rPr>
         <w:t xml:space="preserve"> </w:t>
       </w:r>
       <w:r>
         <w:rPr>
-          <w:rFonts w:hint="eastAsia"/>
+          <w:rFonts w:hint="eastAsia" w:eastAsia="黑体"/>
         </w:rPr>
         <w:t xml:space="preserve">S（在检流电阻两端跨接）、以及保护开关网络节点——B-</w:t>
       </w:r>
       <w:r>
+        <w:rPr>
+          <w:rFonts w:eastAsia="黑体"/>
+        </w:rPr>
         <w:t xml:space="preserve"> </w:t>
       </w:r>
       <w:r>
         <w:rPr>
-          <w:rFonts w:hint="eastAsia"/>
+          <w:rFonts w:hint="eastAsia" w:eastAsia="黑体"/>
         </w:rPr>
         <w:t xml:space="preserve">与负载/充电器负端</w:t>
       </w:r>
       <w:r>
+        <w:rPr>
+          <w:rFonts w:eastAsia="黑体"/>
+        </w:rPr>
         <w:t xml:space="preserve"> P- </w:t>
       </w:r>
       <w:r>
         <w:rPr>
-          <w:rFonts w:hint="eastAsia"/>
+          <w:rFonts w:hint="eastAsia" w:eastAsia="黑体"/>
         </w:rPr>
         <w:t xml:space="preserve">之间串接</w:t>
       </w:r>
       <w:r>
+        <w:rPr>
+          <w:rFonts w:eastAsia="黑体"/>
+        </w:rPr>
         <w:t xml:space="preserve"> Q1、Q2 </w:t>
       </w:r>
       <w:r>
         <w:rPr>
-          <w:rFonts w:hint="eastAsia"/>
+          <w:rFonts w:hint="eastAsia" w:eastAsia="黑体"/>
         </w:rPr>
         <w:t xml:space="preserve">构成的充放电通路。</w:t>
       </w:r>
@@ -276,11 +330,14 @@
       <w:pPr/>
       <w:r>
         <w:rPr>
-          <w:rFonts w:hint="eastAsia"/>
+          <w:rFonts w:hint="eastAsia" w:eastAsia="黑体"/>
         </w:rPr>
         <w:t xml:space="preserve">各元件管脚连接：AFE（IC1）的每节电压采样引脚经滤波电阻接到对应的中间抽头节点</w:t>
       </w:r>
       <w:r>
+        <w:rPr>
+          <w:rFonts w:eastAsia="黑体"/>
+        </w:rPr>
         <w:t xml:space="preserve"> </w:t>
       </w:r>
       <m:oMath>
@@ -299,169 +356,223 @@
       </m:oMath>
       <w:r>
         <w:rPr>
-          <w:rFonts w:hint="eastAsia"/>
+          <w:rFonts w:hint="eastAsia" w:eastAsia="黑体"/>
         </w:rPr>
         <w:t xml:space="preserve">（第</w:t>
       </w:r>
       <w:r>
+        <w:rPr>
+          <w:rFonts w:eastAsia="黑体"/>
+        </w:rPr>
         <w:t xml:space="preserve"> k </w:t>
       </w:r>
       <w:r>
         <w:rPr>
-          <w:rFonts w:hint="eastAsia"/>
+          <w:rFonts w:hint="eastAsia" w:eastAsia="黑体"/>
         </w:rPr>
         <w:t xml:space="preserve">节电池正极），其电流采样引脚以差分方式接到检流电阻</w:t>
       </w:r>
       <w:r>
+        <w:rPr>
+          <w:rFonts w:eastAsia="黑体"/>
+        </w:rPr>
         <w:t xml:space="preserve"> Rs </w:t>
       </w:r>
       <w:r>
         <w:rPr>
-          <w:rFonts w:hint="eastAsia"/>
+          <w:rFonts w:hint="eastAsia" w:eastAsia="黑体"/>
         </w:rPr>
         <w:t xml:space="preserve">的两端；主控</w:t>
       </w:r>
       <w:r>
+        <w:rPr>
+          <w:rFonts w:eastAsia="黑体"/>
+        </w:rPr>
         <w:t xml:space="preserve"> </w:t>
       </w:r>
       <w:r>
         <w:rPr>
-          <w:rFonts w:hint="eastAsia"/>
+          <w:rFonts w:hint="eastAsia" w:eastAsia="黑体"/>
         </w:rPr>
         <w:t xml:space="preserve">MCU（IC2）通过数字接口（I²C/SPI）与</w:t>
       </w:r>
       <w:r>
+        <w:rPr>
+          <w:rFonts w:eastAsia="黑体"/>
+        </w:rPr>
         <w:t xml:space="preserve"> IC1 </w:t>
       </w:r>
       <w:r>
         <w:rPr>
-          <w:rFonts w:hint="eastAsia"/>
+          <w:rFonts w:hint="eastAsia" w:eastAsia="黑体"/>
         </w:rPr>
         <w:t xml:space="preserve">相连，并输出保护与均衡控制信号。检流电阻</w:t>
       </w:r>
       <w:r>
+        <w:rPr>
+          <w:rFonts w:eastAsia="黑体"/>
+        </w:rPr>
         <w:t xml:space="preserve"> Rs </w:t>
       </w:r>
       <w:r>
         <w:rPr>
-          <w:rFonts w:hint="eastAsia"/>
+          <w:rFonts w:hint="eastAsia" w:eastAsia="黑体"/>
         </w:rPr>
         <w:t xml:space="preserve">一端接电池组负端</w:t>
       </w:r>
       <w:r>
+        <w:rPr>
+          <w:rFonts w:eastAsia="黑体"/>
+        </w:rPr>
         <w:t xml:space="preserve"> </w:t>
       </w:r>
       <w:r>
         <w:rPr>
-          <w:rFonts w:hint="eastAsia"/>
+          <w:rFonts w:hint="eastAsia" w:eastAsia="黑体"/>
         </w:rPr>
         <w:t xml:space="preserve">B-、另一端接充放电回路的公共节点</w:t>
       </w:r>
       <w:r>
+        <w:rPr>
+          <w:rFonts w:eastAsia="黑体"/>
+        </w:rPr>
         <w:t xml:space="preserve"> </w:t>
       </w:r>
       <w:r>
         <w:rPr>
-          <w:rFonts w:hint="eastAsia"/>
+          <w:rFonts w:hint="eastAsia" w:eastAsia="黑体"/>
         </w:rPr>
         <w:t xml:space="preserve">P-。充电</w:t>
       </w:r>
       <w:r>
+        <w:rPr>
+          <w:rFonts w:eastAsia="黑体"/>
+        </w:rPr>
         <w:t xml:space="preserve"> MOSFET Q1 </w:t>
       </w:r>
       <w:r>
         <w:rPr>
-          <w:rFonts w:hint="eastAsia"/>
+          <w:rFonts w:hint="eastAsia" w:eastAsia="黑体"/>
         </w:rPr>
         <w:t xml:space="preserve">与放电</w:t>
       </w:r>
       <w:r>
+        <w:rPr>
+          <w:rFonts w:eastAsia="黑体"/>
+        </w:rPr>
         <w:t xml:space="preserve"> MOSFET Q2 </w:t>
       </w:r>
       <w:r>
         <w:rPr>
-          <w:rFonts w:hint="eastAsia"/>
+          <w:rFonts w:hint="eastAsia" w:eastAsia="黑体"/>
         </w:rPr>
         <w:t xml:space="preserve">反向串联于</w:t>
       </w:r>
       <w:r>
+        <w:rPr>
+          <w:rFonts w:eastAsia="黑体"/>
+        </w:rPr>
         <w:t xml:space="preserve"> B- </w:t>
       </w:r>
       <w:r>
         <w:rPr>
-          <w:rFonts w:hint="eastAsia"/>
+          <w:rFonts w:hint="eastAsia" w:eastAsia="黑体"/>
         </w:rPr>
         <w:t xml:space="preserve">与</w:t>
       </w:r>
       <w:r>
+        <w:rPr>
+          <w:rFonts w:eastAsia="黑体"/>
+        </w:rPr>
         <w:t xml:space="preserve"> P- </w:t>
       </w:r>
       <w:r>
         <w:rPr>
-          <w:rFonts w:hint="eastAsia"/>
+          <w:rFonts w:hint="eastAsia" w:eastAsia="黑体"/>
         </w:rPr>
         <w:t xml:space="preserve">之间：Q1</w:t>
       </w:r>
       <w:r>
+        <w:rPr>
+          <w:rFonts w:eastAsia="黑体"/>
+        </w:rPr>
         <w:t xml:space="preserve"> </w:t>
       </w:r>
       <w:r>
         <w:rPr>
-          <w:rFonts w:hint="eastAsia"/>
+          <w:rFonts w:hint="eastAsia" w:eastAsia="黑体"/>
         </w:rPr>
         <w:t xml:space="preserve">的源极与</w:t>
       </w:r>
       <w:r>
+        <w:rPr>
+          <w:rFonts w:eastAsia="黑体"/>
+        </w:rPr>
         <w:t xml:space="preserve"> Q2 </w:t>
       </w:r>
       <w:r>
         <w:rPr>
-          <w:rFonts w:hint="eastAsia"/>
+          <w:rFonts w:hint="eastAsia" w:eastAsia="黑体"/>
         </w:rPr>
         <w:t xml:space="preserve">的源极相接，Q1</w:t>
       </w:r>
       <w:r>
+        <w:rPr>
+          <w:rFonts w:eastAsia="黑体"/>
+        </w:rPr>
         <w:t xml:space="preserve"> </w:t>
       </w:r>
       <w:r>
         <w:rPr>
-          <w:rFonts w:hint="eastAsia"/>
+          <w:rFonts w:hint="eastAsia" w:eastAsia="黑体"/>
         </w:rPr>
         <w:t xml:space="preserve">的漏极接</w:t>
       </w:r>
       <w:r>
+        <w:rPr>
+          <w:rFonts w:eastAsia="黑体"/>
+        </w:rPr>
         <w:t xml:space="preserve"> B-、Q2 </w:t>
       </w:r>
       <w:r>
         <w:rPr>
-          <w:rFonts w:hint="eastAsia"/>
+          <w:rFonts w:hint="eastAsia" w:eastAsia="黑体"/>
         </w:rPr>
         <w:t xml:space="preserve">的漏极接</w:t>
       </w:r>
       <w:r>
+        <w:rPr>
+          <w:rFonts w:eastAsia="黑体"/>
+        </w:rPr>
         <w:t xml:space="preserve"> </w:t>
       </w:r>
       <w:r>
         <w:rPr>
-          <w:rFonts w:hint="eastAsia"/>
+          <w:rFonts w:hint="eastAsia" w:eastAsia="黑体"/>
         </w:rPr>
         <w:t xml:space="preserve">P-（或相反），两者的栅极分别由</w:t>
       </w:r>
       <w:r>
+        <w:rPr>
+          <w:rFonts w:eastAsia="黑体"/>
+        </w:rPr>
         <w:t xml:space="preserve"> IC1 </w:t>
       </w:r>
       <w:r>
         <w:rPr>
-          <w:rFonts w:hint="eastAsia"/>
+          <w:rFonts w:hint="eastAsia" w:eastAsia="黑体"/>
         </w:rPr>
         <w:t xml:space="preserve">的充电控制脚（CO）与放电控制脚（DO）驱动；各单体旁路的均衡电阻与均衡开关则跨接在相邻中间抽头之间，受</w:t>
       </w:r>
       <w:r>
+        <w:rPr>
+          <w:rFonts w:eastAsia="黑体"/>
+        </w:rPr>
         <w:t xml:space="preserve"> IC1 </w:t>
       </w:r>
       <w:r>
         <w:rPr>
-          <w:rFonts w:hint="eastAsia"/>
+          <w:rFonts w:hint="eastAsia" w:eastAsia="黑体"/>
         </w:rPr>
         <w:t xml:space="preserve">均衡引脚控制。</w:t>
       </w:r>
@@ -470,34 +581,43 @@
       <w:pPr/>
       <w:r>
         <w:rPr>
-          <w:rFonts w:hint="eastAsia"/>
+          <w:rFonts w:hint="eastAsia" w:eastAsia="黑体"/>
         </w:rPr>
         <w:t xml:space="preserve">组态上这是一个”AFE</w:t>
       </w:r>
       <w:r>
+        <w:rPr>
+          <w:rFonts w:eastAsia="黑体"/>
+        </w:rPr>
         <w:t xml:space="preserve"> + MCU + </w:t>
       </w:r>
       <w:r>
         <w:rPr>
-          <w:rFonts w:hint="eastAsia"/>
+          <w:rFonts w:hint="eastAsia" w:eastAsia="黑体"/>
         </w:rPr>
         <w:t xml:space="preserve">双</w:t>
       </w:r>
       <w:r>
+        <w:rPr>
+          <w:rFonts w:eastAsia="黑体"/>
+        </w:rPr>
         <w:t xml:space="preserve"> MOSFET </w:t>
       </w:r>
       <w:r>
         <w:rPr>
-          <w:rFonts w:hint="eastAsia"/>
+          <w:rFonts w:hint="eastAsia" w:eastAsia="黑体"/>
         </w:rPr>
         <w:t xml:space="preserve">保护开关”的电池管理系统，并联监测各单体电压、电流与温度，并通过</w:t>
       </w:r>
       <w:r>
+        <w:rPr>
+          <w:rFonts w:eastAsia="黑体"/>
+        </w:rPr>
         <w:t xml:space="preserve"> MOS </w:t>
       </w:r>
       <w:r>
         <w:rPr>
-          <w:rFonts w:hint="eastAsia"/>
+          <w:rFonts w:hint="eastAsia" w:eastAsia="黑体"/>
         </w:rPr>
         <w:t xml:space="preserve">开关实现过充、过放、过流、短路保护与均衡，用于锂电池组的状态估算与安全管理。</w:t>
       </w:r>
@@ -510,7 +630,7 @@
       </w:pPr>
       <w:r>
         <w:rPr>
-          <w:rFonts w:hint="eastAsia"/>
+          <w:rFonts w:hint="eastAsia" w:eastAsia="黑体"/>
         </w:rPr>
         <w:t xml:space="preserve">工作原理</w:t>
       </w:r>
@@ -521,25 +641,31 @@
       </w:pPr>
       <w:r>
         <w:rPr>
-          <w:rFonts w:hint="eastAsia"/>
+          <w:rFonts w:hint="eastAsia" w:eastAsia="黑体"/>
         </w:rPr>
         <w:t xml:space="preserve">采样电路逐节读取各单体电压，采样电阻上读取电流，热敏电阻读取温度；MCU/AFE</w:t>
       </w:r>
       <w:r>
+        <w:rPr>
+          <w:rFonts w:eastAsia="黑体"/>
+        </w:rPr>
         <w:t xml:space="preserve"> </w:t>
       </w:r>
       <w:r>
         <w:rPr>
-          <w:rFonts w:hint="eastAsia"/>
+          <w:rFonts w:hint="eastAsia" w:eastAsia="黑体"/>
         </w:rPr>
         <w:t xml:space="preserve">据此估算荷电状态（SOC）并作出保护决策——当任一参数越限（过充、过放、过流、过温、短路）时，驱动</w:t>
       </w:r>
       <w:r>
+        <w:rPr>
+          <w:rFonts w:eastAsia="黑体"/>
+        </w:rPr>
         <w:t xml:space="preserve"> MOSFET </w:t>
       </w:r>
       <w:r>
         <w:rPr>
-          <w:rFonts w:hint="eastAsia"/>
+          <w:rFonts w:hint="eastAsia" w:eastAsia="黑体"/>
         </w:rPr>
         <w:t xml:space="preserve">断开充电或放电回路；均衡电路则转移或旁路能量，使各单体电压趋于一致。</w:t>
       </w:r>
@@ -552,7 +678,7 @@
       </w:pPr>
       <w:r>
         <w:rPr>
-          <w:rFonts w:hint="eastAsia"/>
+          <w:rFonts w:hint="eastAsia" w:eastAsia="黑体"/>
         </w:rPr>
         <w:t xml:space="preserve">关键计算公式</w:t>
       </w:r>
@@ -566,7 +692,7 @@
       </w:pPr>
       <w:r>
         <w:rPr>
-          <w:rFonts w:hint="eastAsia"/>
+          <w:rFonts w:hint="eastAsia" w:eastAsia="黑体"/>
         </w:rPr>
         <w:t xml:space="preserve">荷电状态估算（安时积分法）：</w:t>
       </w:r>
@@ -680,16 +806,19 @@
       </w:pPr>
       <w:r>
         <w:rPr>
-          <w:rFonts w:hint="eastAsia"/>
+          <w:rFonts w:hint="eastAsia" w:eastAsia="黑体"/>
         </w:rPr>
         <w:t xml:space="preserve">单体过充保护阈值（以</w:t>
       </w:r>
       <w:r>
+        <w:rPr>
+          <w:rFonts w:eastAsia="黑体"/>
+        </w:rPr>
         <w:t xml:space="preserve"> LiFePO4 </w:t>
       </w:r>
       <w:r>
         <w:rPr>
-          <w:rFonts w:hint="eastAsia"/>
+          <w:rFonts w:hint="eastAsia" w:eastAsia="黑体"/>
         </w:rPr>
         <w:t xml:space="preserve">为例）：</w:t>
       </w:r>
@@ -771,7 +900,7 @@
       </w:pPr>
       <w:r>
         <w:rPr>
-          <w:rFonts w:hint="eastAsia"/>
+          <w:rFonts w:hint="eastAsia" w:eastAsia="黑体"/>
         </w:rPr>
         <w:t xml:space="preserve">单体过放保护阈值：</w:t>
       </w:r>
@@ -853,7 +982,7 @@
       </w:pPr>
       <w:r>
         <w:rPr>
-          <w:rFonts w:hint="eastAsia"/>
+          <w:rFonts w:hint="eastAsia" w:eastAsia="黑体"/>
         </w:rPr>
         <w:t xml:space="preserve">电流采样电压：</w:t>
       </w:r>
@@ -943,7 +1072,7 @@
       </w:pPr>
       <w:r>
         <w:rPr>
-          <w:rFonts w:hint="eastAsia"/>
+          <w:rFonts w:hint="eastAsia" w:eastAsia="黑体"/>
         </w:rPr>
         <w:t xml:space="preserve">均衡电流（电阻均衡）：</w:t>
       </w:r>
@@ -1064,7 +1193,7 @@
             </w:pPr>
             <w:r>
               <w:rPr>
-                <w:rFonts w:hint="eastAsia"/>
+                <w:rFonts w:hint="eastAsia" w:eastAsia="黑体"/>
               </w:rPr>
               <w:t xml:space="preserve">符号</w:t>
             </w:r>
@@ -1078,7 +1207,7 @@
             </w:pPr>
             <w:r>
               <w:rPr>
-                <w:rFonts w:hint="eastAsia"/>
+                <w:rFonts w:hint="eastAsia" w:eastAsia="黑体"/>
               </w:rPr>
               <w:t xml:space="preserve">含义</w:t>
             </w:r>
@@ -1092,7 +1221,7 @@
             </w:pPr>
             <w:r>
               <w:rPr>
-                <w:rFonts w:hint="eastAsia"/>
+                <w:rFonts w:hint="eastAsia" w:eastAsia="黑体"/>
               </w:rPr>
               <w:t xml:space="preserve">单位</w:t>
             </w:r>
@@ -1118,6 +1247,9 @@
               </m:r>
             </m:oMath>
             <w:r>
+              <w:rPr>
+                <w:rFonts w:eastAsia="黑体"/>
+              </w:rPr>
               <w:t xml:space="preserve">​</w:t>
             </w:r>
           </w:p>
@@ -1130,7 +1262,7 @@
             </w:pPr>
             <w:r>
               <w:rPr>
-                <w:rFonts w:hint="eastAsia"/>
+                <w:rFonts w:hint="eastAsia" w:eastAsia="黑体"/>
               </w:rPr>
               <w:t xml:space="preserve">荷电状态</w:t>
             </w:r>
@@ -1143,6 +1275,9 @@
               <w:pStyle w:val="Compact"/>
             </w:pPr>
             <w:r>
+              <w:rPr>
+                <w:rFonts w:eastAsia="黑体"/>
+              </w:rPr>
               <w:t xml:space="preserve">—</w:t>
             </w:r>
           </w:p>
@@ -1176,6 +1311,9 @@
               </m:sSub>
             </m:oMath>
             <w:r>
+              <w:rPr>
+                <w:rFonts w:eastAsia="黑体"/>
+              </w:rPr>
               <w:t xml:space="preserve">​</w:t>
             </w:r>
           </w:p>
@@ -1188,7 +1326,7 @@
             </w:pPr>
             <w:r>
               <w:rPr>
-                <w:rFonts w:hint="eastAsia"/>
+                <w:rFonts w:hint="eastAsia" w:eastAsia="黑体"/>
               </w:rPr>
               <w:t xml:space="preserve">电池容量</w:t>
             </w:r>
@@ -1202,16 +1340,19 @@
             </w:pPr>
             <w:r>
               <w:rPr>
-                <w:rFonts w:hint="eastAsia"/>
+                <w:rFonts w:hint="eastAsia" w:eastAsia="黑体"/>
               </w:rPr>
               <w:t xml:space="preserve">A·s（常用</w:t>
             </w:r>
             <w:r>
+              <w:rPr>
+                <w:rFonts w:eastAsia="黑体"/>
+              </w:rPr>
               <w:t xml:space="preserve"> </w:t>
             </w:r>
             <w:r>
               <w:rPr>
-                <w:rFonts w:hint="eastAsia"/>
+                <w:rFonts w:hint="eastAsia" w:eastAsia="黑体"/>
               </w:rPr>
               <w:t xml:space="preserve">Ah）</w:t>
             </w:r>
@@ -1231,6 +1372,9 @@
               </m:r>
             </m:oMath>
             <w:r>
+              <w:rPr>
+                <w:rFonts w:eastAsia="黑体"/>
+              </w:rPr>
               <w:t xml:space="preserve">​</w:t>
             </w:r>
           </w:p>
@@ -1243,7 +1387,7 @@
             </w:pPr>
             <w:r>
               <w:rPr>
-                <w:rFonts w:hint="eastAsia"/>
+                <w:rFonts w:hint="eastAsia" w:eastAsia="黑体"/>
               </w:rPr>
               <w:t xml:space="preserve">电流</w:t>
             </w:r>
@@ -1256,6 +1400,9 @@
               <w:pStyle w:val="Compact"/>
             </w:pPr>
             <w:r>
+              <w:rPr>
+                <w:rFonts w:eastAsia="黑体"/>
+              </w:rPr>
               <w:t xml:space="preserve">A</w:t>
             </w:r>
           </w:p>
@@ -1292,6 +1439,9 @@
               </m:sSub>
             </m:oMath>
             <w:r>
+              <w:rPr>
+                <w:rFonts w:eastAsia="黑体"/>
+              </w:rPr>
               <w:t xml:space="preserve">​</w:t>
             </w:r>
           </w:p>
@@ -1304,7 +1454,7 @@
             </w:pPr>
             <w:r>
               <w:rPr>
-                <w:rFonts w:hint="eastAsia"/>
+                <w:rFonts w:hint="eastAsia" w:eastAsia="黑体"/>
               </w:rPr>
               <w:t xml:space="preserve">单体电压</w:t>
             </w:r>
@@ -1317,6 +1467,9 @@
               <w:pStyle w:val="Compact"/>
             </w:pPr>
             <w:r>
+              <w:rPr>
+                <w:rFonts w:eastAsia="黑体"/>
+              </w:rPr>
               <w:t xml:space="preserve">V</w:t>
             </w:r>
           </w:p>
@@ -1356,6 +1509,9 @@
               </m:sSub>
             </m:oMath>
             <w:r>
+              <w:rPr>
+                <w:rFonts w:eastAsia="黑体"/>
+              </w:rPr>
               <w:t xml:space="preserve">​</w:t>
             </w:r>
           </w:p>
@@ -1368,7 +1524,7 @@
             </w:pPr>
             <w:r>
               <w:rPr>
-                <w:rFonts w:hint="eastAsia"/>
+                <w:rFonts w:hint="eastAsia" w:eastAsia="黑体"/>
               </w:rPr>
               <w:t xml:space="preserve">采样电阻</w:t>
             </w:r>
@@ -1381,6 +1537,9 @@
               <w:pStyle w:val="Compact"/>
             </w:pPr>
             <w:r>
+              <w:rPr>
+                <w:rFonts w:eastAsia="黑体"/>
+              </w:rPr>
               <w:t xml:space="preserve">Ω</w:t>
             </w:r>
           </w:p>
@@ -1414,6 +1573,9 @@
               </m:sSub>
             </m:oMath>
             <w:r>
+              <w:rPr>
+                <w:rFonts w:eastAsia="黑体"/>
+              </w:rPr>
               <w:t xml:space="preserve">​</w:t>
             </w:r>
           </w:p>
@@ -1426,7 +1588,7 @@
             </w:pPr>
             <w:r>
               <w:rPr>
-                <w:rFonts w:hint="eastAsia"/>
+                <w:rFonts w:hint="eastAsia" w:eastAsia="黑体"/>
               </w:rPr>
               <w:t xml:space="preserve">均衡电阻</w:t>
             </w:r>
@@ -1439,6 +1601,9 @@
               <w:pStyle w:val="Compact"/>
             </w:pPr>
             <w:r>
+              <w:rPr>
+                <w:rFonts w:eastAsia="黑体"/>
+              </w:rPr>
               <w:t xml:space="preserve">Ω</w:t>
             </w:r>
           </w:p>
@@ -1472,6 +1637,9 @@
               </m:sSub>
             </m:oMath>
             <w:r>
+              <w:rPr>
+                <w:rFonts w:eastAsia="黑体"/>
+              </w:rPr>
               <w:t xml:space="preserve">​</w:t>
             </w:r>
           </w:p>
@@ -1484,7 +1652,7 @@
             </w:pPr>
             <w:r>
               <w:rPr>
-                <w:rFonts w:hint="eastAsia"/>
+                <w:rFonts w:hint="eastAsia" w:eastAsia="黑体"/>
               </w:rPr>
               <w:t xml:space="preserve">均衡电流</w:t>
             </w:r>
@@ -1497,6 +1665,9 @@
               <w:pStyle w:val="Compact"/>
             </w:pPr>
             <w:r>
+              <w:rPr>
+                <w:rFonts w:eastAsia="黑体"/>
+              </w:rPr>
               <w:t xml:space="preserve">A</w:t>
             </w:r>
           </w:p>
@@ -1511,7 +1682,7 @@
       </w:pPr>
       <w:r>
         <w:rPr>
-          <w:rFonts w:hint="eastAsia"/>
+          <w:rFonts w:hint="eastAsia" w:eastAsia="黑体"/>
         </w:rPr>
         <w:t xml:space="preserve">元件调整影响</w:t>
       </w:r>
@@ -1526,7 +1697,7 @@
       </w:pPr>
       <w:r>
         <w:rPr>
-          <w:rFonts w:hint="eastAsia"/>
+          <w:rFonts w:hint="eastAsia" w:eastAsia="黑体"/>
           <w:b/>
           <w:bCs/>
         </w:rPr>
@@ -1534,6 +1705,7 @@
       </w:r>
       <w:r>
         <w:rPr>
+          <w:rFonts w:eastAsia="黑体"/>
           <w:b/>
           <w:bCs/>
         </w:rPr>
@@ -1567,6 +1739,7 @@
       </m:oMath>
       <w:r>
         <w:rPr>
+          <w:rFonts w:eastAsia="黑体"/>
           <w:b/>
           <w:bCs/>
         </w:rPr>
@@ -1574,21 +1747,27 @@
       </w:r>
       <w:r>
         <w:rPr>
-          <w:rFonts w:hint="eastAsia"/>
+          <w:rFonts w:hint="eastAsia" w:eastAsia="黑体"/>
           <w:b/>
           <w:bCs/>
         </w:rPr>
         <w:t xml:space="preserve">增大</w:t>
       </w:r>
       <w:r>
+        <w:rPr>
+          <w:rFonts w:eastAsia="黑体"/>
+        </w:rPr>
         <w:t xml:space="preserve"> </w:t>
       </w:r>
       <w:r>
+        <w:rPr>
+          <w:rFonts w:eastAsia="黑体"/>
+        </w:rPr>
         <w:t xml:space="preserve">→ </w:t>
       </w:r>
       <w:r>
         <w:rPr>
-          <w:rFonts w:hint="eastAsia"/>
+          <w:rFonts w:hint="eastAsia" w:eastAsia="黑体"/>
         </w:rPr>
         <w:t xml:space="preserve">电流分辨率提高，但功耗增大、精度受温漂影响。</w:t>
       </w:r>
@@ -1603,7 +1782,7 @@
       </w:pPr>
       <w:r>
         <w:rPr>
-          <w:rFonts w:hint="eastAsia"/>
+          <w:rFonts w:hint="eastAsia" w:eastAsia="黑体"/>
           <w:b/>
           <w:bCs/>
         </w:rPr>
@@ -1611,6 +1790,7 @@
       </w:r>
       <w:r>
         <w:rPr>
+          <w:rFonts w:eastAsia="黑体"/>
           <w:b/>
           <w:bCs/>
         </w:rPr>
@@ -1638,6 +1818,7 @@
       </m:oMath>
       <w:r>
         <w:rPr>
+          <w:rFonts w:eastAsia="黑体"/>
           <w:b/>
           <w:bCs/>
         </w:rPr>
@@ -1645,21 +1826,27 @@
       </w:r>
       <w:r>
         <w:rPr>
-          <w:rFonts w:hint="eastAsia"/>
+          <w:rFonts w:hint="eastAsia" w:eastAsia="黑体"/>
           <w:b/>
           <w:bCs/>
         </w:rPr>
         <w:t xml:space="preserve">减小</w:t>
       </w:r>
       <w:r>
+        <w:rPr>
+          <w:rFonts w:eastAsia="黑体"/>
+        </w:rPr>
         <w:t xml:space="preserve"> </w:t>
       </w:r>
       <w:r>
+        <w:rPr>
+          <w:rFonts w:eastAsia="黑体"/>
+        </w:rPr>
         <w:t xml:space="preserve">→ </w:t>
       </w:r>
       <w:r>
         <w:rPr>
-          <w:rFonts w:hint="eastAsia"/>
+          <w:rFonts w:hint="eastAsia" w:eastAsia="黑体"/>
         </w:rPr>
         <w:t xml:space="preserve">均衡电流增大、均衡更快，但发热与功耗上升。</w:t>
       </w:r>
@@ -1674,21 +1861,27 @@
       </w:pPr>
       <w:r>
         <w:rPr>
-          <w:rFonts w:hint="eastAsia"/>
+          <w:rFonts w:hint="eastAsia" w:eastAsia="黑体"/>
           <w:b/>
           <w:bCs/>
         </w:rPr>
         <w:t xml:space="preserve">保护阈值提高</w:t>
       </w:r>
       <w:r>
+        <w:rPr>
+          <w:rFonts w:eastAsia="黑体"/>
+        </w:rPr>
         <w:t xml:space="preserve"> </w:t>
       </w:r>
       <w:r>
+        <w:rPr>
+          <w:rFonts w:eastAsia="黑体"/>
+        </w:rPr>
         <w:t xml:space="preserve">→ </w:t>
       </w:r>
       <w:r>
         <w:rPr>
-          <w:rFonts w:hint="eastAsia"/>
+          <w:rFonts w:hint="eastAsia" w:eastAsia="黑体"/>
         </w:rPr>
         <w:t xml:space="preserve">电池使用范围扩大，但过充/过放风险增大、寿命缩短。</w:t>
       </w:r>
@@ -1703,21 +1896,27 @@
       </w:pPr>
       <w:r>
         <w:rPr>
-          <w:rFonts w:hint="eastAsia"/>
+          <w:rFonts w:hint="eastAsia" w:eastAsia="黑体"/>
           <w:b/>
           <w:bCs/>
         </w:rPr>
         <w:t xml:space="preserve">采样精度提高</w:t>
       </w:r>
       <w:r>
+        <w:rPr>
+          <w:rFonts w:eastAsia="黑体"/>
+        </w:rPr>
         <w:t xml:space="preserve"> </w:t>
       </w:r>
       <w:r>
+        <w:rPr>
+          <w:rFonts w:eastAsia="黑体"/>
+        </w:rPr>
         <w:t xml:space="preserve">→ SOC </w:t>
       </w:r>
       <w:r>
         <w:rPr>
-          <w:rFonts w:hint="eastAsia"/>
+          <w:rFonts w:hint="eastAsia" w:eastAsia="黑体"/>
         </w:rPr>
         <w:t xml:space="preserve">估算更准，但成本上升。</w:t>
       </w:r>
@@ -1730,7 +1929,7 @@
       </w:pPr>
       <w:r>
         <w:rPr>
-          <w:rFonts w:hint="eastAsia"/>
+          <w:rFonts w:hint="eastAsia" w:eastAsia="黑体"/>
         </w:rPr>
         <w:t xml:space="preserve">典型参数示例</w:t>
       </w:r>
@@ -1745,11 +1944,14 @@
       </w:pPr>
       <w:r>
         <w:rPr>
-          <w:rFonts w:hint="eastAsia"/>
+          <w:rFonts w:hint="eastAsia" w:eastAsia="黑体"/>
         </w:rPr>
         <w:t xml:space="preserve">取</w:t>
       </w:r>
       <w:r>
+        <w:rPr>
+          <w:rFonts w:eastAsia="黑体"/>
+        </w:rPr>
         <w:t xml:space="preserve"> </w:t>
       </w:r>
       <m:oMath>
@@ -1793,38 +1995,50 @@
       </m:oMath>
       <w:r>
         <w:rPr>
-          <w:rFonts w:hint="eastAsia"/>
+          <w:rFonts w:hint="eastAsia" w:eastAsia="黑体"/>
         </w:rPr>
         <w:t xml:space="preserve">（3.6</w:t>
       </w:r>
       <w:r>
+        <w:rPr>
+          <w:rFonts w:eastAsia="黑体"/>
+        </w:rPr>
         <w:t xml:space="preserve"> V </w:t>
       </w:r>
       <w:r>
         <w:rPr>
-          <w:rFonts w:hint="eastAsia"/>
+          <w:rFonts w:hint="eastAsia" w:eastAsia="黑体"/>
         </w:rPr>
         <w:t xml:space="preserve">三元锂电池）、充电电流</w:t>
       </w:r>
       <w:r>
+        <w:rPr>
+          <w:rFonts w:eastAsia="黑体"/>
+        </w:rPr>
         <w:t xml:space="preserve"> 1 </w:t>
       </w:r>
       <w:r>
         <w:rPr>
-          <w:rFonts w:hint="eastAsia"/>
+          <w:rFonts w:hint="eastAsia" w:eastAsia="黑体"/>
         </w:rPr>
         <w:t xml:space="preserve">A，静置满电后放电</w:t>
       </w:r>
       <w:r>
+        <w:rPr>
+          <w:rFonts w:eastAsia="黑体"/>
+        </w:rPr>
         <w:t xml:space="preserve"> 0.5 </w:t>
       </w:r>
       <w:r>
         <w:rPr>
-          <w:rFonts w:hint="eastAsia"/>
+          <w:rFonts w:hint="eastAsia" w:eastAsia="黑体"/>
         </w:rPr>
         <w:t xml:space="preserve">h：放电量</w:t>
       </w:r>
       <w:r>
+        <w:rPr>
+          <w:rFonts w:eastAsia="黑体"/>
+        </w:rPr>
         <w:t xml:space="preserve"> </w:t>
       </w:r>
       <m:oMath>
@@ -1868,29 +2082,38 @@
       </m:oMath>
       <w:r>
         <w:rPr>
-          <w:rFonts w:hint="eastAsia"/>
+          <w:rFonts w:hint="eastAsia" w:eastAsia="黑体"/>
         </w:rPr>
         <w:t xml:space="preserve">，SOC</w:t>
       </w:r>
       <w:r>
+        <w:rPr>
+          <w:rFonts w:eastAsia="黑体"/>
+        </w:rPr>
         <w:t xml:space="preserve"> </w:t>
       </w:r>
       <w:r>
         <w:rPr>
-          <w:rFonts w:hint="eastAsia"/>
+          <w:rFonts w:hint="eastAsia" w:eastAsia="黑体"/>
         </w:rPr>
         <w:t xml:space="preserve">由</w:t>
       </w:r>
       <w:r>
+        <w:rPr>
+          <w:rFonts w:eastAsia="黑体"/>
+        </w:rPr>
         <w:t xml:space="preserve"> 100% </w:t>
       </w:r>
       <w:r>
         <w:rPr>
-          <w:rFonts w:hint="eastAsia"/>
+          <w:rFonts w:hint="eastAsia" w:eastAsia="黑体"/>
         </w:rPr>
         <w:t xml:space="preserve">降至约</w:t>
       </w:r>
       <w:r>
+        <w:rPr>
+          <w:rFonts w:eastAsia="黑体"/>
+        </w:rPr>
         <w:t xml:space="preserve"> 90%。</w:t>
       </w:r>
     </w:p>
@@ -1904,11 +2127,14 @@
       </w:pPr>
       <w:r>
         <w:rPr>
-          <w:rFonts w:hint="eastAsia"/>
+          <w:rFonts w:hint="eastAsia" w:eastAsia="黑体"/>
         </w:rPr>
         <w:t xml:space="preserve">取</w:t>
       </w:r>
       <w:r>
+        <w:rPr>
+          <w:rFonts w:eastAsia="黑体"/>
+        </w:rPr>
         <w:t xml:space="preserve"> </w:t>
       </w:r>
       <m:oMath>
@@ -1957,6 +2183,9 @@
         </m:r>
       </m:oMath>
       <w:r>
+        <w:rPr>
+          <w:rFonts w:eastAsia="黑体"/>
+        </w:rPr>
         <w:t xml:space="preserve">、</w:t>
       </w:r>
       <m:oMath>
@@ -1985,7 +2214,7 @@
       </m:oMath>
       <w:r>
         <w:rPr>
-          <w:rFonts w:hint="eastAsia"/>
+          <w:rFonts w:hint="eastAsia" w:eastAsia="黑体"/>
         </w:rPr>
         <w:t xml:space="preserve">：</w:t>
       </w:r>
@@ -2054,25 +2283,31 @@
       </m:oMath>
       <w:r>
         <w:rPr>
-          <w:rFonts w:hint="eastAsia"/>
+          <w:rFonts w:hint="eastAsia" w:eastAsia="黑体"/>
         </w:rPr>
         <w:t xml:space="preserve">，可被</w:t>
       </w:r>
       <w:r>
+        <w:rPr>
+          <w:rFonts w:eastAsia="黑体"/>
+        </w:rPr>
         <w:t xml:space="preserve"> 16 </w:t>
       </w:r>
       <w:r>
         <w:rPr>
-          <w:rFonts w:hint="eastAsia"/>
+          <w:rFonts w:hint="eastAsia" w:eastAsia="黑体"/>
         </w:rPr>
         <w:t xml:space="preserve">位</w:t>
       </w:r>
       <w:r>
+        <w:rPr>
+          <w:rFonts w:eastAsia="黑体"/>
+        </w:rPr>
         <w:t xml:space="preserve"> ADC </w:t>
       </w:r>
       <w:r>
         <w:rPr>
-          <w:rFonts w:hint="eastAsia"/>
+          <w:rFonts w:hint="eastAsia" w:eastAsia="黑体"/>
         </w:rPr>
         <w:t xml:space="preserve">精确采集。</w:t>
       </w:r>
@@ -2085,7 +2320,7 @@
       </w:pPr>
       <w:r>
         <w:rPr>
-          <w:rFonts w:hint="eastAsia"/>
+          <w:rFonts w:hint="eastAsia" w:eastAsia="黑体"/>
         </w:rPr>
         <w:t xml:space="preserve">常见器件型号</w:t>
       </w:r>
@@ -2100,7 +2335,7 @@
       </w:pPr>
       <w:r>
         <w:rPr>
-          <w:rFonts w:hint="eastAsia"/>
+          <w:rFonts w:hint="eastAsia" w:eastAsia="黑体"/>
         </w:rPr>
         <w:t xml:space="preserve">监控前段（AFE）：BQ76920/BQ76940、BQ76952（TI）、MAX17320。</w:t>
       </w:r>
@@ -2115,20 +2350,26 @@
       </w:pPr>
       <w:r>
         <w:rPr>
-          <w:rFonts w:hint="eastAsia"/>
+          <w:rFonts w:hint="eastAsia" w:eastAsia="黑体"/>
         </w:rPr>
         <w:t xml:space="preserve">主控</w:t>
       </w:r>
       <w:r>
+        <w:rPr>
+          <w:rFonts w:eastAsia="黑体"/>
+        </w:rPr>
         <w:t xml:space="preserve"> </w:t>
       </w:r>
       <w:r>
         <w:rPr>
-          <w:rFonts w:hint="eastAsia"/>
+          <w:rFonts w:hint="eastAsia" w:eastAsia="黑体"/>
         </w:rPr>
         <w:t xml:space="preserve">MCU：STM32F103、STM32G0、NXP</w:t>
       </w:r>
       <w:r>
+        <w:rPr>
+          <w:rFonts w:eastAsia="黑体"/>
+        </w:rPr>
         <w:t xml:space="preserve"> Kinetis。</w:t>
       </w:r>
     </w:p>
@@ -2142,29 +2383,38 @@
       </w:pPr>
       <w:r>
         <w:rPr>
-          <w:rFonts w:hint="eastAsia"/>
+          <w:rFonts w:hint="eastAsia" w:eastAsia="黑体"/>
         </w:rPr>
         <w:t xml:space="preserve">保护</w:t>
       </w:r>
       <w:r>
+        <w:rPr>
+          <w:rFonts w:eastAsia="黑体"/>
+        </w:rPr>
         <w:t xml:space="preserve"> </w:t>
       </w:r>
       <w:r>
         <w:rPr>
-          <w:rFonts w:hint="eastAsia"/>
+          <w:rFonts w:hint="eastAsia" w:eastAsia="黑体"/>
         </w:rPr>
         <w:t xml:space="preserve">MOS：IRF3205、STP80NF、AON</w:t>
       </w:r>
       <w:r>
+        <w:rPr>
+          <w:rFonts w:eastAsia="黑体"/>
+        </w:rPr>
         <w:t xml:space="preserve"> </w:t>
       </w:r>
       <w:r>
         <w:rPr>
-          <w:rFonts w:hint="eastAsia"/>
+          <w:rFonts w:hint="eastAsia" w:eastAsia="黑体"/>
         </w:rPr>
         <w:t xml:space="preserve">系列功率</w:t>
       </w:r>
       <w:r>
+        <w:rPr>
+          <w:rFonts w:eastAsia="黑体"/>
+        </w:rPr>
         <w:t xml:space="preserve"> MOSFET。</w:t>
       </w:r>
     </w:p>
@@ -2178,7 +2428,7 @@
       </w:pPr>
       <w:r>
         <w:rPr>
-          <w:rFonts w:hint="eastAsia"/>
+          <w:rFonts w:hint="eastAsia" w:eastAsia="黑体"/>
         </w:rPr>
         <w:t xml:space="preserve">均衡方案：被动（电阻）均衡与主动（电感/电容）均衡。</w:t>
       </w:r>
@@ -2191,7 +2441,7 @@
       </w:pPr>
       <w:r>
         <w:rPr>
-          <w:rFonts w:hint="eastAsia"/>
+          <w:rFonts w:hint="eastAsia" w:eastAsia="黑体"/>
         </w:rPr>
         <w:t xml:space="preserve">注意事项</w:t>
       </w:r>
@@ -2206,16 +2456,19 @@
       </w:pPr>
       <w:r>
         <w:rPr>
-          <w:rFonts w:hint="eastAsia"/>
+          <w:rFonts w:hint="eastAsia" w:eastAsia="黑体"/>
         </w:rPr>
         <w:t xml:space="preserve">采样精度与温度补偿直接影响</w:t>
       </w:r>
       <w:r>
+        <w:rPr>
+          <w:rFonts w:eastAsia="黑体"/>
+        </w:rPr>
         <w:t xml:space="preserve"> SOC </w:t>
       </w:r>
       <w:r>
         <w:rPr>
-          <w:rFonts w:hint="eastAsia"/>
+          <w:rFonts w:hint="eastAsia" w:eastAsia="黑体"/>
         </w:rPr>
         <w:t xml:space="preserve">估算准确性，需定期校准。</w:t>
       </w:r>
@@ -2230,7 +2483,7 @@
       </w:pPr>
       <w:r>
         <w:rPr>
-          <w:rFonts w:hint="eastAsia"/>
+          <w:rFonts w:hint="eastAsia" w:eastAsia="黑体"/>
         </w:rPr>
         <w:t xml:space="preserve">保护阈值应按电池型号设定，避免误保护或漏保护。</w:t>
       </w:r>
@@ -2245,7 +2498,7 @@
       </w:pPr>
       <w:r>
         <w:rPr>
-          <w:rFonts w:hint="eastAsia"/>
+          <w:rFonts w:hint="eastAsia" w:eastAsia="黑体"/>
         </w:rPr>
         <w:t xml:space="preserve">均衡电流与散热需匹配，防止均衡电阻过热。</w:t>
       </w:r>
@@ -2260,7 +2513,7 @@
       </w:pPr>
       <w:r>
         <w:rPr>
-          <w:rFonts w:hint="eastAsia"/>
+          <w:rFonts w:hint="eastAsia" w:eastAsia="黑体"/>
         </w:rPr>
         <w:t xml:space="preserve">需设冗余与看门狗，防止失效导致安全事故。</w:t>
       </w:r>
@@ -2273,7 +2526,7 @@
       </w:pPr>
       <w:r>
         <w:rPr>
-          <w:rFonts w:hint="eastAsia"/>
+          <w:rFonts w:hint="eastAsia" w:eastAsia="黑体"/>
         </w:rPr>
         <w:t xml:space="preserve">参考资料</w:t>
       </w:r>
@@ -2287,6 +2540,9 @@
         </w:numPr>
       </w:pPr>
       <w:r>
+        <w:rPr>
+          <w:rFonts w:eastAsia="黑体"/>
+        </w:rPr>
         <w:t xml:space="preserve">Wikipedia: Battery management system。</w:t>
       </w:r>
     </w:p>
@@ -2299,20 +2555,26 @@
         </w:numPr>
       </w:pPr>
       <w:r>
+        <w:rPr>
+          <w:rFonts w:eastAsia="黑体"/>
+        </w:rPr>
         <w:t xml:space="preserve">TI BQ76952 </w:t>
       </w:r>
       <w:r>
         <w:rPr>
-          <w:rFonts w:hint="eastAsia"/>
+          <w:rFonts w:hint="eastAsia" w:eastAsia="黑体"/>
         </w:rPr>
         <w:t xml:space="preserve">数据手册（Texas</w:t>
       </w:r>
       <w:r>
+        <w:rPr>
+          <w:rFonts w:eastAsia="黑体"/>
+        </w:rPr>
         <w:t xml:space="preserve"> </w:t>
       </w:r>
       <w:r>
         <w:rPr>
-          <w:rFonts w:hint="eastAsia"/>
+          <w:rFonts w:hint="eastAsia" w:eastAsia="黑体"/>
         </w:rPr>
         <w:t xml:space="preserve">Instruments）。</w:t>
       </w:r>
@@ -2327,7 +2589,7 @@
       </w:pPr>
       <w:r>
         <w:rPr>
-          <w:rFonts w:hint="eastAsia"/>
+          <w:rFonts w:hint="eastAsia" w:eastAsia="黑体"/>
         </w:rPr>
         <w:t xml:space="preserve">《锂离子电池管理系统》（相关中文专著）。</w:t>
       </w:r>
@@ -2341,11 +2603,11 @@
       </w:pPr>
       <w:r>
         <w:rPr>
-          <w:rFonts w:ascii="Times New Roman" w:hAnsi="Times New Roman"/>
+          <w:rFonts w:ascii="Times New Roman" w:hAnsi="Times New Roman" w:eastAsia="黑体"/>
           <w:color w:val="555555"/>
           <w:sz w:val="21"/>
         </w:rPr>
-        <w:t>材料收集者：杜文杰</w:t>
+        <w:t>材料收集者：杜文杰，WX手机：19519196569，QQ:3478827729</w:t>
       </w:r>
     </w:p>
     <w:sectPr>
@@ -2365,7 +2627,7 @@
 </file>
 
 <file path=word/footer1.xml><?xml version="1.0" encoding="utf-8"?>
-<w:ftr xmlns:m="http://schemas.openxmlformats.org/officeDocument/2006/math" xmlns:mc="http://schemas.openxmlformats.org/markup-compatibility/2006" xmlns:mo="http://schemas.microsoft.com/office/mac/office/2008/main" xmlns:mv="urn:schemas-microsoft-com:mac:vml" xmlns:o="urn:schemas-microsoft-com:office:office" xmlns:r="http://schemas.openxmlformats.org/officeDocument/2006/relationships" xmlns:v="urn:schemas-microsoft-com:vml" xmlns:w10="urn:schemas-microsoft-com:office:word" xmlns:w14="http://schemas.microsoft.com/office/word/2010/wordml" xmlns:w="http://schemas.openxmlformats.org/wordprocessingml/2006/main" xmlns:wne="http://schemas.microsoft.com/office/word/2006/wordml" xmlns:wp14="http://schemas.microsoft.com/office/word/2010/wordprocessingDrawing" xmlns:wp="http://schemas.openxmlformats.org/drawingml/2006/wordprocessingDrawing" xmlns:wpc="http://schemas.microsoft.com/office/word/2010/wordprocessingCanvas" xmlns:wpg="http://schemas.microsoft.com/office/word/2010/wordprocessingGroup" xmlns:wpi="http://schemas.microsoft.com/office/word/2010/wordprocessingInk" xmlns:wps="http://schemas.microsoft.com/office/word/2010/wordprocessingShape" mc:Ignorable="w14 wp14">
+<w:ftr xmlns:mc="http://schemas.openxmlformats.org/markup-compatibility/2006" xmlns:w="http://schemas.openxmlformats.org/wordprocessingml/2006/main" xmlns:m="http://schemas.openxmlformats.org/officeDocument/2006/math" xmlns:mo="http://schemas.microsoft.com/office/mac/office/2008/main" xmlns:mv="urn:schemas-microsoft-com:mac:vml" xmlns:o="urn:schemas-microsoft-com:office:office" xmlns:r="http://schemas.openxmlformats.org/officeDocument/2006/relationships" xmlns:v="urn:schemas-microsoft-com:vml" xmlns:w10="urn:schemas-microsoft-com:office:word" xmlns:w14="http://schemas.microsoft.com/office/word/2010/wordml" xmlns:wne="http://schemas.microsoft.com/office/word/2006/wordml" xmlns:wp14="http://schemas.microsoft.com/office/word/2010/wordprocessingDrawing" xmlns:wp="http://schemas.openxmlformats.org/drawingml/2006/wordprocessingDrawing" xmlns:wpc="http://schemas.microsoft.com/office/word/2010/wordprocessingCanvas" xmlns:wpg="http://schemas.microsoft.com/office/word/2010/wordprocessingGroup" xmlns:wpi="http://schemas.microsoft.com/office/word/2010/wordprocessingInk" xmlns:wps="http://schemas.microsoft.com/office/word/2010/wordprocessingShape" mc:Ignorable="w14 wp14">
   <w:p>
     <w:pPr>
       <w:pStyle w:val="Footer"/>
@@ -2373,12 +2635,14 @@
     </w:pPr>
     <w:r>
       <w:rPr>
+        <w:rFonts w:eastAsia="黑体"/>
         <w:sz w:val="18"/>
       </w:rPr>
       <w:t xml:space="preserve">第 </w:t>
     </w:r>
     <w:r>
       <w:rPr>
+        <w:rFonts w:eastAsia="黑体"/>
         <w:sz w:val="18"/>
       </w:rPr>
       <w:fldChar w:fldCharType="begin"/>
@@ -2387,6 +2651,7 @@
     </w:r>
     <w:r>
       <w:rPr>
+        <w:rFonts w:eastAsia="黑体"/>
         <w:sz w:val="18"/>
       </w:rPr>
       <w:t xml:space="preserve"> 页</w:t>
@@ -2400,6 +2665,9 @@
   <w:footnote w:type="continuationSeparator" w:id="0">
     <w:p>
       <w:r>
+        <w:rPr>
+          <w:rFonts w:eastAsia="黑体"/>
+        </w:rPr>
         <w:continuationSeparator/>
       </w:r>
     </w:p>
@@ -2407,6 +2675,9 @@
   <w:footnote w:type="separator" w:id="-1">
     <w:p>
       <w:r>
+        <w:rPr>
+          <w:rFonts w:eastAsia="黑体"/>
+        </w:rPr>
         <w:separator/>
       </w:r>
     </w:p>
@@ -2415,7 +2686,7 @@
 </file>
 
 <file path=word/header1.xml><?xml version="1.0" encoding="utf-8"?>
-<w:hdr xmlns:m="http://schemas.openxmlformats.org/officeDocument/2006/math" xmlns:mc="http://schemas.openxmlformats.org/markup-compatibility/2006" xmlns:mo="http://schemas.microsoft.com/office/mac/office/2008/main" xmlns:mv="urn:schemas-microsoft-com:mac:vml" xmlns:o="urn:schemas-microsoft-com:office:office" xmlns:r="http://schemas.openxmlformats.org/officeDocument/2006/relationships" xmlns:v="urn:schemas-microsoft-com:vml" xmlns:w10="urn:schemas-microsoft-com:office:word" xmlns:w14="http://schemas.microsoft.com/office/word/2010/wordml" xmlns:w="http://schemas.openxmlformats.org/wordprocessingml/2006/main" xmlns:wne="http://schemas.microsoft.com/office/word/2006/wordml" xmlns:wp14="http://schemas.microsoft.com/office/word/2010/wordprocessingDrawing" xmlns:wp="http://schemas.openxmlformats.org/drawingml/2006/wordprocessingDrawing" xmlns:wpc="http://schemas.microsoft.com/office/word/2010/wordprocessingCanvas" xmlns:wpg="http://schemas.microsoft.com/office/word/2010/wordprocessingGroup" xmlns:wpi="http://schemas.microsoft.com/office/word/2010/wordprocessingInk" xmlns:wps="http://schemas.microsoft.com/office/word/2010/wordprocessingShape" mc:Ignorable="w14 wp14">
+<w:hdr xmlns:mc="http://schemas.openxmlformats.org/markup-compatibility/2006" xmlns:w="http://schemas.openxmlformats.org/wordprocessingml/2006/main" xmlns:m="http://schemas.openxmlformats.org/officeDocument/2006/math" xmlns:mo="http://schemas.microsoft.com/office/mac/office/2008/main" xmlns:mv="urn:schemas-microsoft-com:mac:vml" xmlns:o="urn:schemas-microsoft-com:office:office" xmlns:r="http://schemas.openxmlformats.org/officeDocument/2006/relationships" xmlns:v="urn:schemas-microsoft-com:vml" xmlns:w10="urn:schemas-microsoft-com:office:word" xmlns:w14="http://schemas.microsoft.com/office/word/2010/wordml" xmlns:wne="http://schemas.microsoft.com/office/word/2006/wordml" xmlns:wp14="http://schemas.microsoft.com/office/word/2010/wordprocessingDrawing" xmlns:wp="http://schemas.openxmlformats.org/drawingml/2006/wordprocessingDrawing" xmlns:wpc="http://schemas.microsoft.com/office/word/2010/wordprocessingCanvas" xmlns:wpg="http://schemas.microsoft.com/office/word/2010/wordprocessingGroup" xmlns:wpi="http://schemas.microsoft.com/office/word/2010/wordprocessingInk" xmlns:wps="http://schemas.microsoft.com/office/word/2010/wordprocessingShape" mc:Ignorable="w14 wp14">
   <w:p>
     <w:pPr>
       <w:pStyle w:val="Header"/>
@@ -2423,7 +2694,7 @@
     </w:pPr>
     <w:r>
       <w:rPr>
-        <w:rFonts w:ascii="Times New Roman" w:hAnsi="Times New Roman"/>
+        <w:rFonts w:ascii="Times New Roman" w:hAnsi="Times New Roman" w:eastAsia="黑体"/>
         <w:sz w:val="18"/>
         <w:rFonts w:eastAsia="黑体"/>
         <w:rFonts w:eastAsia="黑体"/>
@@ -2435,7 +2706,7 @@
 </file>
 
 <file path=word/numbering.xml><?xml version="1.0" encoding="utf-8"?>
-<w:numbering xmlns:m="http://schemas.openxmlformats.org/officeDocument/2006/math" xmlns:mc="http://schemas.openxmlformats.org/markup-compatibility/2006" xmlns:mo="http://schemas.microsoft.com/office/mac/office/2008/main" xmlns:mv="urn:schemas-microsoft-com:mac:vml" xmlns:o="urn:schemas-microsoft-com:office:office" xmlns:r="http://schemas.openxmlformats.org/officeDocument/2006/relationships" xmlns:v="urn:schemas-microsoft-com:vml" xmlns:w="http://schemas.openxmlformats.org/wordprocessingml/2006/main" xmlns:w10="urn:schemas-microsoft-com:office:word" xmlns:w14="http://schemas.microsoft.com/office/word/2010/wordml" xmlns:wne="http://schemas.microsoft.com/office/word/2006/wordml" xmlns:wp="http://schemas.openxmlformats.org/drawingml/2006/wordprocessingDrawing" xmlns:wp14="http://schemas.microsoft.com/office/word/2010/wordprocessingDrawing" xmlns:wpc="http://schemas.microsoft.com/office/word/2010/wordprocessingCanvas" xmlns:wpg="http://schemas.microsoft.com/office/word/2010/wordprocessingGroup" xmlns:wpi="http://schemas.microsoft.com/office/word/2010/wordprocessingInk" xmlns:wps="http://schemas.microsoft.com/office/word/2010/wordprocessingShape" mc:Ignorable="w14 wp14">
+<w:numbering xmlns:mc="http://schemas.openxmlformats.org/markup-compatibility/2006" xmlns:w="http://schemas.openxmlformats.org/wordprocessingml/2006/main" xmlns:m="http://schemas.openxmlformats.org/officeDocument/2006/math" xmlns:mo="http://schemas.microsoft.com/office/mac/office/2008/main" xmlns:mv="urn:schemas-microsoft-com:mac:vml" xmlns:o="urn:schemas-microsoft-com:office:office" xmlns:r="http://schemas.openxmlformats.org/officeDocument/2006/relationships" xmlns:v="urn:schemas-microsoft-com:vml" xmlns:w10="urn:schemas-microsoft-com:office:word" xmlns:w14="http://schemas.microsoft.com/office/word/2010/wordml" xmlns:wne="http://schemas.microsoft.com/office/word/2006/wordml" xmlns:wp="http://schemas.openxmlformats.org/drawingml/2006/wordprocessingDrawing" xmlns:wp14="http://schemas.microsoft.com/office/word/2010/wordprocessingDrawing" xmlns:wpc="http://schemas.microsoft.com/office/word/2010/wordprocessingCanvas" xmlns:wpg="http://schemas.microsoft.com/office/word/2010/wordprocessingGroup" xmlns:wpi="http://schemas.microsoft.com/office/word/2010/wordprocessingInk" xmlns:wps="http://schemas.microsoft.com/office/word/2010/wordprocessingShape" mc:Ignorable="w14 wp14">
   <w:abstractNum w:abstractNumId="0">
     <w:nsid w:val="FFFFFF7C"/>
     <w:multiLevelType w:val="singleLevel"/>
@@ -2522,7 +2793,7 @@
         <w:ind w:hanging="360" w:left="1440"/>
       </w:pPr>
       <w:rPr>
-        <w:rFonts w:ascii="Symbol" w:hAnsi="Symbol" w:hint="default"/>
+        <w:rFonts w:ascii="Symbol" w:hAnsi="Symbol" w:hint="default" w:eastAsia="黑体"/>
       </w:rPr>
     </w:lvl>
   </w:abstractNum>
@@ -2543,7 +2814,7 @@
         <w:ind w:hanging="360" w:left="1080"/>
       </w:pPr>
       <w:rPr>
-        <w:rFonts w:ascii="Symbol" w:hAnsi="Symbol" w:hint="default"/>
+        <w:rFonts w:ascii="Symbol" w:hAnsi="Symbol" w:hint="default" w:eastAsia="黑体"/>
       </w:rPr>
     </w:lvl>
   </w:abstractNum>
@@ -2564,7 +2835,7 @@
         <w:ind w:hanging="360" w:left="720"/>
       </w:pPr>
       <w:rPr>
-        <w:rFonts w:ascii="Symbol" w:hAnsi="Symbol" w:hint="default"/>
+        <w:rFonts w:ascii="Symbol" w:hAnsi="Symbol" w:hint="default" w:eastAsia="黑体"/>
       </w:rPr>
     </w:lvl>
   </w:abstractNum>
@@ -2603,7 +2874,7 @@
         <w:ind w:hanging="360" w:left="360"/>
       </w:pPr>
       <w:rPr>
-        <w:rFonts w:ascii="Symbol" w:hAnsi="Symbol" w:hint="default"/>
+        <w:rFonts w:ascii="Symbol" w:hAnsi="Symbol" w:hint="default" w:eastAsia="黑体"/>
       </w:rPr>
     </w:lvl>
   </w:abstractNum>
@@ -2694,7 +2965,7 @@
         <w:ind w:left="720" w:hanging="360"/>
       </w:pPr>
       <w:rPr>
-        <w:rFonts w:ascii="Symbol" w:hAnsi="Symbol" w:cs="Symbol" w:hint="default"/>
+        <w:rFonts w:ascii="Symbol" w:hAnsi="Symbol" w:cs="Symbol" w:hint="default" w:eastAsia="黑体"/>
       </w:rPr>
     </w:lvl>
     <w:lvl w:ilvl="1">
@@ -2705,7 +2976,7 @@
         <w:ind w:left="1440" w:hanging="360"/>
       </w:pPr>
       <w:rPr>
-        <w:rFonts w:ascii="Courier New" w:hAnsi="Courier New" w:cs="Courier New" w:hint="default"/>
+        <w:rFonts w:ascii="Courier New" w:hAnsi="Courier New" w:cs="Courier New" w:hint="default" w:eastAsia="黑体"/>
       </w:rPr>
     </w:lvl>
     <w:lvl w:ilvl="2">
@@ -2716,7 +2987,7 @@
         <w:ind w:left="2160" w:hanging="360"/>
       </w:pPr>
       <w:rPr>
-        <w:rFonts w:ascii="Wingdings" w:hAnsi="Wingdings" w:cs="Wingdings" w:hint="default"/>
+        <w:rFonts w:ascii="Wingdings" w:hAnsi="Wingdings" w:cs="Wingdings" w:hint="default" w:eastAsia="黑体"/>
       </w:rPr>
     </w:lvl>
     <w:lvl w:ilvl="3">
@@ -2727,7 +2998,7 @@
         <w:ind w:left="2880" w:hanging="360"/>
       </w:pPr>
       <w:rPr>
-        <w:rFonts w:ascii="Symbol" w:hAnsi="Symbol" w:cs="Symbol" w:hint="default"/>
+        <w:rFonts w:ascii="Symbol" w:hAnsi="Symbol" w:cs="Symbol" w:hint="default" w:eastAsia="黑体"/>
       </w:rPr>
     </w:lvl>
     <w:lvl w:ilvl="4">
@@ -2738,7 +3009,7 @@
         <w:ind w:left="3600" w:hanging="360"/>
       </w:pPr>
       <w:rPr>
-        <w:rFonts w:ascii="Courier New" w:hAnsi="Courier New" w:cs="Courier New" w:hint="default"/>
+        <w:rFonts w:ascii="Courier New" w:hAnsi="Courier New" w:cs="Courier New" w:hint="default" w:eastAsia="黑体"/>
       </w:rPr>
     </w:lvl>
     <w:lvl w:ilvl="5">
@@ -2749,7 +3020,7 @@
         <w:ind w:left="4320" w:hanging="360"/>
       </w:pPr>
       <w:rPr>
-        <w:rFonts w:ascii="Wingdings" w:hAnsi="Wingdings" w:cs="Wingdings" w:hint="default"/>
+        <w:rFonts w:ascii="Wingdings" w:hAnsi="Wingdings" w:cs="Wingdings" w:hint="default" w:eastAsia="黑体"/>
       </w:rPr>
     </w:lvl>
     <w:lvl w:ilvl="6">
@@ -2760,7 +3031,7 @@
         <w:ind w:left="5040" w:hanging="360"/>
       </w:pPr>
       <w:rPr>
-        <w:rFonts w:ascii="Symbol" w:hAnsi="Symbol" w:cs="Symbol" w:hint="default"/>
+        <w:rFonts w:ascii="Symbol" w:hAnsi="Symbol" w:cs="Symbol" w:hint="default" w:eastAsia="黑体"/>
       </w:rPr>
     </w:lvl>
     <w:lvl w:ilvl="7">
@@ -2771,7 +3042,7 @@
         <w:ind w:left="5760" w:hanging="360"/>
       </w:pPr>
       <w:rPr>
-        <w:rFonts w:ascii="Courier New" w:hAnsi="Courier New" w:cs="Courier New" w:hint="default"/>
+        <w:rFonts w:ascii="Courier New" w:hAnsi="Courier New" w:cs="Courier New" w:hint="default" w:eastAsia="黑体"/>
       </w:rPr>
     </w:lvl>
     <w:lvl w:ilvl="8">
@@ -2782,7 +3053,7 @@
         <w:ind w:left="6480" w:hanging="360"/>
       </w:pPr>
       <w:rPr>
-        <w:rFonts w:ascii="Wingdings" w:hAnsi="Wingdings" w:cs="Wingdings" w:hint="default"/>
+        <w:rFonts w:ascii="Wingdings" w:hAnsi="Wingdings" w:cs="Wingdings" w:hint="default" w:eastAsia="黑体"/>
       </w:rPr>
     </w:lvl>
   </w:abstractNum>
@@ -2838,11 +3109,11 @@
 </file>
 
 <file path=word/styles.xml><?xml version="1.0" encoding="utf-8"?>
-<w:styles xmlns:mc="http://schemas.openxmlformats.org/markup-compatibility/2006" xmlns:r="http://schemas.openxmlformats.org/officeDocument/2006/relationships" xmlns:w="http://schemas.openxmlformats.org/wordprocessingml/2006/main" xmlns:w14="http://schemas.microsoft.com/office/word/2010/wordml" mc:Ignorable="w14">
+<w:styles xmlns:mc="http://schemas.openxmlformats.org/markup-compatibility/2006" xmlns:w="http://schemas.openxmlformats.org/wordprocessingml/2006/main" xmlns:r="http://schemas.openxmlformats.org/officeDocument/2006/relationships" xmlns:w14="http://schemas.microsoft.com/office/word/2010/wordml" mc:Ignorable="w14">
   <w:docDefaults>
     <w:rPrDefault>
       <w:rPr>
-        <w:rFonts w:asciiTheme="minorHAnsi" w:cstheme="minorBidi" w:eastAsiaTheme="minorEastAsia" w:hAnsiTheme="minorHAnsi"/>
+        <w:rFonts w:asciiTheme="minorHAnsi" w:cstheme="minorBidi" w:hAnsiTheme="minorHAnsi" w:eastAsia="黑体"/>
         <w:sz w:val="22"/>
         <w:szCs w:val="22"/>
         <w:lang w:bidi="ar-SA" w:eastAsia="en-US" w:val="en-US"/>
@@ -3064,7 +3335,7 @@
       <w:outlineLvl w:val="0"/>
     </w:pPr>
     <w:rPr>
-      <w:rFonts w:ascii="Times New Roman" w:asciiTheme="majorHAnsi" w:cstheme="majorBidi" w:eastAsia="黑体" w:eastAsiaTheme="majorEastAsia" w:hAnsi="Times New Roman" w:hAnsiTheme="majorHAnsi"/>
+      <w:rFonts w:ascii="Times New Roman" w:asciiTheme="majorHAnsi" w:cstheme="majorBidi" w:eastAsia="黑体" w:hAnsi="Times New Roman" w:hAnsiTheme="majorHAnsi"/>
       <w:b/>
       <w:bCs/>
       <w:color w:val="1F3864"/>
@@ -3088,7 +3359,7 @@
       <w:outlineLvl w:val="1"/>
     </w:pPr>
     <w:rPr>
-      <w:rFonts w:ascii="Times New Roman" w:asciiTheme="majorHAnsi" w:cstheme="majorBidi" w:eastAsia="黑体" w:eastAsiaTheme="majorEastAsia" w:hAnsi="Times New Roman" w:hAnsiTheme="majorHAnsi"/>
+      <w:rFonts w:ascii="Times New Roman" w:asciiTheme="majorHAnsi" w:cstheme="majorBidi" w:eastAsia="黑体" w:hAnsi="Times New Roman" w:hAnsiTheme="majorHAnsi"/>
       <w:b/>
       <w:bCs/>
       <w:color w:val="2E4E7E"/>
@@ -3112,7 +3383,7 @@
       <w:outlineLvl w:val="2"/>
     </w:pPr>
     <w:rPr>
-      <w:rFonts w:ascii="Times New Roman" w:asciiTheme="majorHAnsi" w:cstheme="majorBidi" w:eastAsia="黑体" w:eastAsiaTheme="majorEastAsia" w:hAnsi="Times New Roman" w:hAnsiTheme="majorHAnsi"/>
+      <w:rFonts w:ascii="Times New Roman" w:asciiTheme="majorHAnsi" w:cstheme="majorBidi" w:eastAsia="黑体" w:hAnsi="Times New Roman" w:hAnsiTheme="majorHAnsi"/>
       <w:b/>
       <w:bCs/>
       <w:color w:val="2E4E7E"/>
@@ -3136,7 +3407,7 @@
       <w:outlineLvl w:val="3"/>
     </w:pPr>
     <w:rPr>
-      <w:rFonts w:ascii="Times New Roman" w:asciiTheme="majorHAnsi" w:cstheme="majorBidi" w:eastAsia="黑体" w:eastAsiaTheme="majorEastAsia" w:hAnsi="Times New Roman" w:hAnsiTheme="majorHAnsi"/>
+      <w:rFonts w:ascii="Times New Roman" w:asciiTheme="majorHAnsi" w:cstheme="majorBidi" w:eastAsia="黑体" w:hAnsi="Times New Roman" w:hAnsiTheme="majorHAnsi"/>
       <w:b/>
       <w:bCs/>
       <w:i/>
@@ -3162,7 +3433,7 @@
       <w:outlineLvl w:val="4"/>
     </w:pPr>
     <w:rPr>
-      <w:rFonts w:ascii="Times New Roman" w:asciiTheme="majorHAnsi" w:cstheme="majorBidi" w:eastAsia="黑体" w:eastAsiaTheme="majorEastAsia" w:hAnsi="Times New Roman" w:hAnsiTheme="majorHAnsi"/>
+      <w:rFonts w:ascii="Times New Roman" w:asciiTheme="majorHAnsi" w:cstheme="majorBidi" w:eastAsia="黑体" w:hAnsi="Times New Roman" w:hAnsiTheme="majorHAnsi"/>
       <w:b/>
       <w:color w:val="333333"/>
       <w:sz w:val="22"/>
@@ -3185,7 +3456,7 @@
       <w:outlineLvl w:val="5"/>
     </w:pPr>
     <w:rPr>
-      <w:rFonts w:asciiTheme="majorHAnsi" w:cstheme="majorBidi" w:eastAsiaTheme="majorEastAsia" w:hAnsiTheme="majorHAnsi"/>
+      <w:rFonts w:asciiTheme="majorHAnsi" w:cstheme="majorBidi" w:hAnsiTheme="majorHAnsi" w:eastAsia="黑体"/>
       <w:i/>
       <w:iCs/>
       <w:color w:themeColor="accent1" w:themeShade="7F" w:val="243F60"/>
@@ -3208,7 +3479,7 @@
       <w:outlineLvl w:val="6"/>
     </w:pPr>
     <w:rPr>
-      <w:rFonts w:asciiTheme="majorHAnsi" w:cstheme="majorBidi" w:eastAsiaTheme="majorEastAsia" w:hAnsiTheme="majorHAnsi"/>
+      <w:rFonts w:asciiTheme="majorHAnsi" w:cstheme="majorBidi" w:hAnsiTheme="majorHAnsi" w:eastAsia="黑体"/>
       <w:i/>
       <w:iCs/>
       <w:color w:themeColor="text1" w:themeTint="BF" w:val="404040"/>
@@ -3231,7 +3502,7 @@
       <w:outlineLvl w:val="7"/>
     </w:pPr>
     <w:rPr>
-      <w:rFonts w:asciiTheme="majorHAnsi" w:cstheme="majorBidi" w:eastAsiaTheme="majorEastAsia" w:hAnsiTheme="majorHAnsi"/>
+      <w:rFonts w:asciiTheme="majorHAnsi" w:cstheme="majorBidi" w:hAnsiTheme="majorHAnsi" w:eastAsia="黑体"/>
       <w:color w:themeColor="accent1" w:val="4F81BD"/>
       <w:sz w:val="20"/>
       <w:szCs w:val="20"/>
@@ -3254,7 +3525,7 @@
       <w:outlineLvl w:val="8"/>
     </w:pPr>
     <w:rPr>
-      <w:rFonts w:asciiTheme="majorHAnsi" w:cstheme="majorBidi" w:eastAsiaTheme="majorEastAsia" w:hAnsiTheme="majorHAnsi"/>
+      <w:rFonts w:asciiTheme="majorHAnsi" w:cstheme="majorBidi" w:hAnsiTheme="majorHAnsi" w:eastAsia="黑体"/>
       <w:i/>
       <w:iCs/>
       <w:color w:themeColor="text1" w:themeTint="BF" w:val="404040"/>
@@ -3305,7 +3576,7 @@
     <w:uiPriority w:val="9"/>
     <w:rsid w:val="00FC693F"/>
     <w:rPr>
-      <w:rFonts w:asciiTheme="majorHAnsi" w:cstheme="majorBidi" w:eastAsiaTheme="majorEastAsia" w:hAnsiTheme="majorHAnsi"/>
+      <w:rFonts w:asciiTheme="majorHAnsi" w:cstheme="majorBidi" w:hAnsiTheme="majorHAnsi" w:eastAsia="黑体"/>
       <w:b/>
       <w:bCs/>
       <w:color w:themeColor="accent1" w:themeShade="BF" w:val="365F91"/>
@@ -3320,7 +3591,7 @@
     <w:uiPriority w:val="9"/>
     <w:rsid w:val="00FC693F"/>
     <w:rPr>
-      <w:rFonts w:asciiTheme="majorHAnsi" w:cstheme="majorBidi" w:eastAsiaTheme="majorEastAsia" w:hAnsiTheme="majorHAnsi"/>
+      <w:rFonts w:asciiTheme="majorHAnsi" w:cstheme="majorBidi" w:hAnsiTheme="majorHAnsi" w:eastAsia="黑体"/>
       <w:b/>
       <w:bCs/>
       <w:color w:themeColor="accent1" w:val="4F81BD"/>
@@ -3335,7 +3606,7 @@
     <w:uiPriority w:val="9"/>
     <w:rsid w:val="00FC693F"/>
     <w:rPr>
-      <w:rFonts w:asciiTheme="majorHAnsi" w:cstheme="majorBidi" w:eastAsiaTheme="majorEastAsia" w:hAnsiTheme="majorHAnsi"/>
+      <w:rFonts w:asciiTheme="majorHAnsi" w:cstheme="majorBidi" w:hAnsiTheme="majorHAnsi" w:eastAsia="黑体"/>
       <w:b/>
       <w:bCs/>
       <w:color w:themeColor="accent1" w:val="4F81BD"/>
@@ -3358,7 +3629,7 @@
       <w:contextualSpacing/>
     </w:pPr>
     <w:rPr>
-      <w:rFonts w:ascii="Times New Roman" w:asciiTheme="majorHAnsi" w:cstheme="majorBidi" w:eastAsia="黑体" w:eastAsiaTheme="majorEastAsia" w:hAnsi="Times New Roman" w:hAnsiTheme="majorHAnsi"/>
+      <w:rFonts w:ascii="Times New Roman" w:asciiTheme="majorHAnsi" w:cstheme="majorBidi" w:eastAsia="黑体" w:hAnsi="Times New Roman" w:hAnsiTheme="majorHAnsi"/>
       <w:b/>
       <w:color w:val="1F3864"/>
       <w:spacing w:val="5"/>
@@ -3374,7 +3645,7 @@
     <w:uiPriority w:val="10"/>
     <w:rsid w:val="00FC693F"/>
     <w:rPr>
-      <w:rFonts w:asciiTheme="majorHAnsi" w:cstheme="majorBidi" w:eastAsiaTheme="majorEastAsia" w:hAnsiTheme="majorHAnsi"/>
+      <w:rFonts w:asciiTheme="majorHAnsi" w:cstheme="majorBidi" w:hAnsiTheme="majorHAnsi" w:eastAsia="黑体"/>
       <w:color w:themeColor="text2" w:themeShade="BF" w:val="17365D"/>
       <w:spacing w:val="5"/>
       <w:kern w:val="28"/>
@@ -3396,7 +3667,7 @@
       </w:numPr>
     </w:pPr>
     <w:rPr>
-      <w:rFonts w:asciiTheme="majorHAnsi" w:cstheme="majorBidi" w:eastAsiaTheme="majorEastAsia" w:hAnsiTheme="majorHAnsi"/>
+      <w:rFonts w:asciiTheme="majorHAnsi" w:cstheme="majorBidi" w:hAnsiTheme="majorHAnsi" w:eastAsia="黑体"/>
       <w:i/>
       <w:iCs/>
       <w:color w:themeColor="accent1" w:val="4F81BD"/>
@@ -3412,7 +3683,7 @@
     <w:uiPriority w:val="11"/>
     <w:rsid w:val="00FC693F"/>
     <w:rPr>
-      <w:rFonts w:asciiTheme="majorHAnsi" w:cstheme="majorBidi" w:eastAsiaTheme="majorEastAsia" w:hAnsiTheme="majorHAnsi"/>
+      <w:rFonts w:asciiTheme="majorHAnsi" w:cstheme="majorBidi" w:hAnsiTheme="majorHAnsi" w:eastAsia="黑体"/>
       <w:i/>
       <w:iCs/>
       <w:color w:themeColor="accent1" w:val="4F81BD"/>
@@ -3479,6 +3750,7 @@
       <w:spacing w:after="120"/>
     </w:pPr>
     <w:rPr>
+      <w:rFonts w:eastAsia="黑体"/>
       <w:sz w:val="16"/>
       <w:szCs w:val="16"/>
     </w:rPr>
@@ -3490,6 +3762,7 @@
     <w:uiPriority w:val="99"/>
     <w:rsid w:val="00AA1D8D"/>
     <w:rPr>
+      <w:rFonts w:eastAsia="黑体"/>
       <w:sz w:val="16"/>
       <w:szCs w:val="16"/>
     </w:rPr>
@@ -3659,7 +3932,7 @@
       </w:tabs>
     </w:pPr>
     <w:rPr>
-      <w:rFonts w:ascii="Courier" w:hAnsi="Courier"/>
+      <w:rFonts w:ascii="Courier" w:hAnsi="Courier" w:eastAsia="黑体"/>
       <w:sz w:val="20"/>
       <w:szCs w:val="20"/>
     </w:rPr>
@@ -3671,7 +3944,7 @@
     <w:uiPriority w:val="99"/>
     <w:rsid w:val="0029639D"/>
     <w:rPr>
-      <w:rFonts w:ascii="Courier" w:hAnsi="Courier"/>
+      <w:rFonts w:ascii="Courier" w:hAnsi="Courier" w:eastAsia="黑体"/>
       <w:sz w:val="20"/>
       <w:szCs w:val="20"/>
     </w:rPr>
@@ -3707,6 +3980,7 @@
     <w:uiPriority w:val="29"/>
     <w:rsid w:val="00FC693F"/>
     <w:rPr>
+      <w:rFonts w:eastAsia="黑体"/>
       <w:i/>
       <w:iCs/>
       <w:color w:themeColor="text1" w:val="000000"/>
@@ -3720,7 +3994,7 @@
     <w:semiHidden/>
     <w:rsid w:val="00FC693F"/>
     <w:rPr>
-      <w:rFonts w:asciiTheme="majorHAnsi" w:cstheme="majorBidi" w:eastAsiaTheme="majorEastAsia" w:hAnsiTheme="majorHAnsi"/>
+      <w:rFonts w:asciiTheme="majorHAnsi" w:cstheme="majorBidi" w:hAnsiTheme="majorHAnsi" w:eastAsia="黑体"/>
       <w:b/>
       <w:bCs/>
       <w:i/>
@@ -3736,7 +4010,7 @@
     <w:semiHidden/>
     <w:rsid w:val="00FC693F"/>
     <w:rPr>
-      <w:rFonts w:asciiTheme="majorHAnsi" w:cstheme="majorBidi" w:eastAsiaTheme="majorEastAsia" w:hAnsiTheme="majorHAnsi"/>
+      <w:rFonts w:asciiTheme="majorHAnsi" w:cstheme="majorBidi" w:hAnsiTheme="majorHAnsi" w:eastAsia="黑体"/>
       <w:color w:themeColor="accent1" w:themeShade="7F" w:val="243F60"/>
     </w:rPr>
   </w:style>
@@ -3748,7 +4022,7 @@
     <w:semiHidden/>
     <w:rsid w:val="00FC693F"/>
     <w:rPr>
-      <w:rFonts w:asciiTheme="majorHAnsi" w:cstheme="majorBidi" w:eastAsiaTheme="majorEastAsia" w:hAnsiTheme="majorHAnsi"/>
+      <w:rFonts w:asciiTheme="majorHAnsi" w:cstheme="majorBidi" w:hAnsiTheme="majorHAnsi" w:eastAsia="黑体"/>
       <w:i/>
       <w:iCs/>
       <w:color w:themeColor="accent1" w:themeShade="7F" w:val="243F60"/>
@@ -3762,7 +4036,7 @@
     <w:semiHidden/>
     <w:rsid w:val="00FC693F"/>
     <w:rPr>
-      <w:rFonts w:asciiTheme="majorHAnsi" w:cstheme="majorBidi" w:eastAsiaTheme="majorEastAsia" w:hAnsiTheme="majorHAnsi"/>
+      <w:rFonts w:asciiTheme="majorHAnsi" w:cstheme="majorBidi" w:hAnsiTheme="majorHAnsi" w:eastAsia="黑体"/>
       <w:i/>
       <w:iCs/>
       <w:color w:themeColor="text1" w:themeTint="BF" w:val="404040"/>
@@ -3776,7 +4050,7 @@
     <w:semiHidden/>
     <w:rsid w:val="00FC693F"/>
     <w:rPr>
-      <w:rFonts w:asciiTheme="majorHAnsi" w:cstheme="majorBidi" w:eastAsiaTheme="majorEastAsia" w:hAnsiTheme="majorHAnsi"/>
+      <w:rFonts w:asciiTheme="majorHAnsi" w:cstheme="majorBidi" w:hAnsiTheme="majorHAnsi" w:eastAsia="黑体"/>
       <w:color w:themeColor="accent1" w:val="4F81BD"/>
       <w:sz w:val="20"/>
       <w:szCs w:val="20"/>
@@ -3790,7 +4064,7 @@
     <w:semiHidden/>
     <w:rsid w:val="00FC693F"/>
     <w:rPr>
-      <w:rFonts w:asciiTheme="majorHAnsi" w:cstheme="majorBidi" w:eastAsiaTheme="majorEastAsia" w:hAnsiTheme="majorHAnsi"/>
+      <w:rFonts w:asciiTheme="majorHAnsi" w:cstheme="majorBidi" w:hAnsiTheme="majorHAnsi" w:eastAsia="黑体"/>
       <w:i/>
       <w:iCs/>
       <w:color w:themeColor="text1" w:themeTint="BF" w:val="404040"/>
@@ -3811,6 +4085,7 @@
       <w:spacing w:line="240" w:lineRule="auto"/>
     </w:pPr>
     <w:rPr>
+      <w:rFonts w:eastAsia="黑体"/>
       <w:b/>
       <w:bCs/>
       <w:color w:themeColor="accent1" w:val="4F81BD"/>
@@ -3825,6 +4100,7 @@
     <w:qFormat/>
     <w:rsid w:val="00FC693F"/>
     <w:rPr>
+      <w:rFonts w:eastAsia="黑体"/>
       <w:b/>
       <w:bCs/>
     </w:rPr>
@@ -3836,6 +4112,7 @@
     <w:qFormat/>
     <w:rsid w:val="00FC693F"/>
     <w:rPr>
+      <w:rFonts w:eastAsia="黑体"/>
       <w:i/>
       <w:iCs/>
     </w:rPr>
@@ -3856,6 +4133,7 @@
       <w:ind w:left="936" w:right="936"/>
     </w:pPr>
     <w:rPr>
+      <w:rFonts w:eastAsia="黑体"/>
       <w:b/>
       <w:bCs/>
       <w:i/>
@@ -3870,6 +4148,7 @@
     <w:uiPriority w:val="30"/>
     <w:rsid w:val="00FC693F"/>
     <w:rPr>
+      <w:rFonts w:eastAsia="黑体"/>
       <w:b/>
       <w:bCs/>
       <w:i/>
@@ -3884,6 +4163,7 @@
     <w:qFormat/>
     <w:rsid w:val="00FC693F"/>
     <w:rPr>
+      <w:rFonts w:eastAsia="黑体"/>
       <w:i/>
       <w:iCs/>
       <w:color w:themeColor="text1" w:themeTint="7F" w:val="808080"/>
@@ -3896,6 +4176,7 @@
     <w:qFormat/>
     <w:rsid w:val="00FC693F"/>
     <w:rPr>
+      <w:rFonts w:eastAsia="黑体"/>
       <w:b/>
       <w:bCs/>
       <w:i/>
@@ -3910,6 +4191,7 @@
     <w:qFormat/>
     <w:rsid w:val="00FC693F"/>
     <w:rPr>
+      <w:rFonts w:eastAsia="黑体"/>
       <w:smallCaps/>
       <w:color w:themeColor="accent2" w:val="C0504D"/>
       <w:u w:val="single"/>
@@ -3922,6 +4204,7 @@
     <w:qFormat/>
     <w:rsid w:val="00FC693F"/>
     <w:rPr>
+      <w:rFonts w:eastAsia="黑体"/>
       <w:b/>
       <w:bCs/>
       <w:smallCaps/>
@@ -3937,6 +4220,7 @@
     <w:qFormat/>
     <w:rsid w:val="00FC693F"/>
     <w:rPr>
+      <w:rFonts w:eastAsia="黑体"/>
       <w:b/>
       <w:bCs/>
       <w:smallCaps/>
@@ -3991,6 +4275,7 @@
       <w:spacing w:after="0" w:line="240" w:lineRule="auto"/>
     </w:pPr>
     <w:rPr>
+      <w:rFonts w:eastAsia="黑体"/>
       <w:color w:themeColor="text1" w:themeShade="BF" w:val="000000"/>
     </w:rPr>
     <w:tblPr>
@@ -4013,6 +4298,7 @@
         <w:spacing w:after="0" w:before="0" w:line="240" w:lineRule="auto"/>
       </w:pPr>
       <w:rPr>
+        <w:rFonts w:eastAsia="黑体"/>
         <w:b/>
         <w:bCs/>
       </w:rPr>
@@ -4033,6 +4319,7 @@
         <w:spacing w:after="0" w:before="0" w:line="240" w:lineRule="auto"/>
       </w:pPr>
       <w:rPr>
+        <w:rFonts w:eastAsia="黑体"/>
         <w:b/>
         <w:bCs/>
       </w:rPr>
@@ -4050,12 +4337,14 @@
     </w:tblStylePr>
     <w:tblStylePr w:type="firstCol">
       <w:rPr>
+        <w:rFonts w:eastAsia="黑体"/>
         <w:b/>
         <w:bCs/>
       </w:rPr>
     </w:tblStylePr>
     <w:tblStylePr w:type="lastCol">
       <w:rPr>
+        <w:rFonts w:eastAsia="黑体"/>
         <w:b/>
         <w:bCs/>
       </w:rPr>
@@ -4094,6 +4383,7 @@
       <w:spacing w:after="0" w:line="240" w:lineRule="auto"/>
     </w:pPr>
     <w:rPr>
+      <w:rFonts w:eastAsia="黑体"/>
       <w:color w:themeColor="accent1" w:themeShade="BF" w:val="365F91"/>
     </w:rPr>
     <w:tblPr>
@@ -4116,6 +4406,7 @@
         <w:spacing w:after="0" w:before="0" w:line="240" w:lineRule="auto"/>
       </w:pPr>
       <w:rPr>
+        <w:rFonts w:eastAsia="黑体"/>
         <w:b/>
         <w:bCs/>
       </w:rPr>
@@ -4136,6 +4427,7 @@
         <w:spacing w:after="0" w:before="0" w:line="240" w:lineRule="auto"/>
       </w:pPr>
       <w:rPr>
+        <w:rFonts w:eastAsia="黑体"/>
         <w:b/>
         <w:bCs/>
       </w:rPr>
@@ -4153,12 +4445,14 @@
     </w:tblStylePr>
     <w:tblStylePr w:type="firstCol">
       <w:rPr>
+        <w:rFonts w:eastAsia="黑体"/>
         <w:b/>
         <w:bCs/>
       </w:rPr>
     </w:tblStylePr>
     <w:tblStylePr w:type="lastCol">
       <w:rPr>
+        <w:rFonts w:eastAsia="黑体"/>
         <w:b/>
         <w:bCs/>
       </w:rPr>
@@ -4197,6 +4491,7 @@
       <w:spacing w:after="0" w:line="240" w:lineRule="auto"/>
     </w:pPr>
     <w:rPr>
+      <w:rFonts w:eastAsia="黑体"/>
       <w:color w:themeColor="accent2" w:themeShade="BF" w:val="943634"/>
     </w:rPr>
     <w:tblPr>
@@ -4219,6 +4514,7 @@
         <w:spacing w:after="0" w:before="0" w:line="240" w:lineRule="auto"/>
       </w:pPr>
       <w:rPr>
+        <w:rFonts w:eastAsia="黑体"/>
         <w:b/>
         <w:bCs/>
       </w:rPr>
@@ -4239,6 +4535,7 @@
         <w:spacing w:after="0" w:before="0" w:line="240" w:lineRule="auto"/>
       </w:pPr>
       <w:rPr>
+        <w:rFonts w:eastAsia="黑体"/>
         <w:b/>
         <w:bCs/>
       </w:rPr>
@@ -4256,12 +4553,14 @@
     </w:tblStylePr>
     <w:tblStylePr w:type="firstCol">
       <w:rPr>
+        <w:rFonts w:eastAsia="黑体"/>
         <w:b/>
         <w:bCs/>
       </w:rPr>
     </w:tblStylePr>
     <w:tblStylePr w:type="lastCol">
       <w:rPr>
+        <w:rFonts w:eastAsia="黑体"/>
         <w:b/>
         <w:bCs/>
       </w:rPr>
@@ -4300,6 +4599,7 @@
       <w:spacing w:after="0" w:line="240" w:lineRule="auto"/>
     </w:pPr>
     <w:rPr>
+      <w:rFonts w:eastAsia="黑体"/>
       <w:color w:themeColor="accent3" w:themeShade="BF" w:val="76923C"/>
     </w:rPr>
     <w:tblPr>
@@ -4322,6 +4622,7 @@
         <w:spacing w:after="0" w:before="0" w:line="240" w:lineRule="auto"/>
       </w:pPr>
       <w:rPr>
+        <w:rFonts w:eastAsia="黑体"/>
         <w:b/>
         <w:bCs/>
       </w:rPr>
@@ -4342,6 +4643,7 @@
         <w:spacing w:after="0" w:before="0" w:line="240" w:lineRule="auto"/>
       </w:pPr>
       <w:rPr>
+        <w:rFonts w:eastAsia="黑体"/>
         <w:b/>
         <w:bCs/>
       </w:rPr>
@@ -4359,12 +4661,14 @@
     </w:tblStylePr>
     <w:tblStylePr w:type="firstCol">
       <w:rPr>
+        <w:rFonts w:eastAsia="黑体"/>
         <w:b/>
         <w:bCs/>
       </w:rPr>
     </w:tblStylePr>
     <w:tblStylePr w:type="lastCol">
       <w:rPr>
+        <w:rFonts w:eastAsia="黑体"/>
         <w:b/>
         <w:bCs/>
       </w:rPr>
@@ -4403,6 +4707,7 @@
       <w:spacing w:after="0" w:line="240" w:lineRule="auto"/>
     </w:pPr>
     <w:rPr>
+      <w:rFonts w:eastAsia="黑体"/>
       <w:color w:themeColor="accent4" w:themeShade="BF" w:val="5F497A"/>
     </w:rPr>
     <w:tblPr>
@@ -4425,6 +4730,7 @@
         <w:spacing w:after="0" w:before="0" w:line="240" w:lineRule="auto"/>
       </w:pPr>
       <w:rPr>
+        <w:rFonts w:eastAsia="黑体"/>
         <w:b/>
         <w:bCs/>
       </w:rPr>
@@ -4445,6 +4751,7 @@
         <w:spacing w:after="0" w:before="0" w:line="240" w:lineRule="auto"/>
       </w:pPr>
       <w:rPr>
+        <w:rFonts w:eastAsia="黑体"/>
         <w:b/>
         <w:bCs/>
       </w:rPr>
@@ -4462,12 +4769,14 @@
     </w:tblStylePr>
     <w:tblStylePr w:type="firstCol">
       <w:rPr>
+        <w:rFonts w:eastAsia="黑体"/>
         <w:b/>
         <w:bCs/>
       </w:rPr>
     </w:tblStylePr>
     <w:tblStylePr w:type="lastCol">
       <w:rPr>
+        <w:rFonts w:eastAsia="黑体"/>
         <w:b/>
         <w:bCs/>
       </w:rPr>
@@ -4506,6 +4815,7 @@
       <w:spacing w:after="0" w:line="240" w:lineRule="auto"/>
     </w:pPr>
     <w:rPr>
+      <w:rFonts w:eastAsia="黑体"/>
       <w:color w:themeColor="accent5" w:themeShade="BF" w:val="31849B"/>
     </w:rPr>
     <w:tblPr>
@@ -4528,6 +4838,7 @@
         <w:spacing w:after="0" w:before="0" w:line="240" w:lineRule="auto"/>
       </w:pPr>
       <w:rPr>
+        <w:rFonts w:eastAsia="黑体"/>
         <w:b/>
         <w:bCs/>
       </w:rPr>
@@ -4548,6 +4859,7 @@
         <w:spacing w:after="0" w:before="0" w:line="240" w:lineRule="auto"/>
       </w:pPr>
       <w:rPr>
+        <w:rFonts w:eastAsia="黑体"/>
         <w:b/>
         <w:bCs/>
       </w:rPr>
@@ -4565,12 +4877,14 @@
     </w:tblStylePr>
     <w:tblStylePr w:type="firstCol">
       <w:rPr>
+        <w:rFonts w:eastAsia="黑体"/>
         <w:b/>
         <w:bCs/>
       </w:rPr>
     </w:tblStylePr>
     <w:tblStylePr w:type="lastCol">
       <w:rPr>
+        <w:rFonts w:eastAsia="黑体"/>
         <w:b/>
         <w:bCs/>
       </w:rPr>
@@ -4609,6 +4923,7 @@
       <w:spacing w:after="0" w:line="240" w:lineRule="auto"/>
     </w:pPr>
     <w:rPr>
+      <w:rFonts w:eastAsia="黑体"/>
       <w:color w:themeColor="accent6" w:themeShade="BF" w:val="E36C0A"/>
     </w:rPr>
     <w:tblPr>
@@ -4631,6 +4946,7 @@
         <w:spacing w:after="0" w:before="0" w:line="240" w:lineRule="auto"/>
       </w:pPr>
       <w:rPr>
+        <w:rFonts w:eastAsia="黑体"/>
         <w:b/>
         <w:bCs/>
       </w:rPr>
@@ -4651,6 +4967,7 @@
         <w:spacing w:after="0" w:before="0" w:line="240" w:lineRule="auto"/>
       </w:pPr>
       <w:rPr>
+        <w:rFonts w:eastAsia="黑体"/>
         <w:b/>
         <w:bCs/>
       </w:rPr>
@@ -4668,12 +4985,14 @@
     </w:tblStylePr>
     <w:tblStylePr w:type="firstCol">
       <w:rPr>
+        <w:rFonts w:eastAsia="黑体"/>
         <w:b/>
         <w:bCs/>
       </w:rPr>
     </w:tblStylePr>
     <w:tblStylePr w:type="lastCol">
       <w:rPr>
+        <w:rFonts w:eastAsia="黑体"/>
         <w:b/>
         <w:bCs/>
       </w:rPr>
@@ -4733,6 +5052,7 @@
         <w:spacing w:after="0" w:before="0" w:line="240" w:lineRule="auto"/>
       </w:pPr>
       <w:rPr>
+        <w:rFonts w:eastAsia="黑体"/>
         <w:b/>
         <w:bCs/>
         <w:color w:themeColor="background1" w:val="FFFFFF"/>
@@ -4747,6 +5067,7 @@
         <w:spacing w:after="0" w:before="0" w:line="240" w:lineRule="auto"/>
       </w:pPr>
       <w:rPr>
+        <w:rFonts w:eastAsia="黑体"/>
         <w:b/>
         <w:bCs/>
       </w:rPr>
@@ -4762,12 +5083,14 @@
     </w:tblStylePr>
     <w:tblStylePr w:type="firstCol">
       <w:rPr>
+        <w:rFonts w:eastAsia="黑体"/>
         <w:b/>
         <w:bCs/>
       </w:rPr>
     </w:tblStylePr>
     <w:tblStylePr w:type="lastCol">
       <w:rPr>
+        <w:rFonts w:eastAsia="黑体"/>
         <w:b/>
         <w:bCs/>
       </w:rPr>
@@ -4825,6 +5148,7 @@
         <w:spacing w:after="0" w:before="0" w:line="240" w:lineRule="auto"/>
       </w:pPr>
       <w:rPr>
+        <w:rFonts w:eastAsia="黑体"/>
         <w:b/>
         <w:bCs/>
         <w:color w:themeColor="background1" w:val="FFFFFF"/>
@@ -4839,6 +5163,7 @@
         <w:spacing w:after="0" w:before="0" w:line="240" w:lineRule="auto"/>
       </w:pPr>
       <w:rPr>
+        <w:rFonts w:eastAsia="黑体"/>
         <w:b/>
         <w:bCs/>
       </w:rPr>
@@ -4854,12 +5179,14 @@
     </w:tblStylePr>
     <w:tblStylePr w:type="firstCol">
       <w:rPr>
+        <w:rFonts w:eastAsia="黑体"/>
         <w:b/>
         <w:bCs/>
       </w:rPr>
     </w:tblStylePr>
     <w:tblStylePr w:type="lastCol">
       <w:rPr>
+        <w:rFonts w:eastAsia="黑体"/>
         <w:b/>
         <w:bCs/>
       </w:rPr>
@@ -4917,6 +5244,7 @@
         <w:spacing w:after="0" w:before="0" w:line="240" w:lineRule="auto"/>
       </w:pPr>
       <w:rPr>
+        <w:rFonts w:eastAsia="黑体"/>
         <w:b/>
         <w:bCs/>
         <w:color w:themeColor="background1" w:val="FFFFFF"/>
@@ -4931,6 +5259,7 @@
         <w:spacing w:after="0" w:before="0" w:line="240" w:lineRule="auto"/>
       </w:pPr>
       <w:rPr>
+        <w:rFonts w:eastAsia="黑体"/>
         <w:b/>
         <w:bCs/>
       </w:rPr>
@@ -4946,12 +5275,14 @@
     </w:tblStylePr>
     <w:tblStylePr w:type="firstCol">
       <w:rPr>
+        <w:rFonts w:eastAsia="黑体"/>
         <w:b/>
         <w:bCs/>
       </w:rPr>
     </w:tblStylePr>
     <w:tblStylePr w:type="lastCol">
       <w:rPr>
+        <w:rFonts w:eastAsia="黑体"/>
         <w:b/>
         <w:bCs/>
       </w:rPr>
@@ -5009,6 +5340,7 @@
         <w:spacing w:after="0" w:before="0" w:line="240" w:lineRule="auto"/>
       </w:pPr>
       <w:rPr>
+        <w:rFonts w:eastAsia="黑体"/>
         <w:b/>
         <w:bCs/>
         <w:color w:themeColor="background1" w:val="FFFFFF"/>
@@ -5023,6 +5355,7 @@
         <w:spacing w:after="0" w:before="0" w:line="240" w:lineRule="auto"/>
       </w:pPr>
       <w:rPr>
+        <w:rFonts w:eastAsia="黑体"/>
         <w:b/>
         <w:bCs/>
       </w:rPr>
@@ -5038,12 +5371,14 @@
     </w:tblStylePr>
     <w:tblStylePr w:type="firstCol">
       <w:rPr>
+        <w:rFonts w:eastAsia="黑体"/>
         <w:b/>
         <w:bCs/>
       </w:rPr>
     </w:tblStylePr>
     <w:tblStylePr w:type="lastCol">
       <w:rPr>
+        <w:rFonts w:eastAsia="黑体"/>
         <w:b/>
         <w:bCs/>
       </w:rPr>
@@ -5101,6 +5436,7 @@
         <w:spacing w:after="0" w:before="0" w:line="240" w:lineRule="auto"/>
       </w:pPr>
       <w:rPr>
+        <w:rFonts w:eastAsia="黑体"/>
         <w:b/>
         <w:bCs/>
         <w:color w:themeColor="background1" w:val="FFFFFF"/>
@@ -5115,6 +5451,7 @@
         <w:spacing w:after="0" w:before="0" w:line="240" w:lineRule="auto"/>
       </w:pPr>
       <w:rPr>
+        <w:rFonts w:eastAsia="黑体"/>
         <w:b/>
         <w:bCs/>
       </w:rPr>
@@ -5130,12 +5467,14 @@
     </w:tblStylePr>
     <w:tblStylePr w:type="firstCol">
       <w:rPr>
+        <w:rFonts w:eastAsia="黑体"/>
         <w:b/>
         <w:bCs/>
       </w:rPr>
     </w:tblStylePr>
     <w:tblStylePr w:type="lastCol">
       <w:rPr>
+        <w:rFonts w:eastAsia="黑体"/>
         <w:b/>
         <w:bCs/>
       </w:rPr>
@@ -5193,6 +5532,7 @@
         <w:spacing w:after="0" w:before="0" w:line="240" w:lineRule="auto"/>
       </w:pPr>
       <w:rPr>
+        <w:rFonts w:eastAsia="黑体"/>
         <w:b/>
         <w:bCs/>
         <w:color w:themeColor="background1" w:val="FFFFFF"/>
@@ -5207,6 +5547,7 @@
         <w:spacing w:after="0" w:before="0" w:line="240" w:lineRule="auto"/>
       </w:pPr>
       <w:rPr>
+        <w:rFonts w:eastAsia="黑体"/>
         <w:b/>
         <w:bCs/>
       </w:rPr>
@@ -5222,12 +5563,14 @@
     </w:tblStylePr>
     <w:tblStylePr w:type="firstCol">
       <w:rPr>
+        <w:rFonts w:eastAsia="黑体"/>
         <w:b/>
         <w:bCs/>
       </w:rPr>
     </w:tblStylePr>
     <w:tblStylePr w:type="lastCol">
       <w:rPr>
+        <w:rFonts w:eastAsia="黑体"/>
         <w:b/>
         <w:bCs/>
       </w:rPr>
@@ -5285,6 +5628,7 @@
         <w:spacing w:after="0" w:before="0" w:line="240" w:lineRule="auto"/>
       </w:pPr>
       <w:rPr>
+        <w:rFonts w:eastAsia="黑体"/>
         <w:b/>
         <w:bCs/>
         <w:color w:themeColor="background1" w:val="FFFFFF"/>
@@ -5299,6 +5643,7 @@
         <w:spacing w:after="0" w:before="0" w:line="240" w:lineRule="auto"/>
       </w:pPr>
       <w:rPr>
+        <w:rFonts w:eastAsia="黑体"/>
         <w:b/>
         <w:bCs/>
       </w:rPr>
@@ -5314,12 +5659,14 @@
     </w:tblStylePr>
     <w:tblStylePr w:type="firstCol">
       <w:rPr>
+        <w:rFonts w:eastAsia="黑体"/>
         <w:b/>
         <w:bCs/>
       </w:rPr>
     </w:tblStylePr>
     <w:tblStylePr w:type="lastCol">
       <w:rPr>
+        <w:rFonts w:eastAsia="黑体"/>
         <w:b/>
         <w:bCs/>
       </w:rPr>
@@ -5379,7 +5726,7 @@
         <w:spacing w:after="0" w:before="0" w:line="240" w:lineRule="auto"/>
       </w:pPr>
       <w:rPr>
-        <w:rFonts w:asciiTheme="majorHAnsi" w:cstheme="majorBidi" w:eastAsiaTheme="majorEastAsia" w:hAnsiTheme="majorHAnsi"/>
+        <w:rFonts w:asciiTheme="majorHAnsi" w:cstheme="majorBidi" w:hAnsiTheme="majorHAnsi" w:eastAsia="黑体"/>
         <w:b/>
         <w:bCs/>
       </w:rPr>
@@ -5400,7 +5747,7 @@
         <w:spacing w:after="0" w:before="0" w:line="240" w:lineRule="auto"/>
       </w:pPr>
       <w:rPr>
-        <w:rFonts w:asciiTheme="majorHAnsi" w:cstheme="majorBidi" w:eastAsiaTheme="majorEastAsia" w:hAnsiTheme="majorHAnsi"/>
+        <w:rFonts w:asciiTheme="majorHAnsi" w:cstheme="majorBidi" w:hAnsiTheme="majorHAnsi" w:eastAsia="黑体"/>
         <w:b/>
         <w:bCs/>
       </w:rPr>
@@ -5418,14 +5765,14 @@
     </w:tblStylePr>
     <w:tblStylePr w:type="firstCol">
       <w:rPr>
-        <w:rFonts w:asciiTheme="majorHAnsi" w:cstheme="majorBidi" w:eastAsiaTheme="majorEastAsia" w:hAnsiTheme="majorHAnsi"/>
+        <w:rFonts w:asciiTheme="majorHAnsi" w:cstheme="majorBidi" w:hAnsiTheme="majorHAnsi" w:eastAsia="黑体"/>
         <w:b/>
         <w:bCs/>
       </w:rPr>
     </w:tblStylePr>
     <w:tblStylePr w:type="lastCol">
       <w:rPr>
-        <w:rFonts w:asciiTheme="majorHAnsi" w:cstheme="majorBidi" w:eastAsiaTheme="majorEastAsia" w:hAnsiTheme="majorHAnsi"/>
+        <w:rFonts w:asciiTheme="majorHAnsi" w:cstheme="majorBidi" w:hAnsiTheme="majorHAnsi" w:eastAsia="黑体"/>
         <w:b/>
         <w:bCs/>
       </w:rPr>
@@ -5509,7 +5856,7 @@
         <w:spacing w:after="0" w:before="0" w:line="240" w:lineRule="auto"/>
       </w:pPr>
       <w:rPr>
-        <w:rFonts w:asciiTheme="majorHAnsi" w:cstheme="majorBidi" w:eastAsiaTheme="majorEastAsia" w:hAnsiTheme="majorHAnsi"/>
+        <w:rFonts w:asciiTheme="majorHAnsi" w:cstheme="majorBidi" w:hAnsiTheme="majorHAnsi" w:eastAsia="黑体"/>
         <w:b/>
         <w:bCs/>
       </w:rPr>
@@ -5530,7 +5877,7 @@
         <w:spacing w:after="0" w:before="0" w:line="240" w:lineRule="auto"/>
       </w:pPr>
       <w:rPr>
-        <w:rFonts w:asciiTheme="majorHAnsi" w:cstheme="majorBidi" w:eastAsiaTheme="majorEastAsia" w:hAnsiTheme="majorHAnsi"/>
+        <w:rFonts w:asciiTheme="majorHAnsi" w:cstheme="majorBidi" w:hAnsiTheme="majorHAnsi" w:eastAsia="黑体"/>
         <w:b/>
         <w:bCs/>
       </w:rPr>
@@ -5548,14 +5895,14 @@
     </w:tblStylePr>
     <w:tblStylePr w:type="firstCol">
       <w:rPr>
-        <w:rFonts w:asciiTheme="majorHAnsi" w:cstheme="majorBidi" w:eastAsiaTheme="majorEastAsia" w:hAnsiTheme="majorHAnsi"/>
+        <w:rFonts w:asciiTheme="majorHAnsi" w:cstheme="majorBidi" w:hAnsiTheme="majorHAnsi" w:eastAsia="黑体"/>
         <w:b/>
         <w:bCs/>
       </w:rPr>
     </w:tblStylePr>
     <w:tblStylePr w:type="lastCol">
       <w:rPr>
-        <w:rFonts w:asciiTheme="majorHAnsi" w:cstheme="majorBidi" w:eastAsiaTheme="majorEastAsia" w:hAnsiTheme="majorHAnsi"/>
+        <w:rFonts w:asciiTheme="majorHAnsi" w:cstheme="majorBidi" w:hAnsiTheme="majorHAnsi" w:eastAsia="黑体"/>
         <w:b/>
         <w:bCs/>
       </w:rPr>
@@ -5639,7 +5986,7 @@
         <w:spacing w:after="0" w:before="0" w:line="240" w:lineRule="auto"/>
       </w:pPr>
       <w:rPr>
-        <w:rFonts w:asciiTheme="majorHAnsi" w:cstheme="majorBidi" w:eastAsiaTheme="majorEastAsia" w:hAnsiTheme="majorHAnsi"/>
+        <w:rFonts w:asciiTheme="majorHAnsi" w:cstheme="majorBidi" w:hAnsiTheme="majorHAnsi" w:eastAsia="黑体"/>
         <w:b/>
         <w:bCs/>
       </w:rPr>
@@ -5660,7 +6007,7 @@
         <w:spacing w:after="0" w:before="0" w:line="240" w:lineRule="auto"/>
       </w:pPr>
       <w:rPr>
-        <w:rFonts w:asciiTheme="majorHAnsi" w:cstheme="majorBidi" w:eastAsiaTheme="majorEastAsia" w:hAnsiTheme="majorHAnsi"/>
+        <w:rFonts w:asciiTheme="majorHAnsi" w:cstheme="majorBidi" w:hAnsiTheme="majorHAnsi" w:eastAsia="黑体"/>
         <w:b/>
         <w:bCs/>
       </w:rPr>
@@ -5678,14 +6025,14 @@
     </w:tblStylePr>
     <w:tblStylePr w:type="firstCol">
       <w:rPr>
-        <w:rFonts w:asciiTheme="majorHAnsi" w:cstheme="majorBidi" w:eastAsiaTheme="majorEastAsia" w:hAnsiTheme="majorHAnsi"/>
+        <w:rFonts w:asciiTheme="majorHAnsi" w:cstheme="majorBidi" w:hAnsiTheme="majorHAnsi" w:eastAsia="黑体"/>
         <w:b/>
         <w:bCs/>
       </w:rPr>
     </w:tblStylePr>
     <w:tblStylePr w:type="lastCol">
       <w:rPr>
-        <w:rFonts w:asciiTheme="majorHAnsi" w:cstheme="majorBidi" w:eastAsiaTheme="majorEastAsia" w:hAnsiTheme="majorHAnsi"/>
+        <w:rFonts w:asciiTheme="majorHAnsi" w:cstheme="majorBidi" w:hAnsiTheme="majorHAnsi" w:eastAsia="黑体"/>
         <w:b/>
         <w:bCs/>
       </w:rPr>
@@ -5769,7 +6116,7 @@
         <w:spacing w:after="0" w:before="0" w:line="240" w:lineRule="auto"/>
       </w:pPr>
       <w:rPr>
-        <w:rFonts w:asciiTheme="majorHAnsi" w:cstheme="majorBidi" w:eastAsiaTheme="majorEastAsia" w:hAnsiTheme="majorHAnsi"/>
+        <w:rFonts w:asciiTheme="majorHAnsi" w:cstheme="majorBidi" w:hAnsiTheme="majorHAnsi" w:eastAsia="黑体"/>
         <w:b/>
         <w:bCs/>
       </w:rPr>
@@ -5790,7 +6137,7 @@
         <w:spacing w:after="0" w:before="0" w:line="240" w:lineRule="auto"/>
       </w:pPr>
       <w:rPr>
-        <w:rFonts w:asciiTheme="majorHAnsi" w:cstheme="majorBidi" w:eastAsiaTheme="majorEastAsia" w:hAnsiTheme="majorHAnsi"/>
+        <w:rFonts w:asciiTheme="majorHAnsi" w:cstheme="majorBidi" w:hAnsiTheme="majorHAnsi" w:eastAsia="黑体"/>
         <w:b/>
         <w:bCs/>
       </w:rPr>
@@ -5808,14 +6155,14 @@
     </w:tblStylePr>
     <w:tblStylePr w:type="firstCol">
       <w:rPr>
-        <w:rFonts w:asciiTheme="majorHAnsi" w:cstheme="majorBidi" w:eastAsiaTheme="majorEastAsia" w:hAnsiTheme="majorHAnsi"/>
+        <w:rFonts w:asciiTheme="majorHAnsi" w:cstheme="majorBidi" w:hAnsiTheme="majorHAnsi" w:eastAsia="黑体"/>
         <w:b/>
         <w:bCs/>
       </w:rPr>
     </w:tblStylePr>
     <w:tblStylePr w:type="lastCol">
       <w:rPr>
-        <w:rFonts w:asciiTheme="majorHAnsi" w:cstheme="majorBidi" w:eastAsiaTheme="majorEastAsia" w:hAnsiTheme="majorHAnsi"/>
+        <w:rFonts w:asciiTheme="majorHAnsi" w:cstheme="majorBidi" w:hAnsiTheme="majorHAnsi" w:eastAsia="黑体"/>
         <w:b/>
         <w:bCs/>
       </w:rPr>
@@ -5899,7 +6246,7 @@
         <w:spacing w:after="0" w:before="0" w:line="240" w:lineRule="auto"/>
       </w:pPr>
       <w:rPr>
-        <w:rFonts w:asciiTheme="majorHAnsi" w:cstheme="majorBidi" w:eastAsiaTheme="majorEastAsia" w:hAnsiTheme="majorHAnsi"/>
+        <w:rFonts w:asciiTheme="majorHAnsi" w:cstheme="majorBidi" w:hAnsiTheme="majorHAnsi" w:eastAsia="黑体"/>
         <w:b/>
         <w:bCs/>
       </w:rPr>
@@ -5920,7 +6267,7 @@
         <w:spacing w:after="0" w:before="0" w:line="240" w:lineRule="auto"/>
       </w:pPr>
       <w:rPr>
-        <w:rFonts w:asciiTheme="majorHAnsi" w:cstheme="majorBidi" w:eastAsiaTheme="majorEastAsia" w:hAnsiTheme="majorHAnsi"/>
+        <w:rFonts w:asciiTheme="majorHAnsi" w:cstheme="majorBidi" w:hAnsiTheme="majorHAnsi" w:eastAsia="黑体"/>
         <w:b/>
         <w:bCs/>
       </w:rPr>
@@ -5938,14 +6285,14 @@
     </w:tblStylePr>
     <w:tblStylePr w:type="firstCol">
       <w:rPr>
-        <w:rFonts w:asciiTheme="majorHAnsi" w:cstheme="majorBidi" w:eastAsiaTheme="majorEastAsia" w:hAnsiTheme="majorHAnsi"/>
+        <w:rFonts w:asciiTheme="majorHAnsi" w:cstheme="majorBidi" w:hAnsiTheme="majorHAnsi" w:eastAsia="黑体"/>
         <w:b/>
         <w:bCs/>
       </w:rPr>
     </w:tblStylePr>
     <w:tblStylePr w:type="lastCol">
       <w:rPr>
-        <w:rFonts w:asciiTheme="majorHAnsi" w:cstheme="majorBidi" w:eastAsiaTheme="majorEastAsia" w:hAnsiTheme="majorHAnsi"/>
+        <w:rFonts w:asciiTheme="majorHAnsi" w:cstheme="majorBidi" w:hAnsiTheme="majorHAnsi" w:eastAsia="黑体"/>
         <w:b/>
         <w:bCs/>
       </w:rPr>
@@ -6029,7 +6376,7 @@
         <w:spacing w:after="0" w:before="0" w:line="240" w:lineRule="auto"/>
       </w:pPr>
       <w:rPr>
-        <w:rFonts w:asciiTheme="majorHAnsi" w:cstheme="majorBidi" w:eastAsiaTheme="majorEastAsia" w:hAnsiTheme="majorHAnsi"/>
+        <w:rFonts w:asciiTheme="majorHAnsi" w:cstheme="majorBidi" w:hAnsiTheme="majorHAnsi" w:eastAsia="黑体"/>
         <w:b/>
         <w:bCs/>
       </w:rPr>
@@ -6050,7 +6397,7 @@
         <w:spacing w:after="0" w:before="0" w:line="240" w:lineRule="auto"/>
       </w:pPr>
       <w:rPr>
-        <w:rFonts w:asciiTheme="majorHAnsi" w:cstheme="majorBidi" w:eastAsiaTheme="majorEastAsia" w:hAnsiTheme="majorHAnsi"/>
+        <w:rFonts w:asciiTheme="majorHAnsi" w:cstheme="majorBidi" w:hAnsiTheme="majorHAnsi" w:eastAsia="黑体"/>
         <w:b/>
         <w:bCs/>
       </w:rPr>
@@ -6068,14 +6415,14 @@
     </w:tblStylePr>
     <w:tblStylePr w:type="firstCol">
       <w:rPr>
-        <w:rFonts w:asciiTheme="majorHAnsi" w:cstheme="majorBidi" w:eastAsiaTheme="majorEastAsia" w:hAnsiTheme="majorHAnsi"/>
+        <w:rFonts w:asciiTheme="majorHAnsi" w:cstheme="majorBidi" w:hAnsiTheme="majorHAnsi" w:eastAsia="黑体"/>
         <w:b/>
         <w:bCs/>
       </w:rPr>
     </w:tblStylePr>
     <w:tblStylePr w:type="lastCol">
       <w:rPr>
-        <w:rFonts w:asciiTheme="majorHAnsi" w:cstheme="majorBidi" w:eastAsiaTheme="majorEastAsia" w:hAnsiTheme="majorHAnsi"/>
+        <w:rFonts w:asciiTheme="majorHAnsi" w:cstheme="majorBidi" w:hAnsiTheme="majorHAnsi" w:eastAsia="黑体"/>
         <w:b/>
         <w:bCs/>
       </w:rPr>
@@ -6159,7 +6506,7 @@
         <w:spacing w:after="0" w:before="0" w:line="240" w:lineRule="auto"/>
       </w:pPr>
       <w:rPr>
-        <w:rFonts w:asciiTheme="majorHAnsi" w:cstheme="majorBidi" w:eastAsiaTheme="majorEastAsia" w:hAnsiTheme="majorHAnsi"/>
+        <w:rFonts w:asciiTheme="majorHAnsi" w:cstheme="majorBidi" w:hAnsiTheme="majorHAnsi" w:eastAsia="黑体"/>
         <w:b/>
         <w:bCs/>
       </w:rPr>
@@ -6180,7 +6527,7 @@
         <w:spacing w:after="0" w:before="0" w:line="240" w:lineRule="auto"/>
       </w:pPr>
       <w:rPr>
-        <w:rFonts w:asciiTheme="majorHAnsi" w:cstheme="majorBidi" w:eastAsiaTheme="majorEastAsia" w:hAnsiTheme="majorHAnsi"/>
+        <w:rFonts w:asciiTheme="majorHAnsi" w:cstheme="majorBidi" w:hAnsiTheme="majorHAnsi" w:eastAsia="黑体"/>
         <w:b/>
         <w:bCs/>
       </w:rPr>
@@ -6198,14 +6545,14 @@
     </w:tblStylePr>
     <w:tblStylePr w:type="firstCol">
       <w:rPr>
-        <w:rFonts w:asciiTheme="majorHAnsi" w:cstheme="majorBidi" w:eastAsiaTheme="majorEastAsia" w:hAnsiTheme="majorHAnsi"/>
+        <w:rFonts w:asciiTheme="majorHAnsi" w:cstheme="majorBidi" w:hAnsiTheme="majorHAnsi" w:eastAsia="黑体"/>
         <w:b/>
         <w:bCs/>
       </w:rPr>
     </w:tblStylePr>
     <w:tblStylePr w:type="lastCol">
       <w:rPr>
-        <w:rFonts w:asciiTheme="majorHAnsi" w:cstheme="majorBidi" w:eastAsiaTheme="majorEastAsia" w:hAnsiTheme="majorHAnsi"/>
+        <w:rFonts w:asciiTheme="majorHAnsi" w:cstheme="majorBidi" w:hAnsiTheme="majorHAnsi" w:eastAsia="黑体"/>
         <w:b/>
         <w:bCs/>
       </w:rPr>
@@ -6288,6 +6635,7 @@
         <w:spacing w:after="0" w:before="0" w:line="240" w:lineRule="auto"/>
       </w:pPr>
       <w:rPr>
+        <w:rFonts w:eastAsia="黑体"/>
         <w:b/>
         <w:bCs/>
         <w:color w:themeColor="background1" w:val="FFFFFF"/>
@@ -6310,6 +6658,7 @@
         <w:spacing w:after="0" w:before="0" w:line="240" w:lineRule="auto"/>
       </w:pPr>
       <w:rPr>
+        <w:rFonts w:eastAsia="黑体"/>
         <w:b/>
         <w:bCs/>
       </w:rPr>
@@ -6327,12 +6676,14 @@
     </w:tblStylePr>
     <w:tblStylePr w:type="firstCol">
       <w:rPr>
+        <w:rFonts w:eastAsia="黑体"/>
         <w:b/>
         <w:bCs/>
       </w:rPr>
     </w:tblStylePr>
     <w:tblStylePr w:type="lastCol">
       <w:rPr>
+        <w:rFonts w:eastAsia="黑体"/>
         <w:b/>
         <w:bCs/>
       </w:rPr>
@@ -6394,6 +6745,7 @@
         <w:spacing w:after="0" w:before="0" w:line="240" w:lineRule="auto"/>
       </w:pPr>
       <w:rPr>
+        <w:rFonts w:eastAsia="黑体"/>
         <w:b/>
         <w:bCs/>
         <w:color w:themeColor="background1" w:val="FFFFFF"/>
@@ -6416,6 +6768,7 @@
         <w:spacing w:after="0" w:before="0" w:line="240" w:lineRule="auto"/>
       </w:pPr>
       <w:rPr>
+        <w:rFonts w:eastAsia="黑体"/>
         <w:b/>
         <w:bCs/>
       </w:rPr>
@@ -6433,12 +6786,14 @@
     </w:tblStylePr>
     <w:tblStylePr w:type="firstCol">
       <w:rPr>
+        <w:rFonts w:eastAsia="黑体"/>
         <w:b/>
         <w:bCs/>
       </w:rPr>
     </w:tblStylePr>
     <w:tblStylePr w:type="lastCol">
       <w:rPr>
+        <w:rFonts w:eastAsia="黑体"/>
         <w:b/>
         <w:bCs/>
       </w:rPr>
@@ -6500,6 +6855,7 @@
         <w:spacing w:after="0" w:before="0" w:line="240" w:lineRule="auto"/>
       </w:pPr>
       <w:rPr>
+        <w:rFonts w:eastAsia="黑体"/>
         <w:b/>
         <w:bCs/>
         <w:color w:themeColor="background1" w:val="FFFFFF"/>
@@ -6522,6 +6878,7 @@
         <w:spacing w:after="0" w:before="0" w:line="240" w:lineRule="auto"/>
       </w:pPr>
       <w:rPr>
+        <w:rFonts w:eastAsia="黑体"/>
         <w:b/>
         <w:bCs/>
       </w:rPr>
@@ -6539,12 +6896,14 @@
     </w:tblStylePr>
     <w:tblStylePr w:type="firstCol">
       <w:rPr>
+        <w:rFonts w:eastAsia="黑体"/>
         <w:b/>
         <w:bCs/>
       </w:rPr>
     </w:tblStylePr>
     <w:tblStylePr w:type="lastCol">
       <w:rPr>
+        <w:rFonts w:eastAsia="黑体"/>
         <w:b/>
         <w:bCs/>
       </w:rPr>
@@ -6606,6 +6965,7 @@
         <w:spacing w:after="0" w:before="0" w:line="240" w:lineRule="auto"/>
       </w:pPr>
       <w:rPr>
+        <w:rFonts w:eastAsia="黑体"/>
         <w:b/>
         <w:bCs/>
         <w:color w:themeColor="background1" w:val="FFFFFF"/>
@@ -6628,6 +6988,7 @@
         <w:spacing w:after="0" w:before="0" w:line="240" w:lineRule="auto"/>
       </w:pPr>
       <w:rPr>
+        <w:rFonts w:eastAsia="黑体"/>
         <w:b/>
         <w:bCs/>
       </w:rPr>
@@ -6645,12 +7006,14 @@
     </w:tblStylePr>
     <w:tblStylePr w:type="firstCol">
       <w:rPr>
+        <w:rFonts w:eastAsia="黑体"/>
         <w:b/>
         <w:bCs/>
       </w:rPr>
     </w:tblStylePr>
     <w:tblStylePr w:type="lastCol">
       <w:rPr>
+        <w:rFonts w:eastAsia="黑体"/>
         <w:b/>
         <w:bCs/>
       </w:rPr>
@@ -6712,6 +7075,7 @@
         <w:spacing w:after="0" w:before="0" w:line="240" w:lineRule="auto"/>
       </w:pPr>
       <w:rPr>
+        <w:rFonts w:eastAsia="黑体"/>
         <w:b/>
         <w:bCs/>
         <w:color w:themeColor="background1" w:val="FFFFFF"/>
@@ -6734,6 +7098,7 @@
         <w:spacing w:after="0" w:before="0" w:line="240" w:lineRule="auto"/>
       </w:pPr>
       <w:rPr>
+        <w:rFonts w:eastAsia="黑体"/>
         <w:b/>
         <w:bCs/>
       </w:rPr>
@@ -6751,12 +7116,14 @@
     </w:tblStylePr>
     <w:tblStylePr w:type="firstCol">
       <w:rPr>
+        <w:rFonts w:eastAsia="黑体"/>
         <w:b/>
         <w:bCs/>
       </w:rPr>
     </w:tblStylePr>
     <w:tblStylePr w:type="lastCol">
       <w:rPr>
+        <w:rFonts w:eastAsia="黑体"/>
         <w:b/>
         <w:bCs/>
       </w:rPr>
@@ -6818,6 +7185,7 @@
         <w:spacing w:after="0" w:before="0" w:line="240" w:lineRule="auto"/>
       </w:pPr>
       <w:rPr>
+        <w:rFonts w:eastAsia="黑体"/>
         <w:b/>
         <w:bCs/>
         <w:color w:themeColor="background1" w:val="FFFFFF"/>
@@ -6840,6 +7208,7 @@
         <w:spacing w:after="0" w:before="0" w:line="240" w:lineRule="auto"/>
       </w:pPr>
       <w:rPr>
+        <w:rFonts w:eastAsia="黑体"/>
         <w:b/>
         <w:bCs/>
       </w:rPr>
@@ -6857,12 +7226,14 @@
     </w:tblStylePr>
     <w:tblStylePr w:type="firstCol">
       <w:rPr>
+        <w:rFonts w:eastAsia="黑体"/>
         <w:b/>
         <w:bCs/>
       </w:rPr>
     </w:tblStylePr>
     <w:tblStylePr w:type="lastCol">
       <w:rPr>
+        <w:rFonts w:eastAsia="黑体"/>
         <w:b/>
         <w:bCs/>
       </w:rPr>
@@ -6924,6 +7295,7 @@
         <w:spacing w:after="0" w:before="0" w:line="240" w:lineRule="auto"/>
       </w:pPr>
       <w:rPr>
+        <w:rFonts w:eastAsia="黑体"/>
         <w:b/>
         <w:bCs/>
         <w:color w:themeColor="background1" w:val="FFFFFF"/>
@@ -6946,6 +7318,7 @@
         <w:spacing w:after="0" w:before="0" w:line="240" w:lineRule="auto"/>
       </w:pPr>
       <w:rPr>
+        <w:rFonts w:eastAsia="黑体"/>
         <w:b/>
         <w:bCs/>
       </w:rPr>
@@ -6963,12 +7336,14 @@
     </w:tblStylePr>
     <w:tblStylePr w:type="firstCol">
       <w:rPr>
+        <w:rFonts w:eastAsia="黑体"/>
         <w:b/>
         <w:bCs/>
       </w:rPr>
     </w:tblStylePr>
     <w:tblStylePr w:type="lastCol">
       <w:rPr>
+        <w:rFonts w:eastAsia="黑体"/>
         <w:b/>
         <w:bCs/>
       </w:rPr>
@@ -7027,6 +7402,7 @@
         <w:spacing w:after="0" w:before="0" w:line="240" w:lineRule="auto"/>
       </w:pPr>
       <w:rPr>
+        <w:rFonts w:eastAsia="黑体"/>
         <w:b/>
         <w:bCs/>
         <w:color w:themeColor="background1" w:val="FFFFFF"/>
@@ -7049,6 +7425,7 @@
         <w:spacing w:after="0" w:before="0" w:line="240" w:lineRule="auto"/>
       </w:pPr>
       <w:rPr>
+        <w:rFonts w:eastAsia="黑体"/>
         <w:color w:val="auto"/>
       </w:rPr>
       <w:tblPr/>
@@ -7066,6 +7443,7 @@
     </w:tblStylePr>
     <w:tblStylePr w:type="firstCol">
       <w:rPr>
+        <w:rFonts w:eastAsia="黑体"/>
         <w:b/>
         <w:bCs/>
         <w:color w:themeColor="background1" w:val="FFFFFF"/>
@@ -7085,6 +7463,7 @@
     </w:tblStylePr>
     <w:tblStylePr w:type="lastCol">
       <w:rPr>
+        <w:rFonts w:eastAsia="黑体"/>
         <w:b/>
         <w:bCs/>
         <w:color w:themeColor="background1" w:val="FFFFFF"/>
@@ -7133,6 +7512,7 @@
     </w:tblStylePr>
     <w:tblStylePr w:type="nwCell">
       <w:rPr>
+        <w:rFonts w:eastAsia="黑体"/>
         <w:color w:themeColor="background1" w:val="FFFFFF"/>
       </w:rPr>
       <w:tblPr/>
@@ -7176,6 +7556,7 @@
         <w:spacing w:after="0" w:before="0" w:line="240" w:lineRule="auto"/>
       </w:pPr>
       <w:rPr>
+        <w:rFonts w:eastAsia="黑体"/>
         <w:b/>
         <w:bCs/>
         <w:color w:themeColor="background1" w:val="FFFFFF"/>
@@ -7198,6 +7579,7 @@
         <w:spacing w:after="0" w:before="0" w:line="240" w:lineRule="auto"/>
       </w:pPr>
       <w:rPr>
+        <w:rFonts w:eastAsia="黑体"/>
         <w:color w:val="auto"/>
       </w:rPr>
       <w:tblPr/>
@@ -7215,6 +7597,7 @@
     </w:tblStylePr>
     <w:tblStylePr w:type="firstCol">
       <w:rPr>
+        <w:rFonts w:eastAsia="黑体"/>
         <w:b/>
         <w:bCs/>
         <w:color w:themeColor="background1" w:val="FFFFFF"/>
@@ -7234,6 +7617,7 @@
     </w:tblStylePr>
     <w:tblStylePr w:type="lastCol">
       <w:rPr>
+        <w:rFonts w:eastAsia="黑体"/>
         <w:b/>
         <w:bCs/>
         <w:color w:themeColor="background1" w:val="FFFFFF"/>
@@ -7282,6 +7666,7 @@
     </w:tblStylePr>
     <w:tblStylePr w:type="nwCell">
       <w:rPr>
+        <w:rFonts w:eastAsia="黑体"/>
         <w:color w:themeColor="background1" w:val="FFFFFF"/>
       </w:rPr>
       <w:tblPr/>
@@ -7325,6 +7710,7 @@
         <w:spacing w:after="0" w:before="0" w:line="240" w:lineRule="auto"/>
       </w:pPr>
       <w:rPr>
+        <w:rFonts w:eastAsia="黑体"/>
         <w:b/>
         <w:bCs/>
         <w:color w:themeColor="background1" w:val="FFFFFF"/>
@@ -7347,6 +7733,7 @@
         <w:spacing w:after="0" w:before="0" w:line="240" w:lineRule="auto"/>
       </w:pPr>
       <w:rPr>
+        <w:rFonts w:eastAsia="黑体"/>
         <w:color w:val="auto"/>
       </w:rPr>
       <w:tblPr/>
@@ -7364,6 +7751,7 @@
     </w:tblStylePr>
     <w:tblStylePr w:type="firstCol">
       <w:rPr>
+        <w:rFonts w:eastAsia="黑体"/>
         <w:b/>
         <w:bCs/>
         <w:color w:themeColor="background1" w:val="FFFFFF"/>
@@ -7383,6 +7771,7 @@
     </w:tblStylePr>
     <w:tblStylePr w:type="lastCol">
       <w:rPr>
+        <w:rFonts w:eastAsia="黑体"/>
         <w:b/>
         <w:bCs/>
         <w:color w:themeColor="background1" w:val="FFFFFF"/>
@@ -7431,6 +7820,7 @@
     </w:tblStylePr>
     <w:tblStylePr w:type="nwCell">
       <w:rPr>
+        <w:rFonts w:eastAsia="黑体"/>
         <w:color w:themeColor="background1" w:val="FFFFFF"/>
       </w:rPr>
       <w:tblPr/>
@@ -7474,6 +7864,7 @@
         <w:spacing w:after="0" w:before="0" w:line="240" w:lineRule="auto"/>
       </w:pPr>
       <w:rPr>
+        <w:rFonts w:eastAsia="黑体"/>
         <w:b/>
         <w:bCs/>
         <w:color w:themeColor="background1" w:val="FFFFFF"/>
@@ -7496,6 +7887,7 @@
         <w:spacing w:after="0" w:before="0" w:line="240" w:lineRule="auto"/>
       </w:pPr>
       <w:rPr>
+        <w:rFonts w:eastAsia="黑体"/>
         <w:color w:val="auto"/>
       </w:rPr>
       <w:tblPr/>
@@ -7513,6 +7905,7 @@
     </w:tblStylePr>
     <w:tblStylePr w:type="firstCol">
       <w:rPr>
+        <w:rFonts w:eastAsia="黑体"/>
         <w:b/>
         <w:bCs/>
         <w:color w:themeColor="background1" w:val="FFFFFF"/>
@@ -7532,6 +7925,7 @@
     </w:tblStylePr>
     <w:tblStylePr w:type="lastCol">
       <w:rPr>
+        <w:rFonts w:eastAsia="黑体"/>
         <w:b/>
         <w:bCs/>
         <w:color w:themeColor="background1" w:val="FFFFFF"/>
@@ -7580,6 +7974,7 @@
     </w:tblStylePr>
     <w:tblStylePr w:type="nwCell">
       <w:rPr>
+        <w:rFonts w:eastAsia="黑体"/>
         <w:color w:themeColor="background1" w:val="FFFFFF"/>
       </w:rPr>
       <w:tblPr/>
@@ -7623,6 +8018,7 @@
         <w:spacing w:after="0" w:before="0" w:line="240" w:lineRule="auto"/>
       </w:pPr>
       <w:rPr>
+        <w:rFonts w:eastAsia="黑体"/>
         <w:b/>
         <w:bCs/>
         <w:color w:themeColor="background1" w:val="FFFFFF"/>
@@ -7645,6 +8041,7 @@
         <w:spacing w:after="0" w:before="0" w:line="240" w:lineRule="auto"/>
       </w:pPr>
       <w:rPr>
+        <w:rFonts w:eastAsia="黑体"/>
         <w:color w:val="auto"/>
       </w:rPr>
       <w:tblPr/>
@@ -7662,6 +8059,7 @@
     </w:tblStylePr>
     <w:tblStylePr w:type="firstCol">
       <w:rPr>
+        <w:rFonts w:eastAsia="黑体"/>
         <w:b/>
         <w:bCs/>
         <w:color w:themeColor="background1" w:val="FFFFFF"/>
@@ -7681,6 +8079,7 @@
     </w:tblStylePr>
     <w:tblStylePr w:type="lastCol">
       <w:rPr>
+        <w:rFonts w:eastAsia="黑体"/>
         <w:b/>
         <w:bCs/>
         <w:color w:themeColor="background1" w:val="FFFFFF"/>
@@ -7729,6 +8128,7 @@
     </w:tblStylePr>
     <w:tblStylePr w:type="nwCell">
       <w:rPr>
+        <w:rFonts w:eastAsia="黑体"/>
         <w:color w:themeColor="background1" w:val="FFFFFF"/>
       </w:rPr>
       <w:tblPr/>
@@ -7772,6 +8172,7 @@
         <w:spacing w:after="0" w:before="0" w:line="240" w:lineRule="auto"/>
       </w:pPr>
       <w:rPr>
+        <w:rFonts w:eastAsia="黑体"/>
         <w:b/>
         <w:bCs/>
         <w:color w:themeColor="background1" w:val="FFFFFF"/>
@@ -7794,6 +8195,7 @@
         <w:spacing w:after="0" w:before="0" w:line="240" w:lineRule="auto"/>
       </w:pPr>
       <w:rPr>
+        <w:rFonts w:eastAsia="黑体"/>
         <w:color w:val="auto"/>
       </w:rPr>
       <w:tblPr/>
@@ -7811,6 +8213,7 @@
     </w:tblStylePr>
     <w:tblStylePr w:type="firstCol">
       <w:rPr>
+        <w:rFonts w:eastAsia="黑体"/>
         <w:b/>
         <w:bCs/>
         <w:color w:themeColor="background1" w:val="FFFFFF"/>
@@ -7830,6 +8233,7 @@
     </w:tblStylePr>
     <w:tblStylePr w:type="lastCol">
       <w:rPr>
+        <w:rFonts w:eastAsia="黑体"/>
         <w:b/>
         <w:bCs/>
         <w:color w:themeColor="background1" w:val="FFFFFF"/>
@@ -7878,6 +8282,7 @@
     </w:tblStylePr>
     <w:tblStylePr w:type="nwCell">
       <w:rPr>
+        <w:rFonts w:eastAsia="黑体"/>
         <w:color w:themeColor="background1" w:val="FFFFFF"/>
       </w:rPr>
       <w:tblPr/>
@@ -7921,6 +8326,7 @@
         <w:spacing w:after="0" w:before="0" w:line="240" w:lineRule="auto"/>
       </w:pPr>
       <w:rPr>
+        <w:rFonts w:eastAsia="黑体"/>
         <w:b/>
         <w:bCs/>
         <w:color w:themeColor="background1" w:val="FFFFFF"/>
@@ -7943,6 +8349,7 @@
         <w:spacing w:after="0" w:before="0" w:line="240" w:lineRule="auto"/>
       </w:pPr>
       <w:rPr>
+        <w:rFonts w:eastAsia="黑体"/>
         <w:color w:val="auto"/>
       </w:rPr>
       <w:tblPr/>
@@ -7960,6 +8367,7 @@
     </w:tblStylePr>
     <w:tblStylePr w:type="firstCol">
       <w:rPr>
+        <w:rFonts w:eastAsia="黑体"/>
         <w:b/>
         <w:bCs/>
         <w:color w:themeColor="background1" w:val="FFFFFF"/>
@@ -7979,6 +8387,7 @@
     </w:tblStylePr>
     <w:tblStylePr w:type="lastCol">
       <w:rPr>
+        <w:rFonts w:eastAsia="黑体"/>
         <w:b/>
         <w:bCs/>
         <w:color w:themeColor="background1" w:val="FFFFFF"/>
@@ -8027,6 +8436,7 @@
     </w:tblStylePr>
     <w:tblStylePr w:type="nwCell">
       <w:rPr>
+        <w:rFonts w:eastAsia="黑体"/>
         <w:color w:themeColor="background1" w:val="FFFFFF"/>
       </w:rPr>
       <w:tblPr/>
@@ -8051,6 +8461,7 @@
       <w:spacing w:after="0" w:line="240" w:lineRule="auto"/>
     </w:pPr>
     <w:rPr>
+      <w:rFonts w:eastAsia="黑体"/>
       <w:color w:themeColor="text1" w:val="000000"/>
     </w:rPr>
     <w:tblPr>
@@ -8070,7 +8481,7 @@
     </w:tblPr>
     <w:tblStylePr w:type="firstRow">
       <w:rPr>
-        <w:rFonts w:asciiTheme="majorHAnsi" w:cstheme="majorBidi" w:eastAsiaTheme="majorEastAsia" w:hAnsiTheme="majorHAnsi"/>
+        <w:rFonts w:asciiTheme="majorHAnsi" w:cstheme="majorBidi" w:hAnsiTheme="majorHAnsi" w:eastAsia="黑体"/>
       </w:rPr>
       <w:tblPr/>
       <w:tcPr>
@@ -8082,6 +8493,7 @@
     </w:tblStylePr>
     <w:tblStylePr w:type="lastRow">
       <w:rPr>
+        <w:rFonts w:eastAsia="黑体"/>
         <w:b/>
         <w:bCs/>
         <w:color w:themeColor="text2" w:val="1F497D"/>
@@ -8096,12 +8508,14 @@
     </w:tblStylePr>
     <w:tblStylePr w:type="firstCol">
       <w:rPr>
+        <w:rFonts w:eastAsia="黑体"/>
         <w:b/>
         <w:bCs/>
       </w:rPr>
     </w:tblStylePr>
     <w:tblStylePr w:type="lastCol">
       <w:rPr>
+        <w:rFonts w:eastAsia="黑体"/>
         <w:b/>
         <w:bCs/>
       </w:rPr>
@@ -8135,6 +8549,7 @@
       <w:spacing w:after="0" w:line="240" w:lineRule="auto"/>
     </w:pPr>
     <w:rPr>
+      <w:rFonts w:eastAsia="黑体"/>
       <w:color w:themeColor="text1" w:val="000000"/>
     </w:rPr>
     <w:tblPr>
@@ -8154,7 +8569,7 @@
     </w:tblPr>
     <w:tblStylePr w:type="firstRow">
       <w:rPr>
-        <w:rFonts w:asciiTheme="majorHAnsi" w:cstheme="majorBidi" w:eastAsiaTheme="majorEastAsia" w:hAnsiTheme="majorHAnsi"/>
+        <w:rFonts w:asciiTheme="majorHAnsi" w:cstheme="majorBidi" w:hAnsiTheme="majorHAnsi" w:eastAsia="黑体"/>
       </w:rPr>
       <w:tblPr/>
       <w:tcPr>
@@ -8166,6 +8581,7 @@
     </w:tblStylePr>
     <w:tblStylePr w:type="lastRow">
       <w:rPr>
+        <w:rFonts w:eastAsia="黑体"/>
         <w:b/>
         <w:bCs/>
         <w:color w:themeColor="text2" w:val="1F497D"/>
@@ -8180,12 +8596,14 @@
     </w:tblStylePr>
     <w:tblStylePr w:type="firstCol">
       <w:rPr>
+        <w:rFonts w:eastAsia="黑体"/>
         <w:b/>
         <w:bCs/>
       </w:rPr>
     </w:tblStylePr>
     <w:tblStylePr w:type="lastCol">
       <w:rPr>
+        <w:rFonts w:eastAsia="黑体"/>
         <w:b/>
         <w:bCs/>
       </w:rPr>
@@ -8219,6 +8637,7 @@
       <w:spacing w:after="0" w:line="240" w:lineRule="auto"/>
     </w:pPr>
     <w:rPr>
+      <w:rFonts w:eastAsia="黑体"/>
       <w:color w:themeColor="text1" w:val="000000"/>
     </w:rPr>
     <w:tblPr>
@@ -8238,7 +8657,7 @@
     </w:tblPr>
     <w:tblStylePr w:type="firstRow">
       <w:rPr>
-        <w:rFonts w:asciiTheme="majorHAnsi" w:cstheme="majorBidi" w:eastAsiaTheme="majorEastAsia" w:hAnsiTheme="majorHAnsi"/>
+        <w:rFonts w:asciiTheme="majorHAnsi" w:cstheme="majorBidi" w:hAnsiTheme="majorHAnsi" w:eastAsia="黑体"/>
       </w:rPr>
       <w:tblPr/>
       <w:tcPr>
@@ -8250,6 +8669,7 @@
     </w:tblStylePr>
     <w:tblStylePr w:type="lastRow">
       <w:rPr>
+        <w:rFonts w:eastAsia="黑体"/>
         <w:b/>
         <w:bCs/>
         <w:color w:themeColor="text2" w:val="1F497D"/>
@@ -8264,12 +8684,14 @@
     </w:tblStylePr>
     <w:tblStylePr w:type="firstCol">
       <w:rPr>
+        <w:rFonts w:eastAsia="黑体"/>
         <w:b/>
         <w:bCs/>
       </w:rPr>
     </w:tblStylePr>
     <w:tblStylePr w:type="lastCol">
       <w:rPr>
+        <w:rFonts w:eastAsia="黑体"/>
         <w:b/>
         <w:bCs/>
       </w:rPr>
@@ -8303,6 +8725,7 @@
       <w:spacing w:after="0" w:line="240" w:lineRule="auto"/>
     </w:pPr>
     <w:rPr>
+      <w:rFonts w:eastAsia="黑体"/>
       <w:color w:themeColor="text1" w:val="000000"/>
     </w:rPr>
     <w:tblPr>
@@ -8322,7 +8745,7 @@
     </w:tblPr>
     <w:tblStylePr w:type="firstRow">
       <w:rPr>
-        <w:rFonts w:asciiTheme="majorHAnsi" w:cstheme="majorBidi" w:eastAsiaTheme="majorEastAsia" w:hAnsiTheme="majorHAnsi"/>
+        <w:rFonts w:asciiTheme="majorHAnsi" w:cstheme="majorBidi" w:hAnsiTheme="majorHAnsi" w:eastAsia="黑体"/>
       </w:rPr>
       <w:tblPr/>
       <w:tcPr>
@@ -8334,6 +8757,7 @@
     </w:tblStylePr>
     <w:tblStylePr w:type="lastRow">
       <w:rPr>
+        <w:rFonts w:eastAsia="黑体"/>
         <w:b/>
         <w:bCs/>
         <w:color w:themeColor="text2" w:val="1F497D"/>
@@ -8348,12 +8772,14 @@
     </w:tblStylePr>
     <w:tblStylePr w:type="firstCol">
       <w:rPr>
+        <w:rFonts w:eastAsia="黑体"/>
         <w:b/>
         <w:bCs/>
       </w:rPr>
     </w:tblStylePr>
     <w:tblStylePr w:type="lastCol">
       <w:rPr>
+        <w:rFonts w:eastAsia="黑体"/>
         <w:b/>
         <w:bCs/>
       </w:rPr>
@@ -8387,6 +8813,7 @@
       <w:spacing w:after="0" w:line="240" w:lineRule="auto"/>
     </w:pPr>
     <w:rPr>
+      <w:rFonts w:eastAsia="黑体"/>
       <w:color w:themeColor="text1" w:val="000000"/>
     </w:rPr>
     <w:tblPr>
@@ -8406,7 +8833,7 @@
     </w:tblPr>
     <w:tblStylePr w:type="firstRow">
       <w:rPr>
-        <w:rFonts w:asciiTheme="majorHAnsi" w:cstheme="majorBidi" w:eastAsiaTheme="majorEastAsia" w:hAnsiTheme="majorHAnsi"/>
+        <w:rFonts w:asciiTheme="majorHAnsi" w:cstheme="majorBidi" w:hAnsiTheme="majorHAnsi" w:eastAsia="黑体"/>
       </w:rPr>
       <w:tblPr/>
       <w:tcPr>
@@ -8418,6 +8845,7 @@
     </w:tblStylePr>
     <w:tblStylePr w:type="lastRow">
       <w:rPr>
+        <w:rFonts w:eastAsia="黑体"/>
         <w:b/>
         <w:bCs/>
         <w:color w:themeColor="text2" w:val="1F497D"/>
@@ -8432,12 +8860,14 @@
     </w:tblStylePr>
     <w:tblStylePr w:type="firstCol">
       <w:rPr>
+        <w:rFonts w:eastAsia="黑体"/>
         <w:b/>
         <w:bCs/>
       </w:rPr>
     </w:tblStylePr>
     <w:tblStylePr w:type="lastCol">
       <w:rPr>
+        <w:rFonts w:eastAsia="黑体"/>
         <w:b/>
         <w:bCs/>
       </w:rPr>
@@ -8471,6 +8901,7 @@
       <w:spacing w:after="0" w:line="240" w:lineRule="auto"/>
     </w:pPr>
     <w:rPr>
+      <w:rFonts w:eastAsia="黑体"/>
       <w:color w:themeColor="text1" w:val="000000"/>
     </w:rPr>
     <w:tblPr>
@@ -8490,7 +8921,7 @@
     </w:tblPr>
     <w:tblStylePr w:type="firstRow">
       <w:rPr>
-        <w:rFonts w:asciiTheme="majorHAnsi" w:cstheme="majorBidi" w:eastAsiaTheme="majorEastAsia" w:hAnsiTheme="majorHAnsi"/>
+        <w:rFonts w:asciiTheme="majorHAnsi" w:cstheme="majorBidi" w:hAnsiTheme="majorHAnsi" w:eastAsia="黑体"/>
       </w:rPr>
       <w:tblPr/>
       <w:tcPr>
@@ -8502,6 +8933,7 @@
     </w:tblStylePr>
     <w:tblStylePr w:type="lastRow">
       <w:rPr>
+        <w:rFonts w:eastAsia="黑体"/>
         <w:b/>
         <w:bCs/>
         <w:color w:themeColor="text2" w:val="1F497D"/>
@@ -8516,12 +8948,14 @@
     </w:tblStylePr>
     <w:tblStylePr w:type="firstCol">
       <w:rPr>
+        <w:rFonts w:eastAsia="黑体"/>
         <w:b/>
         <w:bCs/>
       </w:rPr>
     </w:tblStylePr>
     <w:tblStylePr w:type="lastCol">
       <w:rPr>
+        <w:rFonts w:eastAsia="黑体"/>
         <w:b/>
         <w:bCs/>
       </w:rPr>
@@ -8555,6 +8989,7 @@
       <w:spacing w:after="0" w:line="240" w:lineRule="auto"/>
     </w:pPr>
     <w:rPr>
+      <w:rFonts w:eastAsia="黑体"/>
       <w:color w:themeColor="text1" w:val="000000"/>
     </w:rPr>
     <w:tblPr>
@@ -8574,7 +9009,7 @@
     </w:tblPr>
     <w:tblStylePr w:type="firstRow">
       <w:rPr>
-        <w:rFonts w:asciiTheme="majorHAnsi" w:cstheme="majorBidi" w:eastAsiaTheme="majorEastAsia" w:hAnsiTheme="majorHAnsi"/>
+        <w:rFonts w:asciiTheme="majorHAnsi" w:cstheme="majorBidi" w:hAnsiTheme="majorHAnsi" w:eastAsia="黑体"/>
       </w:rPr>
       <w:tblPr/>
       <w:tcPr>
@@ -8586,6 +9021,7 @@
     </w:tblStylePr>
     <w:tblStylePr w:type="lastRow">
       <w:rPr>
+        <w:rFonts w:eastAsia="黑体"/>
         <w:b/>
         <w:bCs/>
         <w:color w:themeColor="text2" w:val="1F497D"/>
@@ -8600,12 +9036,14 @@
     </w:tblStylePr>
     <w:tblStylePr w:type="firstCol">
       <w:rPr>
+        <w:rFonts w:eastAsia="黑体"/>
         <w:b/>
         <w:bCs/>
       </w:rPr>
     </w:tblStylePr>
     <w:tblStylePr w:type="lastCol">
       <w:rPr>
+        <w:rFonts w:eastAsia="黑体"/>
         <w:b/>
         <w:bCs/>
       </w:rPr>
@@ -8639,7 +9077,7 @@
       <w:spacing w:after="0" w:line="240" w:lineRule="auto"/>
     </w:pPr>
     <w:rPr>
-      <w:rFonts w:asciiTheme="majorHAnsi" w:cstheme="majorBidi" w:eastAsiaTheme="majorEastAsia" w:hAnsiTheme="majorHAnsi"/>
+      <w:rFonts w:asciiTheme="majorHAnsi" w:cstheme="majorBidi" w:hAnsiTheme="majorHAnsi" w:eastAsia="黑体"/>
       <w:color w:themeColor="text1" w:val="000000"/>
     </w:rPr>
     <w:tblPr>
@@ -8661,6 +9099,7 @@
     </w:tblPr>
     <w:tblStylePr w:type="firstRow">
       <w:rPr>
+        <w:rFonts w:eastAsia="黑体"/>
         <w:sz w:val="24"/>
         <w:szCs w:val="24"/>
       </w:rPr>
@@ -8767,7 +9206,7 @@
       <w:spacing w:after="0" w:line="240" w:lineRule="auto"/>
     </w:pPr>
     <w:rPr>
-      <w:rFonts w:asciiTheme="majorHAnsi" w:cstheme="majorBidi" w:eastAsiaTheme="majorEastAsia" w:hAnsiTheme="majorHAnsi"/>
+      <w:rFonts w:asciiTheme="majorHAnsi" w:cstheme="majorBidi" w:hAnsiTheme="majorHAnsi" w:eastAsia="黑体"/>
       <w:color w:themeColor="text1" w:val="000000"/>
     </w:rPr>
     <w:tblPr>
@@ -8789,6 +9228,7 @@
     </w:tblPr>
     <w:tblStylePr w:type="firstRow">
       <w:rPr>
+        <w:rFonts w:eastAsia="黑体"/>
         <w:sz w:val="24"/>
         <w:szCs w:val="24"/>
       </w:rPr>
@@ -8895,7 +9335,7 @@
       <w:spacing w:after="0" w:line="240" w:lineRule="auto"/>
     </w:pPr>
     <w:rPr>
-      <w:rFonts w:asciiTheme="majorHAnsi" w:cstheme="majorBidi" w:eastAsiaTheme="majorEastAsia" w:hAnsiTheme="majorHAnsi"/>
+      <w:rFonts w:asciiTheme="majorHAnsi" w:cstheme="majorBidi" w:hAnsiTheme="majorHAnsi" w:eastAsia="黑体"/>
       <w:color w:themeColor="text1" w:val="000000"/>
     </w:rPr>
     <w:tblPr>
@@ -8917,6 +9357,7 @@
     </w:tblPr>
     <w:tblStylePr w:type="firstRow">
       <w:rPr>
+        <w:rFonts w:eastAsia="黑体"/>
         <w:sz w:val="24"/>
         <w:szCs w:val="24"/>
       </w:rPr>
@@ -9023,7 +9464,7 @@
       <w:spacing w:after="0" w:line="240" w:lineRule="auto"/>
     </w:pPr>
     <w:rPr>
-      <w:rFonts w:asciiTheme="majorHAnsi" w:cstheme="majorBidi" w:eastAsiaTheme="majorEastAsia" w:hAnsiTheme="majorHAnsi"/>
+      <w:rFonts w:asciiTheme="majorHAnsi" w:cstheme="majorBidi" w:hAnsiTheme="majorHAnsi" w:eastAsia="黑体"/>
       <w:color w:themeColor="text1" w:val="000000"/>
     </w:rPr>
     <w:tblPr>
@@ -9045,6 +9486,7 @@
     </w:tblPr>
     <w:tblStylePr w:type="firstRow">
       <w:rPr>
+        <w:rFonts w:eastAsia="黑体"/>
         <w:sz w:val="24"/>
         <w:szCs w:val="24"/>
       </w:rPr>
@@ -9151,7 +9593,7 @@
       <w:spacing w:after="0" w:line="240" w:lineRule="auto"/>
     </w:pPr>
     <w:rPr>
-      <w:rFonts w:asciiTheme="majorHAnsi" w:cstheme="majorBidi" w:eastAsiaTheme="majorEastAsia" w:hAnsiTheme="majorHAnsi"/>
+      <w:rFonts w:asciiTheme="majorHAnsi" w:cstheme="majorBidi" w:hAnsiTheme="majorHAnsi" w:eastAsia="黑体"/>
       <w:color w:themeColor="text1" w:val="000000"/>
     </w:rPr>
     <w:tblPr>
@@ -9173,6 +9615,7 @@
     </w:tblPr>
     <w:tblStylePr w:type="firstRow">
       <w:rPr>
+        <w:rFonts w:eastAsia="黑体"/>
         <w:sz w:val="24"/>
         <w:szCs w:val="24"/>
       </w:rPr>
@@ -9279,7 +9722,7 @@
       <w:spacing w:after="0" w:line="240" w:lineRule="auto"/>
     </w:pPr>
     <w:rPr>
-      <w:rFonts w:asciiTheme="majorHAnsi" w:cstheme="majorBidi" w:eastAsiaTheme="majorEastAsia" w:hAnsiTheme="majorHAnsi"/>
+      <w:rFonts w:asciiTheme="majorHAnsi" w:cstheme="majorBidi" w:hAnsiTheme="majorHAnsi" w:eastAsia="黑体"/>
       <w:color w:themeColor="text1" w:val="000000"/>
     </w:rPr>
     <w:tblPr>
@@ -9301,6 +9744,7 @@
     </w:tblPr>
     <w:tblStylePr w:type="firstRow">
       <w:rPr>
+        <w:rFonts w:eastAsia="黑体"/>
         <w:sz w:val="24"/>
         <w:szCs w:val="24"/>
       </w:rPr>
@@ -9407,7 +9851,7 @@
       <w:spacing w:after="0" w:line="240" w:lineRule="auto"/>
     </w:pPr>
     <w:rPr>
-      <w:rFonts w:asciiTheme="majorHAnsi" w:cstheme="majorBidi" w:eastAsiaTheme="majorEastAsia" w:hAnsiTheme="majorHAnsi"/>
+      <w:rFonts w:asciiTheme="majorHAnsi" w:cstheme="majorBidi" w:hAnsiTheme="majorHAnsi" w:eastAsia="黑体"/>
       <w:color w:themeColor="text1" w:val="000000"/>
     </w:rPr>
     <w:tblPr>
@@ -9429,6 +9873,7 @@
     </w:tblPr>
     <w:tblStylePr w:type="firstRow">
       <w:rPr>
+        <w:rFonts w:eastAsia="黑体"/>
         <w:sz w:val="24"/>
         <w:szCs w:val="24"/>
       </w:rPr>
@@ -9558,12 +10003,14 @@
     </w:tcPr>
     <w:tblStylePr w:type="firstRow">
       <w:rPr>
+        <w:rFonts w:eastAsia="黑体"/>
         <w:b/>
         <w:bCs/>
       </w:rPr>
     </w:tblStylePr>
     <w:tblStylePr w:type="lastRow">
       <w:rPr>
+        <w:rFonts w:eastAsia="黑体"/>
         <w:b/>
         <w:bCs/>
       </w:rPr>
@@ -9576,12 +10023,14 @@
     </w:tblStylePr>
     <w:tblStylePr w:type="firstCol">
       <w:rPr>
+        <w:rFonts w:eastAsia="黑体"/>
         <w:b/>
         <w:bCs/>
       </w:rPr>
     </w:tblStylePr>
     <w:tblStylePr w:type="lastCol">
       <w:rPr>
+        <w:rFonts w:eastAsia="黑体"/>
         <w:b/>
         <w:bCs/>
       </w:rPr>
@@ -9631,12 +10080,14 @@
     </w:tcPr>
     <w:tblStylePr w:type="firstRow">
       <w:rPr>
+        <w:rFonts w:eastAsia="黑体"/>
         <w:b/>
         <w:bCs/>
       </w:rPr>
     </w:tblStylePr>
     <w:tblStylePr w:type="lastRow">
       <w:rPr>
+        <w:rFonts w:eastAsia="黑体"/>
         <w:b/>
         <w:bCs/>
       </w:rPr>
@@ -9649,12 +10100,14 @@
     </w:tblStylePr>
     <w:tblStylePr w:type="firstCol">
       <w:rPr>
+        <w:rFonts w:eastAsia="黑体"/>
         <w:b/>
         <w:bCs/>
       </w:rPr>
     </w:tblStylePr>
     <w:tblStylePr w:type="lastCol">
       <w:rPr>
+        <w:rFonts w:eastAsia="黑体"/>
         <w:b/>
         <w:bCs/>
       </w:rPr>
@@ -9704,12 +10157,14 @@
     </w:tcPr>
     <w:tblStylePr w:type="firstRow">
       <w:rPr>
+        <w:rFonts w:eastAsia="黑体"/>
         <w:b/>
         <w:bCs/>
       </w:rPr>
     </w:tblStylePr>
     <w:tblStylePr w:type="lastRow">
       <w:rPr>
+        <w:rFonts w:eastAsia="黑体"/>
         <w:b/>
         <w:bCs/>
       </w:rPr>
@@ -9722,12 +10177,14 @@
     </w:tblStylePr>
     <w:tblStylePr w:type="firstCol">
       <w:rPr>
+        <w:rFonts w:eastAsia="黑体"/>
         <w:b/>
         <w:bCs/>
       </w:rPr>
     </w:tblStylePr>
     <w:tblStylePr w:type="lastCol">
       <w:rPr>
+        <w:rFonts w:eastAsia="黑体"/>
         <w:b/>
         <w:bCs/>
       </w:rPr>
@@ -9777,12 +10234,14 @@
     </w:tcPr>
     <w:tblStylePr w:type="firstRow">
       <w:rPr>
+        <w:rFonts w:eastAsia="黑体"/>
         <w:b/>
         <w:bCs/>
       </w:rPr>
     </w:tblStylePr>
     <w:tblStylePr w:type="lastRow">
       <w:rPr>
+        <w:rFonts w:eastAsia="黑体"/>
         <w:b/>
         <w:bCs/>
       </w:rPr>
@@ -9795,12 +10254,14 @@
     </w:tblStylePr>
     <w:tblStylePr w:type="firstCol">
       <w:rPr>
+        <w:rFonts w:eastAsia="黑体"/>
         <w:b/>
         <w:bCs/>
       </w:rPr>
     </w:tblStylePr>
     <w:tblStylePr w:type="lastCol">
       <w:rPr>
+        <w:rFonts w:eastAsia="黑体"/>
         <w:b/>
         <w:bCs/>
       </w:rPr>
@@ -9850,12 +10311,14 @@
     </w:tcPr>
     <w:tblStylePr w:type="firstRow">
       <w:rPr>
+        <w:rFonts w:eastAsia="黑体"/>
         <w:b/>
         <w:bCs/>
       </w:rPr>
     </w:tblStylePr>
     <w:tblStylePr w:type="lastRow">
       <w:rPr>
+        <w:rFonts w:eastAsia="黑体"/>
         <w:b/>
         <w:bCs/>
       </w:rPr>
@@ -9868,12 +10331,14 @@
     </w:tblStylePr>
     <w:tblStylePr w:type="firstCol">
       <w:rPr>
+        <w:rFonts w:eastAsia="黑体"/>
         <w:b/>
         <w:bCs/>
       </w:rPr>
     </w:tblStylePr>
     <w:tblStylePr w:type="lastCol">
       <w:rPr>
+        <w:rFonts w:eastAsia="黑体"/>
         <w:b/>
         <w:bCs/>
       </w:rPr>
@@ -9923,12 +10388,14 @@
     </w:tcPr>
     <w:tblStylePr w:type="firstRow">
       <w:rPr>
+        <w:rFonts w:eastAsia="黑体"/>
         <w:b/>
         <w:bCs/>
       </w:rPr>
     </w:tblStylePr>
     <w:tblStylePr w:type="lastRow">
       <w:rPr>
+        <w:rFonts w:eastAsia="黑体"/>
         <w:b/>
         <w:bCs/>
       </w:rPr>
@@ -9941,12 +10408,14 @@
     </w:tblStylePr>
     <w:tblStylePr w:type="firstCol">
       <w:rPr>
+        <w:rFonts w:eastAsia="黑体"/>
         <w:b/>
         <w:bCs/>
       </w:rPr>
     </w:tblStylePr>
     <w:tblStylePr w:type="lastCol">
       <w:rPr>
+        <w:rFonts w:eastAsia="黑体"/>
         <w:b/>
         <w:bCs/>
       </w:rPr>
@@ -9996,12 +10465,14 @@
     </w:tcPr>
     <w:tblStylePr w:type="firstRow">
       <w:rPr>
+        <w:rFonts w:eastAsia="黑体"/>
         <w:b/>
         <w:bCs/>
       </w:rPr>
     </w:tblStylePr>
     <w:tblStylePr w:type="lastRow">
       <w:rPr>
+        <w:rFonts w:eastAsia="黑体"/>
         <w:b/>
         <w:bCs/>
       </w:rPr>
@@ -10014,12 +10485,14 @@
     </w:tblStylePr>
     <w:tblStylePr w:type="firstCol">
       <w:rPr>
+        <w:rFonts w:eastAsia="黑体"/>
         <w:b/>
         <w:bCs/>
       </w:rPr>
     </w:tblStylePr>
     <w:tblStylePr w:type="lastCol">
       <w:rPr>
+        <w:rFonts w:eastAsia="黑体"/>
         <w:b/>
         <w:bCs/>
       </w:rPr>
@@ -10046,7 +10519,7 @@
       <w:spacing w:after="0" w:line="240" w:lineRule="auto"/>
     </w:pPr>
     <w:rPr>
-      <w:rFonts w:asciiTheme="majorHAnsi" w:cstheme="majorBidi" w:eastAsiaTheme="majorEastAsia" w:hAnsiTheme="majorHAnsi"/>
+      <w:rFonts w:asciiTheme="majorHAnsi" w:cstheme="majorBidi" w:hAnsiTheme="majorHAnsi" w:eastAsia="黑体"/>
       <w:color w:themeColor="text1" w:val="000000"/>
     </w:rPr>
     <w:tblPr>
@@ -10073,6 +10546,7 @@
     </w:tcPr>
     <w:tblStylePr w:type="firstRow">
       <w:rPr>
+        <w:rFonts w:eastAsia="黑体"/>
         <w:b/>
         <w:bCs/>
         <w:color w:themeColor="text1" w:val="000000"/>
@@ -10084,6 +10558,7 @@
     </w:tblStylePr>
     <w:tblStylePr w:type="lastRow">
       <w:rPr>
+        <w:rFonts w:eastAsia="黑体"/>
         <w:b/>
         <w:bCs/>
         <w:color w:themeColor="text1" w:val="000000"/>
@@ -10103,6 +10578,7 @@
     </w:tblStylePr>
     <w:tblStylePr w:type="firstCol">
       <w:rPr>
+        <w:rFonts w:eastAsia="黑体"/>
         <w:b/>
         <w:bCs/>
         <w:color w:themeColor="text1" w:val="000000"/>
@@ -10122,6 +10598,7 @@
     </w:tblStylePr>
     <w:tblStylePr w:type="lastCol">
       <w:rPr>
+        <w:rFonts w:eastAsia="黑体"/>
         <w:b w:val="0"/>
         <w:bCs w:val="0"/>
         <w:color w:themeColor="text1" w:val="000000"/>
@@ -10171,7 +10648,7 @@
       <w:spacing w:after="0" w:line="240" w:lineRule="auto"/>
     </w:pPr>
     <w:rPr>
-      <w:rFonts w:asciiTheme="majorHAnsi" w:cstheme="majorBidi" w:eastAsiaTheme="majorEastAsia" w:hAnsiTheme="majorHAnsi"/>
+      <w:rFonts w:asciiTheme="majorHAnsi" w:cstheme="majorBidi" w:hAnsiTheme="majorHAnsi" w:eastAsia="黑体"/>
       <w:color w:themeColor="text1" w:val="000000"/>
     </w:rPr>
     <w:tblPr>
@@ -10198,6 +10675,7 @@
     </w:tcPr>
     <w:tblStylePr w:type="firstRow">
       <w:rPr>
+        <w:rFonts w:eastAsia="黑体"/>
         <w:b/>
         <w:bCs/>
         <w:color w:themeColor="text1" w:val="000000"/>
@@ -10209,6 +10687,7 @@
     </w:tblStylePr>
     <w:tblStylePr w:type="lastRow">
       <w:rPr>
+        <w:rFonts w:eastAsia="黑体"/>
         <w:b/>
         <w:bCs/>
         <w:color w:themeColor="text1" w:val="000000"/>
@@ -10228,6 +10707,7 @@
     </w:tblStylePr>
     <w:tblStylePr w:type="firstCol">
       <w:rPr>
+        <w:rFonts w:eastAsia="黑体"/>
         <w:b/>
         <w:bCs/>
         <w:color w:themeColor="text1" w:val="000000"/>
@@ -10247,6 +10727,7 @@
     </w:tblStylePr>
     <w:tblStylePr w:type="lastCol">
       <w:rPr>
+        <w:rFonts w:eastAsia="黑体"/>
         <w:b w:val="0"/>
         <w:bCs w:val="0"/>
         <w:color w:themeColor="text1" w:val="000000"/>
@@ -10296,7 +10777,7 @@
       <w:spacing w:after="0" w:line="240" w:lineRule="auto"/>
     </w:pPr>
     <w:rPr>
-      <w:rFonts w:asciiTheme="majorHAnsi" w:cstheme="majorBidi" w:eastAsiaTheme="majorEastAsia" w:hAnsiTheme="majorHAnsi"/>
+      <w:rFonts w:asciiTheme="majorHAnsi" w:cstheme="majorBidi" w:hAnsiTheme="majorHAnsi" w:eastAsia="黑体"/>
       <w:color w:themeColor="text1" w:val="000000"/>
     </w:rPr>
     <w:tblPr>
@@ -10323,6 +10804,7 @@
     </w:tcPr>
     <w:tblStylePr w:type="firstRow">
       <w:rPr>
+        <w:rFonts w:eastAsia="黑体"/>
         <w:b/>
         <w:bCs/>
         <w:color w:themeColor="text1" w:val="000000"/>
@@ -10334,6 +10816,7 @@
     </w:tblStylePr>
     <w:tblStylePr w:type="lastRow">
       <w:rPr>
+        <w:rFonts w:eastAsia="黑体"/>
         <w:b/>
         <w:bCs/>
         <w:color w:themeColor="text1" w:val="000000"/>
@@ -10353,6 +10836,7 @@
     </w:tblStylePr>
     <w:tblStylePr w:type="firstCol">
       <w:rPr>
+        <w:rFonts w:eastAsia="黑体"/>
         <w:b/>
         <w:bCs/>
         <w:color w:themeColor="text1" w:val="000000"/>
@@ -10372,6 +10856,7 @@
     </w:tblStylePr>
     <w:tblStylePr w:type="lastCol">
       <w:rPr>
+        <w:rFonts w:eastAsia="黑体"/>
         <w:b w:val="0"/>
         <w:bCs w:val="0"/>
         <w:color w:themeColor="text1" w:val="000000"/>
@@ -10421,7 +10906,7 @@
       <w:spacing w:after="0" w:line="240" w:lineRule="auto"/>
     </w:pPr>
     <w:rPr>
-      <w:rFonts w:asciiTheme="majorHAnsi" w:cstheme="majorBidi" w:eastAsiaTheme="majorEastAsia" w:hAnsiTheme="majorHAnsi"/>
+      <w:rFonts w:asciiTheme="majorHAnsi" w:cstheme="majorBidi" w:hAnsiTheme="majorHAnsi" w:eastAsia="黑体"/>
       <w:color w:themeColor="text1" w:val="000000"/>
     </w:rPr>
     <w:tblPr>
@@ -10448,6 +10933,7 @@
     </w:tcPr>
     <w:tblStylePr w:type="firstRow">
       <w:rPr>
+        <w:rFonts w:eastAsia="黑体"/>
         <w:b/>
         <w:bCs/>
         <w:color w:themeColor="text1" w:val="000000"/>
@@ -10459,6 +10945,7 @@
     </w:tblStylePr>
     <w:tblStylePr w:type="lastRow">
       <w:rPr>
+        <w:rFonts w:eastAsia="黑体"/>
         <w:b/>
         <w:bCs/>
         <w:color w:themeColor="text1" w:val="000000"/>
@@ -10478,6 +10965,7 @@
     </w:tblStylePr>
     <w:tblStylePr w:type="firstCol">
       <w:rPr>
+        <w:rFonts w:eastAsia="黑体"/>
         <w:b/>
         <w:bCs/>
         <w:color w:themeColor="text1" w:val="000000"/>
@@ -10497,6 +10985,7 @@
     </w:tblStylePr>
     <w:tblStylePr w:type="lastCol">
       <w:rPr>
+        <w:rFonts w:eastAsia="黑体"/>
         <w:b w:val="0"/>
         <w:bCs w:val="0"/>
         <w:color w:themeColor="text1" w:val="000000"/>
@@ -10546,7 +11035,7 @@
       <w:spacing w:after="0" w:line="240" w:lineRule="auto"/>
     </w:pPr>
     <w:rPr>
-      <w:rFonts w:asciiTheme="majorHAnsi" w:cstheme="majorBidi" w:eastAsiaTheme="majorEastAsia" w:hAnsiTheme="majorHAnsi"/>
+      <w:rFonts w:asciiTheme="majorHAnsi" w:cstheme="majorBidi" w:hAnsiTheme="majorHAnsi" w:eastAsia="黑体"/>
       <w:color w:themeColor="text1" w:val="000000"/>
     </w:rPr>
     <w:tblPr>
@@ -10573,6 +11062,7 @@
     </w:tcPr>
     <w:tblStylePr w:type="firstRow">
       <w:rPr>
+        <w:rFonts w:eastAsia="黑体"/>
         <w:b/>
         <w:bCs/>
         <w:color w:themeColor="text1" w:val="000000"/>
@@ -10584,6 +11074,7 @@
     </w:tblStylePr>
     <w:tblStylePr w:type="lastRow">
       <w:rPr>
+        <w:rFonts w:eastAsia="黑体"/>
         <w:b/>
         <w:bCs/>
         <w:color w:themeColor="text1" w:val="000000"/>
@@ -10603,6 +11094,7 @@
     </w:tblStylePr>
     <w:tblStylePr w:type="firstCol">
       <w:rPr>
+        <w:rFonts w:eastAsia="黑体"/>
         <w:b/>
         <w:bCs/>
         <w:color w:themeColor="text1" w:val="000000"/>
@@ -10622,6 +11114,7 @@
     </w:tblStylePr>
     <w:tblStylePr w:type="lastCol">
       <w:rPr>
+        <w:rFonts w:eastAsia="黑体"/>
         <w:b w:val="0"/>
         <w:bCs w:val="0"/>
         <w:color w:themeColor="text1" w:val="000000"/>
@@ -10671,7 +11164,7 @@
       <w:spacing w:after="0" w:line="240" w:lineRule="auto"/>
     </w:pPr>
     <w:rPr>
-      <w:rFonts w:asciiTheme="majorHAnsi" w:cstheme="majorBidi" w:eastAsiaTheme="majorEastAsia" w:hAnsiTheme="majorHAnsi"/>
+      <w:rFonts w:asciiTheme="majorHAnsi" w:cstheme="majorBidi" w:hAnsiTheme="majorHAnsi" w:eastAsia="黑体"/>
       <w:color w:themeColor="text1" w:val="000000"/>
     </w:rPr>
     <w:tblPr>
@@ -10698,6 +11191,7 @@
     </w:tcPr>
     <w:tblStylePr w:type="firstRow">
       <w:rPr>
+        <w:rFonts w:eastAsia="黑体"/>
         <w:b/>
         <w:bCs/>
         <w:color w:themeColor="text1" w:val="000000"/>
@@ -10709,6 +11203,7 @@
     </w:tblStylePr>
     <w:tblStylePr w:type="lastRow">
       <w:rPr>
+        <w:rFonts w:eastAsia="黑体"/>
         <w:b/>
         <w:bCs/>
         <w:color w:themeColor="text1" w:val="000000"/>
@@ -10728,6 +11223,7 @@
     </w:tblStylePr>
     <w:tblStylePr w:type="firstCol">
       <w:rPr>
+        <w:rFonts w:eastAsia="黑体"/>
         <w:b/>
         <w:bCs/>
         <w:color w:themeColor="text1" w:val="000000"/>
@@ -10747,6 +11243,7 @@
     </w:tblStylePr>
     <w:tblStylePr w:type="lastCol">
       <w:rPr>
+        <w:rFonts w:eastAsia="黑体"/>
         <w:b w:val="0"/>
         <w:bCs w:val="0"/>
         <w:color w:themeColor="text1" w:val="000000"/>
@@ -10796,7 +11293,7 @@
       <w:spacing w:after="0" w:line="240" w:lineRule="auto"/>
     </w:pPr>
     <w:rPr>
-      <w:rFonts w:asciiTheme="majorHAnsi" w:cstheme="majorBidi" w:eastAsiaTheme="majorEastAsia" w:hAnsiTheme="majorHAnsi"/>
+      <w:rFonts w:asciiTheme="majorHAnsi" w:cstheme="majorBidi" w:hAnsiTheme="majorHAnsi" w:eastAsia="黑体"/>
       <w:color w:themeColor="text1" w:val="000000"/>
     </w:rPr>
     <w:tblPr>
@@ -10823,6 +11320,7 @@
     </w:tcPr>
     <w:tblStylePr w:type="firstRow">
       <w:rPr>
+        <w:rFonts w:eastAsia="黑体"/>
         <w:b/>
         <w:bCs/>
         <w:color w:themeColor="text1" w:val="000000"/>
@@ -10834,6 +11332,7 @@
     </w:tblStylePr>
     <w:tblStylePr w:type="lastRow">
       <w:rPr>
+        <w:rFonts w:eastAsia="黑体"/>
         <w:b/>
         <w:bCs/>
         <w:color w:themeColor="text1" w:val="000000"/>
@@ -10853,6 +11352,7 @@
     </w:tblStylePr>
     <w:tblStylePr w:type="firstCol">
       <w:rPr>
+        <w:rFonts w:eastAsia="黑体"/>
         <w:b/>
         <w:bCs/>
         <w:color w:themeColor="text1" w:val="000000"/>
@@ -10872,6 +11372,7 @@
     </w:tblStylePr>
     <w:tblStylePr w:type="lastCol">
       <w:rPr>
+        <w:rFonts w:eastAsia="黑体"/>
         <w:b w:val="0"/>
         <w:bCs w:val="0"/>
         <w:color w:themeColor="text1" w:val="000000"/>
@@ -10944,6 +11445,7 @@
     </w:tcPr>
     <w:tblStylePr w:type="firstRow">
       <w:rPr>
+        <w:rFonts w:eastAsia="黑体"/>
         <w:b/>
         <w:bCs/>
         <w:i w:val="0"/>
@@ -10965,6 +11467,7 @@
     </w:tblStylePr>
     <w:tblStylePr w:type="lastRow">
       <w:rPr>
+        <w:rFonts w:eastAsia="黑体"/>
         <w:b/>
         <w:bCs/>
         <w:i w:val="0"/>
@@ -10986,6 +11489,7 @@
     </w:tblStylePr>
     <w:tblStylePr w:type="firstCol">
       <w:rPr>
+        <w:rFonts w:eastAsia="黑体"/>
         <w:b/>
         <w:bCs/>
         <w:i w:val="0"/>
@@ -11005,6 +11509,7 @@
     </w:tblStylePr>
     <w:tblStylePr w:type="lastCol">
       <w:rPr>
+        <w:rFonts w:eastAsia="黑体"/>
         <w:b/>
         <w:bCs/>
         <w:i w:val="0"/>
@@ -11085,6 +11590,7 @@
     </w:tcPr>
     <w:tblStylePr w:type="firstRow">
       <w:rPr>
+        <w:rFonts w:eastAsia="黑体"/>
         <w:b/>
         <w:bCs/>
         <w:i w:val="0"/>
@@ -11106,6 +11612,7 @@
     </w:tblStylePr>
     <w:tblStylePr w:type="lastRow">
       <w:rPr>
+        <w:rFonts w:eastAsia="黑体"/>
         <w:b/>
         <w:bCs/>
         <w:i w:val="0"/>
@@ -11127,6 +11634,7 @@
     </w:tblStylePr>
     <w:tblStylePr w:type="firstCol">
       <w:rPr>
+        <w:rFonts w:eastAsia="黑体"/>
         <w:b/>
         <w:bCs/>
         <w:i w:val="0"/>
@@ -11146,6 +11654,7 @@
     </w:tblStylePr>
     <w:tblStylePr w:type="lastCol">
       <w:rPr>
+        <w:rFonts w:eastAsia="黑体"/>
         <w:b/>
         <w:bCs/>
         <w:i w:val="0"/>
@@ -11226,6 +11735,7 @@
     </w:tcPr>
     <w:tblStylePr w:type="firstRow">
       <w:rPr>
+        <w:rFonts w:eastAsia="黑体"/>
         <w:b/>
         <w:bCs/>
         <w:i w:val="0"/>
@@ -11247,6 +11757,7 @@
     </w:tblStylePr>
     <w:tblStylePr w:type="lastRow">
       <w:rPr>
+        <w:rFonts w:eastAsia="黑体"/>
         <w:b/>
         <w:bCs/>
         <w:i w:val="0"/>
@@ -11268,6 +11779,7 @@
     </w:tblStylePr>
     <w:tblStylePr w:type="firstCol">
       <w:rPr>
+        <w:rFonts w:eastAsia="黑体"/>
         <w:b/>
         <w:bCs/>
         <w:i w:val="0"/>
@@ -11287,6 +11799,7 @@
     </w:tblStylePr>
     <w:tblStylePr w:type="lastCol">
       <w:rPr>
+        <w:rFonts w:eastAsia="黑体"/>
         <w:b/>
         <w:bCs/>
         <w:i w:val="0"/>
@@ -11367,6 +11880,7 @@
     </w:tcPr>
     <w:tblStylePr w:type="firstRow">
       <w:rPr>
+        <w:rFonts w:eastAsia="黑体"/>
         <w:b/>
         <w:bCs/>
         <w:i w:val="0"/>
@@ -11388,6 +11902,7 @@
     </w:tblStylePr>
     <w:tblStylePr w:type="lastRow">
       <w:rPr>
+        <w:rFonts w:eastAsia="黑体"/>
         <w:b/>
         <w:bCs/>
         <w:i w:val="0"/>
@@ -11409,6 +11924,7 @@
     </w:tblStylePr>
     <w:tblStylePr w:type="firstCol">
       <w:rPr>
+        <w:rFonts w:eastAsia="黑体"/>
         <w:b/>
         <w:bCs/>
         <w:i w:val="0"/>
@@ -11428,6 +11944,7 @@
     </w:tblStylePr>
     <w:tblStylePr w:type="lastCol">
       <w:rPr>
+        <w:rFonts w:eastAsia="黑体"/>
         <w:b/>
         <w:bCs/>
         <w:i w:val="0"/>
@@ -11508,6 +12025,7 @@
     </w:tcPr>
     <w:tblStylePr w:type="firstRow">
       <w:rPr>
+        <w:rFonts w:eastAsia="黑体"/>
         <w:b/>
         <w:bCs/>
         <w:i w:val="0"/>
@@ -11529,6 +12047,7 @@
     </w:tblStylePr>
     <w:tblStylePr w:type="lastRow">
       <w:rPr>
+        <w:rFonts w:eastAsia="黑体"/>
         <w:b/>
         <w:bCs/>
         <w:i w:val="0"/>
@@ -11550,6 +12069,7 @@
     </w:tblStylePr>
     <w:tblStylePr w:type="firstCol">
       <w:rPr>
+        <w:rFonts w:eastAsia="黑体"/>
         <w:b/>
         <w:bCs/>
         <w:i w:val="0"/>
@@ -11569,6 +12089,7 @@
     </w:tblStylePr>
     <w:tblStylePr w:type="lastCol">
       <w:rPr>
+        <w:rFonts w:eastAsia="黑体"/>
         <w:b/>
         <w:bCs/>
         <w:i w:val="0"/>
@@ -11649,6 +12170,7 @@
     </w:tcPr>
     <w:tblStylePr w:type="firstRow">
       <w:rPr>
+        <w:rFonts w:eastAsia="黑体"/>
         <w:b/>
         <w:bCs/>
         <w:i w:val="0"/>
@@ -11670,6 +12192,7 @@
     </w:tblStylePr>
     <w:tblStylePr w:type="lastRow">
       <w:rPr>
+        <w:rFonts w:eastAsia="黑体"/>
         <w:b/>
         <w:bCs/>
         <w:i w:val="0"/>
@@ -11691,6 +12214,7 @@
     </w:tblStylePr>
     <w:tblStylePr w:type="firstCol">
       <w:rPr>
+        <w:rFonts w:eastAsia="黑体"/>
         <w:b/>
         <w:bCs/>
         <w:i w:val="0"/>
@@ -11710,6 +12234,7 @@
     </w:tblStylePr>
     <w:tblStylePr w:type="lastCol">
       <w:rPr>
+        <w:rFonts w:eastAsia="黑体"/>
         <w:b/>
         <w:bCs/>
         <w:i w:val="0"/>
@@ -11790,6 +12315,7 @@
     </w:tcPr>
     <w:tblStylePr w:type="firstRow">
       <w:rPr>
+        <w:rFonts w:eastAsia="黑体"/>
         <w:b/>
         <w:bCs/>
         <w:i w:val="0"/>
@@ -11811,6 +12337,7 @@
     </w:tblStylePr>
     <w:tblStylePr w:type="lastRow">
       <w:rPr>
+        <w:rFonts w:eastAsia="黑体"/>
         <w:b/>
         <w:bCs/>
         <w:i w:val="0"/>
@@ -11832,6 +12359,7 @@
     </w:tblStylePr>
     <w:tblStylePr w:type="firstCol">
       <w:rPr>
+        <w:rFonts w:eastAsia="黑体"/>
         <w:b/>
         <w:bCs/>
         <w:i w:val="0"/>
@@ -11851,6 +12379,7 @@
     </w:tblStylePr>
     <w:tblStylePr w:type="lastCol">
       <w:rPr>
+        <w:rFonts w:eastAsia="黑体"/>
         <w:b/>
         <w:bCs/>
         <w:i w:val="0"/>
@@ -11908,6 +12437,7 @@
       <w:spacing w:after="0" w:line="240" w:lineRule="auto"/>
     </w:pPr>
     <w:rPr>
+      <w:rFonts w:eastAsia="黑体"/>
       <w:color w:themeColor="background1" w:val="FFFFFF"/>
     </w:rPr>
     <w:tblPr>
@@ -11926,6 +12456,7 @@
     </w:tcPr>
     <w:tblStylePr w:type="firstRow">
       <w:rPr>
+        <w:rFonts w:eastAsia="黑体"/>
         <w:b/>
         <w:bCs/>
       </w:rPr>
@@ -12022,6 +12553,7 @@
       <w:spacing w:after="0" w:line="240" w:lineRule="auto"/>
     </w:pPr>
     <w:rPr>
+      <w:rFonts w:eastAsia="黑体"/>
       <w:color w:themeColor="background1" w:val="FFFFFF"/>
     </w:rPr>
     <w:tblPr>
@@ -12040,6 +12572,7 @@
     </w:tcPr>
     <w:tblStylePr w:type="firstRow">
       <w:rPr>
+        <w:rFonts w:eastAsia="黑体"/>
         <w:b/>
         <w:bCs/>
       </w:rPr>
@@ -12136,6 +12669,7 @@
       <w:spacing w:after="0" w:line="240" w:lineRule="auto"/>
     </w:pPr>
     <w:rPr>
+      <w:rFonts w:eastAsia="黑体"/>
       <w:color w:themeColor="background1" w:val="FFFFFF"/>
     </w:rPr>
     <w:tblPr>
@@ -12154,6 +12688,7 @@
     </w:tcPr>
     <w:tblStylePr w:type="firstRow">
       <w:rPr>
+        <w:rFonts w:eastAsia="黑体"/>
         <w:b/>
         <w:bCs/>
       </w:rPr>
@@ -12250,6 +12785,7 @@
       <w:spacing w:after="0" w:line="240" w:lineRule="auto"/>
     </w:pPr>
     <w:rPr>
+      <w:rFonts w:eastAsia="黑体"/>
       <w:color w:themeColor="background1" w:val="FFFFFF"/>
     </w:rPr>
     <w:tblPr>
@@ -12268,6 +12804,7 @@
     </w:tcPr>
     <w:tblStylePr w:type="firstRow">
       <w:rPr>
+        <w:rFonts w:eastAsia="黑体"/>
         <w:b/>
         <w:bCs/>
       </w:rPr>
@@ -12364,6 +12901,7 @@
       <w:spacing w:after="0" w:line="240" w:lineRule="auto"/>
     </w:pPr>
     <w:rPr>
+      <w:rFonts w:eastAsia="黑体"/>
       <w:color w:themeColor="background1" w:val="FFFFFF"/>
     </w:rPr>
     <w:tblPr>
@@ -12382,6 +12920,7 @@
     </w:tcPr>
     <w:tblStylePr w:type="firstRow">
       <w:rPr>
+        <w:rFonts w:eastAsia="黑体"/>
         <w:b/>
         <w:bCs/>
       </w:rPr>
@@ -12478,6 +13017,7 @@
       <w:spacing w:after="0" w:line="240" w:lineRule="auto"/>
     </w:pPr>
     <w:rPr>
+      <w:rFonts w:eastAsia="黑体"/>
       <w:color w:themeColor="background1" w:val="FFFFFF"/>
     </w:rPr>
     <w:tblPr>
@@ -12496,6 +13036,7 @@
     </w:tcPr>
     <w:tblStylePr w:type="firstRow">
       <w:rPr>
+        <w:rFonts w:eastAsia="黑体"/>
         <w:b/>
         <w:bCs/>
       </w:rPr>
@@ -12592,6 +13133,7 @@
       <w:spacing w:after="0" w:line="240" w:lineRule="auto"/>
     </w:pPr>
     <w:rPr>
+      <w:rFonts w:eastAsia="黑体"/>
       <w:color w:themeColor="background1" w:val="FFFFFF"/>
     </w:rPr>
     <w:tblPr>
@@ -12610,6 +13152,7 @@
     </w:tcPr>
     <w:tblStylePr w:type="firstRow">
       <w:rPr>
+        <w:rFonts w:eastAsia="黑体"/>
         <w:b/>
         <w:bCs/>
       </w:rPr>
@@ -12706,6 +13249,7 @@
       <w:spacing w:after="0" w:line="240" w:lineRule="auto"/>
     </w:pPr>
     <w:rPr>
+      <w:rFonts w:eastAsia="黑体"/>
       <w:color w:themeColor="text1" w:val="000000"/>
     </w:rPr>
     <w:tblPr>
@@ -12732,6 +13276,7 @@
     </w:tcPr>
     <w:tblStylePr w:type="firstRow">
       <w:rPr>
+        <w:rFonts w:eastAsia="黑体"/>
         <w:b/>
         <w:bCs/>
       </w:rPr>
@@ -12750,6 +13295,7 @@
     </w:tblStylePr>
     <w:tblStylePr w:type="lastRow">
       <w:rPr>
+        <w:rFonts w:eastAsia="黑体"/>
         <w:b/>
         <w:bCs/>
         <w:color w:themeColor="background1" w:val="FFFFFF"/>
@@ -12764,6 +13310,7 @@
     </w:tblStylePr>
     <w:tblStylePr w:type="firstCol">
       <w:rPr>
+        <w:rFonts w:eastAsia="黑体"/>
         <w:color w:themeColor="background1" w:val="FFFFFF"/>
       </w:rPr>
       <w:tblPr/>
@@ -12781,6 +13328,7 @@
     </w:tblStylePr>
     <w:tblStylePr w:type="lastCol">
       <w:rPr>
+        <w:rFonts w:eastAsia="黑体"/>
         <w:color w:themeColor="background1" w:val="FFFFFF"/>
       </w:rPr>
       <w:tblPr/>
@@ -12810,11 +13358,13 @@
     </w:tblStylePr>
     <w:tblStylePr w:type="neCell">
       <w:rPr>
+        <w:rFonts w:eastAsia="黑体"/>
         <w:color w:themeColor="text1" w:val="000000"/>
       </w:rPr>
     </w:tblStylePr>
     <w:tblStylePr w:type="nwCell">
       <w:rPr>
+        <w:rFonts w:eastAsia="黑体"/>
         <w:color w:themeColor="text1" w:val="000000"/>
       </w:rPr>
     </w:tblStylePr>
@@ -12828,6 +13378,7 @@
       <w:spacing w:after="0" w:line="240" w:lineRule="auto"/>
     </w:pPr>
     <w:rPr>
+      <w:rFonts w:eastAsia="黑体"/>
       <w:color w:themeColor="text1" w:val="000000"/>
     </w:rPr>
     <w:tblPr>
@@ -12854,6 +13405,7 @@
     </w:tcPr>
     <w:tblStylePr w:type="firstRow">
       <w:rPr>
+        <w:rFonts w:eastAsia="黑体"/>
         <w:b/>
         <w:bCs/>
       </w:rPr>
@@ -12872,6 +13424,7 @@
     </w:tblStylePr>
     <w:tblStylePr w:type="lastRow">
       <w:rPr>
+        <w:rFonts w:eastAsia="黑体"/>
         <w:b/>
         <w:bCs/>
         <w:color w:themeColor="background1" w:val="FFFFFF"/>
@@ -12886,6 +13439,7 @@
     </w:tblStylePr>
     <w:tblStylePr w:type="firstCol">
       <w:rPr>
+        <w:rFonts w:eastAsia="黑体"/>
         <w:color w:themeColor="background1" w:val="FFFFFF"/>
       </w:rPr>
       <w:tblPr/>
@@ -12903,6 +13457,7 @@
     </w:tblStylePr>
     <w:tblStylePr w:type="lastCol">
       <w:rPr>
+        <w:rFonts w:eastAsia="黑体"/>
         <w:color w:themeColor="background1" w:val="FFFFFF"/>
       </w:rPr>
       <w:tblPr/>
@@ -12932,11 +13487,13 @@
     </w:tblStylePr>
     <w:tblStylePr w:type="neCell">
       <w:rPr>
+        <w:rFonts w:eastAsia="黑体"/>
         <w:color w:themeColor="text1" w:val="000000"/>
       </w:rPr>
     </w:tblStylePr>
     <w:tblStylePr w:type="nwCell">
       <w:rPr>
+        <w:rFonts w:eastAsia="黑体"/>
         <w:color w:themeColor="text1" w:val="000000"/>
       </w:rPr>
     </w:tblStylePr>
@@ -12950,6 +13507,7 @@
       <w:spacing w:after="0" w:line="240" w:lineRule="auto"/>
     </w:pPr>
     <w:rPr>
+      <w:rFonts w:eastAsia="黑体"/>
       <w:color w:themeColor="text1" w:val="000000"/>
     </w:rPr>
     <w:tblPr>
@@ -12976,6 +13534,7 @@
     </w:tcPr>
     <w:tblStylePr w:type="firstRow">
       <w:rPr>
+        <w:rFonts w:eastAsia="黑体"/>
         <w:b/>
         <w:bCs/>
       </w:rPr>
@@ -12994,6 +13553,7 @@
     </w:tblStylePr>
     <w:tblStylePr w:type="lastRow">
       <w:rPr>
+        <w:rFonts w:eastAsia="黑体"/>
         <w:b/>
         <w:bCs/>
         <w:color w:themeColor="background1" w:val="FFFFFF"/>
@@ -13008,6 +13568,7 @@
     </w:tblStylePr>
     <w:tblStylePr w:type="firstCol">
       <w:rPr>
+        <w:rFonts w:eastAsia="黑体"/>
         <w:color w:themeColor="background1" w:val="FFFFFF"/>
       </w:rPr>
       <w:tblPr/>
@@ -13025,6 +13586,7 @@
     </w:tblStylePr>
     <w:tblStylePr w:type="lastCol">
       <w:rPr>
+        <w:rFonts w:eastAsia="黑体"/>
         <w:color w:themeColor="background1" w:val="FFFFFF"/>
       </w:rPr>
       <w:tblPr/>
@@ -13054,11 +13616,13 @@
     </w:tblStylePr>
     <w:tblStylePr w:type="neCell">
       <w:rPr>
+        <w:rFonts w:eastAsia="黑体"/>
         <w:color w:themeColor="text1" w:val="000000"/>
       </w:rPr>
     </w:tblStylePr>
     <w:tblStylePr w:type="nwCell">
       <w:rPr>
+        <w:rFonts w:eastAsia="黑体"/>
         <w:color w:themeColor="text1" w:val="000000"/>
       </w:rPr>
     </w:tblStylePr>
@@ -13072,6 +13636,7 @@
       <w:spacing w:after="0" w:line="240" w:lineRule="auto"/>
     </w:pPr>
     <w:rPr>
+      <w:rFonts w:eastAsia="黑体"/>
       <w:color w:themeColor="text1" w:val="000000"/>
     </w:rPr>
     <w:tblPr>
@@ -13098,6 +13663,7 @@
     </w:tcPr>
     <w:tblStylePr w:type="firstRow">
       <w:rPr>
+        <w:rFonts w:eastAsia="黑体"/>
         <w:b/>
         <w:bCs/>
       </w:rPr>
@@ -13116,6 +13682,7 @@
     </w:tblStylePr>
     <w:tblStylePr w:type="lastRow">
       <w:rPr>
+        <w:rFonts w:eastAsia="黑体"/>
         <w:b/>
         <w:bCs/>
         <w:color w:themeColor="background1" w:val="FFFFFF"/>
@@ -13130,6 +13697,7 @@
     </w:tblStylePr>
     <w:tblStylePr w:type="firstCol">
       <w:rPr>
+        <w:rFonts w:eastAsia="黑体"/>
         <w:color w:themeColor="background1" w:val="FFFFFF"/>
       </w:rPr>
       <w:tblPr/>
@@ -13147,6 +13715,7 @@
     </w:tblStylePr>
     <w:tblStylePr w:type="lastCol">
       <w:rPr>
+        <w:rFonts w:eastAsia="黑体"/>
         <w:color w:themeColor="background1" w:val="FFFFFF"/>
       </w:rPr>
       <w:tblPr/>
@@ -13184,6 +13753,7 @@
       <w:spacing w:after="0" w:line="240" w:lineRule="auto"/>
     </w:pPr>
     <w:rPr>
+      <w:rFonts w:eastAsia="黑体"/>
       <w:color w:themeColor="text1" w:val="000000"/>
     </w:rPr>
     <w:tblPr>
@@ -13210,6 +13780,7 @@
     </w:tcPr>
     <w:tblStylePr w:type="firstRow">
       <w:rPr>
+        <w:rFonts w:eastAsia="黑体"/>
         <w:b/>
         <w:bCs/>
       </w:rPr>
@@ -13228,6 +13799,7 @@
     </w:tblStylePr>
     <w:tblStylePr w:type="lastRow">
       <w:rPr>
+        <w:rFonts w:eastAsia="黑体"/>
         <w:b/>
         <w:bCs/>
         <w:color w:themeColor="background1" w:val="FFFFFF"/>
@@ -13242,6 +13814,7 @@
     </w:tblStylePr>
     <w:tblStylePr w:type="firstCol">
       <w:rPr>
+        <w:rFonts w:eastAsia="黑体"/>
         <w:color w:themeColor="background1" w:val="FFFFFF"/>
       </w:rPr>
       <w:tblPr/>
@@ -13259,6 +13832,7 @@
     </w:tblStylePr>
     <w:tblStylePr w:type="lastCol">
       <w:rPr>
+        <w:rFonts w:eastAsia="黑体"/>
         <w:color w:themeColor="background1" w:val="FFFFFF"/>
       </w:rPr>
       <w:tblPr/>
@@ -13288,11 +13862,13 @@
     </w:tblStylePr>
     <w:tblStylePr w:type="neCell">
       <w:rPr>
+        <w:rFonts w:eastAsia="黑体"/>
         <w:color w:themeColor="text1" w:val="000000"/>
       </w:rPr>
     </w:tblStylePr>
     <w:tblStylePr w:type="nwCell">
       <w:rPr>
+        <w:rFonts w:eastAsia="黑体"/>
         <w:color w:themeColor="text1" w:val="000000"/>
       </w:rPr>
     </w:tblStylePr>
@@ -13306,6 +13882,7 @@
       <w:spacing w:after="0" w:line="240" w:lineRule="auto"/>
     </w:pPr>
     <w:rPr>
+      <w:rFonts w:eastAsia="黑体"/>
       <w:color w:themeColor="text1" w:val="000000"/>
     </w:rPr>
     <w:tblPr>
@@ -13332,6 +13909,7 @@
     </w:tcPr>
     <w:tblStylePr w:type="firstRow">
       <w:rPr>
+        <w:rFonts w:eastAsia="黑体"/>
         <w:b/>
         <w:bCs/>
       </w:rPr>
@@ -13350,6 +13928,7 @@
     </w:tblStylePr>
     <w:tblStylePr w:type="lastRow">
       <w:rPr>
+        <w:rFonts w:eastAsia="黑体"/>
         <w:b/>
         <w:bCs/>
         <w:color w:themeColor="background1" w:val="FFFFFF"/>
@@ -13364,6 +13943,7 @@
     </w:tblStylePr>
     <w:tblStylePr w:type="firstCol">
       <w:rPr>
+        <w:rFonts w:eastAsia="黑体"/>
         <w:color w:themeColor="background1" w:val="FFFFFF"/>
       </w:rPr>
       <w:tblPr/>
@@ -13381,6 +13961,7 @@
     </w:tblStylePr>
     <w:tblStylePr w:type="lastCol">
       <w:rPr>
+        <w:rFonts w:eastAsia="黑体"/>
         <w:color w:themeColor="background1" w:val="FFFFFF"/>
       </w:rPr>
       <w:tblPr/>
@@ -13410,11 +13991,13 @@
     </w:tblStylePr>
     <w:tblStylePr w:type="neCell">
       <w:rPr>
+        <w:rFonts w:eastAsia="黑体"/>
         <w:color w:themeColor="text1" w:val="000000"/>
       </w:rPr>
     </w:tblStylePr>
     <w:tblStylePr w:type="nwCell">
       <w:rPr>
+        <w:rFonts w:eastAsia="黑体"/>
         <w:color w:themeColor="text1" w:val="000000"/>
       </w:rPr>
     </w:tblStylePr>
@@ -13428,6 +14011,7 @@
       <w:spacing w:after="0" w:line="240" w:lineRule="auto"/>
     </w:pPr>
     <w:rPr>
+      <w:rFonts w:eastAsia="黑体"/>
       <w:color w:themeColor="text1" w:val="000000"/>
     </w:rPr>
     <w:tblPr>
@@ -13454,6 +14038,7 @@
     </w:tcPr>
     <w:tblStylePr w:type="firstRow">
       <w:rPr>
+        <w:rFonts w:eastAsia="黑体"/>
         <w:b/>
         <w:bCs/>
       </w:rPr>
@@ -13472,6 +14057,7 @@
     </w:tblStylePr>
     <w:tblStylePr w:type="lastRow">
       <w:rPr>
+        <w:rFonts w:eastAsia="黑体"/>
         <w:b/>
         <w:bCs/>
         <w:color w:themeColor="background1" w:val="FFFFFF"/>
@@ -13486,6 +14072,7 @@
     </w:tblStylePr>
     <w:tblStylePr w:type="firstCol">
       <w:rPr>
+        <w:rFonts w:eastAsia="黑体"/>
         <w:color w:themeColor="background1" w:val="FFFFFF"/>
       </w:rPr>
       <w:tblPr/>
@@ -13503,6 +14090,7 @@
     </w:tblStylePr>
     <w:tblStylePr w:type="lastCol">
       <w:rPr>
+        <w:rFonts w:eastAsia="黑体"/>
         <w:color w:themeColor="background1" w:val="FFFFFF"/>
       </w:rPr>
       <w:tblPr/>
@@ -13532,11 +14120,13 @@
     </w:tblStylePr>
     <w:tblStylePr w:type="neCell">
       <w:rPr>
+        <w:rFonts w:eastAsia="黑体"/>
         <w:color w:themeColor="text1" w:val="000000"/>
       </w:rPr>
     </w:tblStylePr>
     <w:tblStylePr w:type="nwCell">
       <w:rPr>
+        <w:rFonts w:eastAsia="黑体"/>
         <w:color w:themeColor="text1" w:val="000000"/>
       </w:rPr>
     </w:tblStylePr>
@@ -13550,6 +14140,7 @@
       <w:spacing w:after="0" w:line="240" w:lineRule="auto"/>
     </w:pPr>
     <w:rPr>
+      <w:rFonts w:eastAsia="黑体"/>
       <w:color w:themeColor="text1" w:val="000000"/>
     </w:rPr>
     <w:tblPr>
@@ -13568,6 +14159,7 @@
     </w:tcPr>
     <w:tblStylePr w:type="firstRow">
       <w:rPr>
+        <w:rFonts w:eastAsia="黑体"/>
         <w:b/>
         <w:bCs/>
         <w:color w:themeColor="background1" w:val="FFFFFF"/>
@@ -13582,6 +14174,7 @@
     </w:tblStylePr>
     <w:tblStylePr w:type="lastRow">
       <w:rPr>
+        <w:rFonts w:eastAsia="黑体"/>
         <w:b/>
         <w:bCs/>
         <w:color w:themeColor="accent2" w:themeShade="CC" w:val="9E3A38"/>
@@ -13596,12 +14189,14 @@
     </w:tblStylePr>
     <w:tblStylePr w:type="firstCol">
       <w:rPr>
+        <w:rFonts w:eastAsia="黑体"/>
         <w:b/>
         <w:bCs/>
       </w:rPr>
     </w:tblStylePr>
     <w:tblStylePr w:type="lastCol">
       <w:rPr>
+        <w:rFonts w:eastAsia="黑体"/>
         <w:b/>
         <w:bCs/>
       </w:rPr>
@@ -13636,6 +14231,7 @@
       <w:spacing w:after="0" w:line="240" w:lineRule="auto"/>
     </w:pPr>
     <w:rPr>
+      <w:rFonts w:eastAsia="黑体"/>
       <w:color w:themeColor="text1" w:val="000000"/>
     </w:rPr>
     <w:tblPr>
@@ -13654,6 +14250,7 @@
     </w:tcPr>
     <w:tblStylePr w:type="firstRow">
       <w:rPr>
+        <w:rFonts w:eastAsia="黑体"/>
         <w:b/>
         <w:bCs/>
         <w:color w:themeColor="background1" w:val="FFFFFF"/>
@@ -13668,6 +14265,7 @@
     </w:tblStylePr>
     <w:tblStylePr w:type="lastRow">
       <w:rPr>
+        <w:rFonts w:eastAsia="黑体"/>
         <w:b/>
         <w:bCs/>
         <w:color w:themeColor="accent2" w:themeShade="CC" w:val="9E3A38"/>
@@ -13682,12 +14280,14 @@
     </w:tblStylePr>
     <w:tblStylePr w:type="firstCol">
       <w:rPr>
+        <w:rFonts w:eastAsia="黑体"/>
         <w:b/>
         <w:bCs/>
       </w:rPr>
     </w:tblStylePr>
     <w:tblStylePr w:type="lastCol">
       <w:rPr>
+        <w:rFonts w:eastAsia="黑体"/>
         <w:b/>
         <w:bCs/>
       </w:rPr>
@@ -13722,6 +14322,7 @@
       <w:spacing w:after="0" w:line="240" w:lineRule="auto"/>
     </w:pPr>
     <w:rPr>
+      <w:rFonts w:eastAsia="黑体"/>
       <w:color w:themeColor="text1" w:val="000000"/>
     </w:rPr>
     <w:tblPr>
@@ -13740,6 +14341,7 @@
     </w:tcPr>
     <w:tblStylePr w:type="firstRow">
       <w:rPr>
+        <w:rFonts w:eastAsia="黑体"/>
         <w:b/>
         <w:bCs/>
         <w:color w:themeColor="background1" w:val="FFFFFF"/>
@@ -13754,6 +14356,7 @@
     </w:tblStylePr>
     <w:tblStylePr w:type="lastRow">
       <w:rPr>
+        <w:rFonts w:eastAsia="黑体"/>
         <w:b/>
         <w:bCs/>
         <w:color w:themeColor="accent2" w:themeShade="CC" w:val="9E3A38"/>
@@ -13768,12 +14371,14 @@
     </w:tblStylePr>
     <w:tblStylePr w:type="firstCol">
       <w:rPr>
+        <w:rFonts w:eastAsia="黑体"/>
         <w:b/>
         <w:bCs/>
       </w:rPr>
     </w:tblStylePr>
     <w:tblStylePr w:type="lastCol">
       <w:rPr>
+        <w:rFonts w:eastAsia="黑体"/>
         <w:b/>
         <w:bCs/>
       </w:rPr>
@@ -13808,6 +14413,7 @@
       <w:spacing w:after="0" w:line="240" w:lineRule="auto"/>
     </w:pPr>
     <w:rPr>
+      <w:rFonts w:eastAsia="黑体"/>
       <w:color w:themeColor="text1" w:val="000000"/>
     </w:rPr>
     <w:tblPr>
@@ -13826,6 +14432,7 @@
     </w:tcPr>
     <w:tblStylePr w:type="firstRow">
       <w:rPr>
+        <w:rFonts w:eastAsia="黑体"/>
         <w:b/>
         <w:bCs/>
         <w:color w:themeColor="background1" w:val="FFFFFF"/>
@@ -13840,6 +14447,7 @@
     </w:tblStylePr>
     <w:tblStylePr w:type="lastRow">
       <w:rPr>
+        <w:rFonts w:eastAsia="黑体"/>
         <w:b/>
         <w:bCs/>
         <w:color w:themeColor="accent4" w:themeShade="CC" w:val="664E82"/>
@@ -13854,12 +14462,14 @@
     </w:tblStylePr>
     <w:tblStylePr w:type="firstCol">
       <w:rPr>
+        <w:rFonts w:eastAsia="黑体"/>
         <w:b/>
         <w:bCs/>
       </w:rPr>
     </w:tblStylePr>
     <w:tblStylePr w:type="lastCol">
       <w:rPr>
+        <w:rFonts w:eastAsia="黑体"/>
         <w:b/>
         <w:bCs/>
       </w:rPr>
@@ -13894,6 +14504,7 @@
       <w:spacing w:after="0" w:line="240" w:lineRule="auto"/>
     </w:pPr>
     <w:rPr>
+      <w:rFonts w:eastAsia="黑体"/>
       <w:color w:themeColor="text1" w:val="000000"/>
     </w:rPr>
     <w:tblPr>
@@ -13912,6 +14523,7 @@
     </w:tcPr>
     <w:tblStylePr w:type="firstRow">
       <w:rPr>
+        <w:rFonts w:eastAsia="黑体"/>
         <w:b/>
         <w:bCs/>
         <w:color w:themeColor="background1" w:val="FFFFFF"/>
@@ -13926,6 +14538,7 @@
     </w:tblStylePr>
     <w:tblStylePr w:type="lastRow">
       <w:rPr>
+        <w:rFonts w:eastAsia="黑体"/>
         <w:b/>
         <w:bCs/>
         <w:color w:themeColor="accent3" w:themeShade="CC" w:val="7E9C40"/>
@@ -13940,12 +14553,14 @@
     </w:tblStylePr>
     <w:tblStylePr w:type="firstCol">
       <w:rPr>
+        <w:rFonts w:eastAsia="黑体"/>
         <w:b/>
         <w:bCs/>
       </w:rPr>
     </w:tblStylePr>
     <w:tblStylePr w:type="lastCol">
       <w:rPr>
+        <w:rFonts w:eastAsia="黑体"/>
         <w:b/>
         <w:bCs/>
       </w:rPr>
@@ -13980,6 +14595,7 @@
       <w:spacing w:after="0" w:line="240" w:lineRule="auto"/>
     </w:pPr>
     <w:rPr>
+      <w:rFonts w:eastAsia="黑体"/>
       <w:color w:themeColor="text1" w:val="000000"/>
     </w:rPr>
     <w:tblPr>
@@ -13998,6 +14614,7 @@
     </w:tcPr>
     <w:tblStylePr w:type="firstRow">
       <w:rPr>
+        <w:rFonts w:eastAsia="黑体"/>
         <w:b/>
         <w:bCs/>
         <w:color w:themeColor="background1" w:val="FFFFFF"/>
@@ -14012,6 +14629,7 @@
     </w:tblStylePr>
     <w:tblStylePr w:type="lastRow">
       <w:rPr>
+        <w:rFonts w:eastAsia="黑体"/>
         <w:b/>
         <w:bCs/>
         <w:color w:themeColor="accent6" w:themeShade="CC" w:val="F2730A"/>
@@ -14026,12 +14644,14 @@
     </w:tblStylePr>
     <w:tblStylePr w:type="firstCol">
       <w:rPr>
+        <w:rFonts w:eastAsia="黑体"/>
         <w:b/>
         <w:bCs/>
       </w:rPr>
     </w:tblStylePr>
     <w:tblStylePr w:type="lastCol">
       <w:rPr>
+        <w:rFonts w:eastAsia="黑体"/>
         <w:b/>
         <w:bCs/>
       </w:rPr>
@@ -14066,6 +14686,7 @@
       <w:spacing w:after="0" w:line="240" w:lineRule="auto"/>
     </w:pPr>
     <w:rPr>
+      <w:rFonts w:eastAsia="黑体"/>
       <w:color w:themeColor="text1" w:val="000000"/>
     </w:rPr>
     <w:tblPr>
@@ -14084,6 +14705,7 @@
     </w:tcPr>
     <w:tblStylePr w:type="firstRow">
       <w:rPr>
+        <w:rFonts w:eastAsia="黑体"/>
         <w:b/>
         <w:bCs/>
         <w:color w:themeColor="background1" w:val="FFFFFF"/>
@@ -14098,6 +14720,7 @@
     </w:tblStylePr>
     <w:tblStylePr w:type="lastRow">
       <w:rPr>
+        <w:rFonts w:eastAsia="黑体"/>
         <w:b/>
         <w:bCs/>
         <w:color w:themeColor="accent5" w:themeShade="CC" w:val="348DA5"/>
@@ -14112,12 +14735,14 @@
     </w:tblStylePr>
     <w:tblStylePr w:type="firstCol">
       <w:rPr>
+        <w:rFonts w:eastAsia="黑体"/>
         <w:b/>
         <w:bCs/>
       </w:rPr>
     </w:tblStylePr>
     <w:tblStylePr w:type="lastCol">
       <w:rPr>
+        <w:rFonts w:eastAsia="黑体"/>
         <w:b/>
         <w:bCs/>
       </w:rPr>
@@ -14152,6 +14777,7 @@
       <w:spacing w:after="0" w:line="240" w:lineRule="auto"/>
     </w:pPr>
     <w:rPr>
+      <w:rFonts w:eastAsia="黑体"/>
       <w:color w:themeColor="text1" w:val="000000"/>
     </w:rPr>
     <w:tblPr>
@@ -14173,6 +14799,7 @@
     </w:tcPr>
     <w:tblStylePr w:type="firstRow">
       <w:rPr>
+        <w:rFonts w:eastAsia="黑体"/>
         <w:b/>
         <w:bCs/>
       </w:rPr>
@@ -14183,6 +14810,7 @@
     </w:tblStylePr>
     <w:tblStylePr w:type="lastRow">
       <w:rPr>
+        <w:rFonts w:eastAsia="黑体"/>
         <w:b/>
         <w:bCs/>
         <w:color w:themeColor="text1" w:val="000000"/>
@@ -14194,6 +14822,7 @@
     </w:tblStylePr>
     <w:tblStylePr w:type="firstCol">
       <w:rPr>
+        <w:rFonts w:eastAsia="黑体"/>
         <w:color w:themeColor="background1" w:val="FFFFFF"/>
       </w:rPr>
       <w:tblPr/>
@@ -14203,6 +14832,7 @@
     </w:tblStylePr>
     <w:tblStylePr w:type="lastCol">
       <w:rPr>
+        <w:rFonts w:eastAsia="黑体"/>
         <w:color w:themeColor="background1" w:val="FFFFFF"/>
       </w:rPr>
       <w:tblPr/>
@@ -14232,6 +14862,7 @@
       <w:spacing w:after="0" w:line="240" w:lineRule="auto"/>
     </w:pPr>
     <w:rPr>
+      <w:rFonts w:eastAsia="黑体"/>
       <w:color w:themeColor="text1" w:val="000000"/>
     </w:rPr>
     <w:tblPr>
@@ -14253,6 +14884,7 @@
     </w:tcPr>
     <w:tblStylePr w:type="firstRow">
       <w:rPr>
+        <w:rFonts w:eastAsia="黑体"/>
         <w:b/>
         <w:bCs/>
       </w:rPr>
@@ -14263,6 +14895,7 @@
     </w:tblStylePr>
     <w:tblStylePr w:type="lastRow">
       <w:rPr>
+        <w:rFonts w:eastAsia="黑体"/>
         <w:b/>
         <w:bCs/>
         <w:color w:themeColor="text1" w:val="000000"/>
@@ -14274,6 +14907,7 @@
     </w:tblStylePr>
     <w:tblStylePr w:type="firstCol">
       <w:rPr>
+        <w:rFonts w:eastAsia="黑体"/>
         <w:color w:themeColor="background1" w:val="FFFFFF"/>
       </w:rPr>
       <w:tblPr/>
@@ -14283,6 +14917,7 @@
     </w:tblStylePr>
     <w:tblStylePr w:type="lastCol">
       <w:rPr>
+        <w:rFonts w:eastAsia="黑体"/>
         <w:color w:themeColor="background1" w:val="FFFFFF"/>
       </w:rPr>
       <w:tblPr/>
@@ -14312,6 +14947,7 @@
       <w:spacing w:after="0" w:line="240" w:lineRule="auto"/>
     </w:pPr>
     <w:rPr>
+      <w:rFonts w:eastAsia="黑体"/>
       <w:color w:themeColor="text1" w:val="000000"/>
     </w:rPr>
     <w:tblPr>
@@ -14333,6 +14969,7 @@
     </w:tcPr>
     <w:tblStylePr w:type="firstRow">
       <w:rPr>
+        <w:rFonts w:eastAsia="黑体"/>
         <w:b/>
         <w:bCs/>
       </w:rPr>
@@ -14343,6 +14980,7 @@
     </w:tblStylePr>
     <w:tblStylePr w:type="lastRow">
       <w:rPr>
+        <w:rFonts w:eastAsia="黑体"/>
         <w:b/>
         <w:bCs/>
         <w:color w:themeColor="text1" w:val="000000"/>
@@ -14354,6 +14992,7 @@
     </w:tblStylePr>
     <w:tblStylePr w:type="firstCol">
       <w:rPr>
+        <w:rFonts w:eastAsia="黑体"/>
         <w:color w:themeColor="background1" w:val="FFFFFF"/>
       </w:rPr>
       <w:tblPr/>
@@ -14363,6 +15002,7 @@
     </w:tblStylePr>
     <w:tblStylePr w:type="lastCol">
       <w:rPr>
+        <w:rFonts w:eastAsia="黑体"/>
         <w:color w:themeColor="background1" w:val="FFFFFF"/>
       </w:rPr>
       <w:tblPr/>
@@ -14392,6 +15032,7 @@
       <w:spacing w:after="0" w:line="240" w:lineRule="auto"/>
     </w:pPr>
     <w:rPr>
+      <w:rFonts w:eastAsia="黑体"/>
       <w:color w:themeColor="text1" w:val="000000"/>
     </w:rPr>
     <w:tblPr>
@@ -14413,6 +15054,7 @@
     </w:tcPr>
     <w:tblStylePr w:type="firstRow">
       <w:rPr>
+        <w:rFonts w:eastAsia="黑体"/>
         <w:b/>
         <w:bCs/>
       </w:rPr>
@@ -14423,6 +15065,7 @@
     </w:tblStylePr>
     <w:tblStylePr w:type="lastRow">
       <w:rPr>
+        <w:rFonts w:eastAsia="黑体"/>
         <w:b/>
         <w:bCs/>
         <w:color w:themeColor="text1" w:val="000000"/>
@@ -14434,6 +15077,7 @@
     </w:tblStylePr>
     <w:tblStylePr w:type="firstCol">
       <w:rPr>
+        <w:rFonts w:eastAsia="黑体"/>
         <w:color w:themeColor="background1" w:val="FFFFFF"/>
       </w:rPr>
       <w:tblPr/>
@@ -14443,6 +15087,7 @@
     </w:tblStylePr>
     <w:tblStylePr w:type="lastCol">
       <w:rPr>
+        <w:rFonts w:eastAsia="黑体"/>
         <w:color w:themeColor="background1" w:val="FFFFFF"/>
       </w:rPr>
       <w:tblPr/>
@@ -14472,6 +15117,7 @@
       <w:spacing w:after="0" w:line="240" w:lineRule="auto"/>
     </w:pPr>
     <w:rPr>
+      <w:rFonts w:eastAsia="黑体"/>
       <w:color w:themeColor="text1" w:val="000000"/>
     </w:rPr>
     <w:tblPr>
@@ -14493,6 +15139,7 @@
     </w:tcPr>
     <w:tblStylePr w:type="firstRow">
       <w:rPr>
+        <w:rFonts w:eastAsia="黑体"/>
         <w:b/>
         <w:bCs/>
       </w:rPr>
@@ -14503,6 +15150,7 @@
     </w:tblStylePr>
     <w:tblStylePr w:type="lastRow">
       <w:rPr>
+        <w:rFonts w:eastAsia="黑体"/>
         <w:b/>
         <w:bCs/>
         <w:color w:themeColor="text1" w:val="000000"/>
@@ -14514,6 +15162,7 @@
     </w:tblStylePr>
     <w:tblStylePr w:type="firstCol">
       <w:rPr>
+        <w:rFonts w:eastAsia="黑体"/>
         <w:color w:themeColor="background1" w:val="FFFFFF"/>
       </w:rPr>
       <w:tblPr/>
@@ -14523,6 +15172,7 @@
     </w:tblStylePr>
     <w:tblStylePr w:type="lastCol">
       <w:rPr>
+        <w:rFonts w:eastAsia="黑体"/>
         <w:color w:themeColor="background1" w:val="FFFFFF"/>
       </w:rPr>
       <w:tblPr/>
@@ -14552,6 +15202,7 @@
       <w:spacing w:after="0" w:line="240" w:lineRule="auto"/>
     </w:pPr>
     <w:rPr>
+      <w:rFonts w:eastAsia="黑体"/>
       <w:color w:themeColor="text1" w:val="000000"/>
     </w:rPr>
     <w:tblPr>
@@ -14573,6 +15224,7 @@
     </w:tcPr>
     <w:tblStylePr w:type="firstRow">
       <w:rPr>
+        <w:rFonts w:eastAsia="黑体"/>
         <w:b/>
         <w:bCs/>
       </w:rPr>
@@ -14583,6 +15235,7 @@
     </w:tblStylePr>
     <w:tblStylePr w:type="lastRow">
       <w:rPr>
+        <w:rFonts w:eastAsia="黑体"/>
         <w:b/>
         <w:bCs/>
         <w:color w:themeColor="text1" w:val="000000"/>
@@ -14594,6 +15247,7 @@
     </w:tblStylePr>
     <w:tblStylePr w:type="firstCol">
       <w:rPr>
+        <w:rFonts w:eastAsia="黑体"/>
         <w:color w:themeColor="background1" w:val="FFFFFF"/>
       </w:rPr>
       <w:tblPr/>
@@ -14603,6 +15257,7 @@
     </w:tblStylePr>
     <w:tblStylePr w:type="lastCol">
       <w:rPr>
+        <w:rFonts w:eastAsia="黑体"/>
         <w:color w:themeColor="background1" w:val="FFFFFF"/>
       </w:rPr>
       <w:tblPr/>
@@ -14632,6 +15287,7 @@
       <w:spacing w:after="0" w:line="240" w:lineRule="auto"/>
     </w:pPr>
     <w:rPr>
+      <w:rFonts w:eastAsia="黑体"/>
       <w:color w:themeColor="text1" w:val="000000"/>
     </w:rPr>
     <w:tblPr>
@@ -14653,6 +15309,7 @@
     </w:tcPr>
     <w:tblStylePr w:type="firstRow">
       <w:rPr>
+        <w:rFonts w:eastAsia="黑体"/>
         <w:b/>
         <w:bCs/>
       </w:rPr>
@@ -14663,6 +15320,7 @@
     </w:tblStylePr>
     <w:tblStylePr w:type="lastRow">
       <w:rPr>
+        <w:rFonts w:eastAsia="黑体"/>
         <w:b/>
         <w:bCs/>
         <w:color w:themeColor="text1" w:val="000000"/>
@@ -14674,6 +15332,7 @@
     </w:tblStylePr>
     <w:tblStylePr w:type="firstCol">
       <w:rPr>
+        <w:rFonts w:eastAsia="黑体"/>
         <w:color w:themeColor="background1" w:val="FFFFFF"/>
       </w:rPr>
       <w:tblPr/>
@@ -14683,6 +15342,7 @@
     </w:tblStylePr>
     <w:tblStylePr w:type="lastCol">
       <w:rPr>
+        <w:rFonts w:eastAsia="黑体"/>
         <w:color w:themeColor="background1" w:val="FFFFFF"/>
       </w:rPr>
       <w:tblPr/>
@@ -14715,6 +15375,7 @@
     <w:name w:val="KeywordTok"/>
     <w:basedOn w:val="VerbatimChar"/>
     <w:rPr>
+      <w:rFonts w:eastAsia="黑体"/>
       <w:b/>
       <w:color w:val="007020"/>
     </w:rPr>
@@ -14723,6 +15384,7 @@
     <w:name w:val="DataTypeTok"/>
     <w:basedOn w:val="VerbatimChar"/>
     <w:rPr>
+      <w:rFonts w:eastAsia="黑体"/>
       <w:color w:val="902000"/>
     </w:rPr>
   </w:style>
@@ -14730,6 +15392,7 @@
     <w:name w:val="DecValTok"/>
     <w:basedOn w:val="VerbatimChar"/>
     <w:rPr>
+      <w:rFonts w:eastAsia="黑体"/>
       <w:color w:val="40a070"/>
     </w:rPr>
   </w:style>
@@ -14737,6 +15400,7 @@
     <w:name w:val="BaseNTok"/>
     <w:basedOn w:val="VerbatimChar"/>
     <w:rPr>
+      <w:rFonts w:eastAsia="黑体"/>
       <w:color w:val="40a070"/>
     </w:rPr>
   </w:style>
@@ -14744,6 +15408,7 @@
     <w:name w:val="FloatTok"/>
     <w:basedOn w:val="VerbatimChar"/>
     <w:rPr>
+      <w:rFonts w:eastAsia="黑体"/>
       <w:color w:val="40a070"/>
     </w:rPr>
   </w:style>
@@ -14751,6 +15416,7 @@
     <w:name w:val="ConstantTok"/>
     <w:basedOn w:val="VerbatimChar"/>
     <w:rPr>
+      <w:rFonts w:eastAsia="黑体"/>
       <w:color w:val="880000"/>
     </w:rPr>
   </w:style>
@@ -14758,6 +15424,7 @@
     <w:name w:val="CharTok"/>
     <w:basedOn w:val="VerbatimChar"/>
     <w:rPr>
+      <w:rFonts w:eastAsia="黑体"/>
       <w:color w:val="4070a0"/>
     </w:rPr>
   </w:style>
@@ -14765,6 +15432,7 @@
     <w:name w:val="SpecialCharTok"/>
     <w:basedOn w:val="VerbatimChar"/>
     <w:rPr>
+      <w:rFonts w:eastAsia="黑体"/>
       <w:color w:val="4070a0"/>
     </w:rPr>
   </w:style>
@@ -14772,6 +15440,7 @@
     <w:name w:val="StringTok"/>
     <w:basedOn w:val="VerbatimChar"/>
     <w:rPr>
+      <w:rFonts w:eastAsia="黑体"/>
       <w:color w:val="4070a0"/>
     </w:rPr>
   </w:style>
@@ -14779,6 +15448,7 @@
     <w:name w:val="VerbatimStringTok"/>
     <w:basedOn w:val="VerbatimChar"/>
     <w:rPr>
+      <w:rFonts w:eastAsia="黑体"/>
       <w:color w:val="4070a0"/>
     </w:rPr>
   </w:style>
@@ -14786,6 +15456,7 @@
     <w:name w:val="SpecialStringTok"/>
     <w:basedOn w:val="VerbatimChar"/>
     <w:rPr>
+      <w:rFonts w:eastAsia="黑体"/>
       <w:color w:val="bb6688"/>
     </w:rPr>
   </w:style>
@@ -14793,6 +15464,7 @@
     <w:name w:val="ImportTok"/>
     <w:basedOn w:val="VerbatimChar"/>
     <w:rPr>
+      <w:rFonts w:eastAsia="黑体"/>
       <w:b/>
       <w:color w:val="008000"/>
     </w:rPr>
@@ -14801,6 +15473,7 @@
     <w:name w:val="CommentTok"/>
     <w:basedOn w:val="VerbatimChar"/>
     <w:rPr>
+      <w:rFonts w:eastAsia="黑体"/>
       <w:i/>
       <w:color w:val="60a0b0"/>
     </w:rPr>
@@ -14809,6 +15482,7 @@
     <w:name w:val="DocumentationTok"/>
     <w:basedOn w:val="VerbatimChar"/>
     <w:rPr>
+      <w:rFonts w:eastAsia="黑体"/>
       <w:i/>
       <w:color w:val="ba2121"/>
     </w:rPr>
@@ -14817,6 +15491,7 @@
     <w:name w:val="AnnotationTok"/>
     <w:basedOn w:val="VerbatimChar"/>
     <w:rPr>
+      <w:rFonts w:eastAsia="黑体"/>
       <w:b/>
       <w:i/>
       <w:color w:val="60a0b0"/>
@@ -14826,6 +15501,7 @@
     <w:name w:val="CommentVarTok"/>
     <w:basedOn w:val="VerbatimChar"/>
     <w:rPr>
+      <w:rFonts w:eastAsia="黑体"/>
       <w:b/>
       <w:i/>
       <w:color w:val="60a0b0"/>
@@ -14835,6 +15511,7 @@
     <w:name w:val="OtherTok"/>
     <w:basedOn w:val="VerbatimChar"/>
     <w:rPr>
+      <w:rFonts w:eastAsia="黑体"/>
       <w:color w:val="007020"/>
     </w:rPr>
   </w:style>
@@ -14842,6 +15519,7 @@
     <w:name w:val="FunctionTok"/>
     <w:basedOn w:val="VerbatimChar"/>
     <w:rPr>
+      <w:rFonts w:eastAsia="黑体"/>
       <w:color w:val="06287e"/>
     </w:rPr>
   </w:style>
@@ -14849,6 +15527,7 @@
     <w:name w:val="VariableTok"/>
     <w:basedOn w:val="VerbatimChar"/>
     <w:rPr>
+      <w:rFonts w:eastAsia="黑体"/>
       <w:color w:val="19177c"/>
     </w:rPr>
   </w:style>
@@ -14856,6 +15535,7 @@
     <w:name w:val="ControlFlowTok"/>
     <w:basedOn w:val="VerbatimChar"/>
     <w:rPr>
+      <w:rFonts w:eastAsia="黑体"/>
       <w:b/>
       <w:color w:val="007020"/>
     </w:rPr>
@@ -14864,6 +15544,7 @@
     <w:name w:val="OperatorTok"/>
     <w:basedOn w:val="VerbatimChar"/>
     <w:rPr>
+      <w:rFonts w:eastAsia="黑体"/>
       <w:color w:val="666666"/>
     </w:rPr>
   </w:style>
@@ -14871,18 +15552,22 @@
     <w:name w:val="BuiltInTok"/>
     <w:basedOn w:val="VerbatimChar"/>
     <w:rPr>
+      <w:rFonts w:eastAsia="黑体"/>
       <w:color w:val="008000"/>
     </w:rPr>
   </w:style>
   <w:style w:type="character" w:customStyle="1" w:styleId="ExtensionTok">
     <w:name w:val="ExtensionTok"/>
     <w:basedOn w:val="VerbatimChar"/>
-    <w:rPr/>
+    <w:rPr>
+      <w:rFonts w:eastAsia="黑体"/>
+    </w:rPr>
   </w:style>
   <w:style w:type="character" w:customStyle="1" w:styleId="PreprocessorTok">
     <w:name w:val="PreprocessorTok"/>
     <w:basedOn w:val="VerbatimChar"/>
     <w:rPr>
+      <w:rFonts w:eastAsia="黑体"/>
       <w:color w:val="bc7a00"/>
     </w:rPr>
   </w:style>
@@ -14890,18 +15575,22 @@
     <w:name w:val="AttributeTok"/>
     <w:basedOn w:val="VerbatimChar"/>
     <w:rPr>
+      <w:rFonts w:eastAsia="黑体"/>
       <w:color w:val="7d9029"/>
     </w:rPr>
   </w:style>
   <w:style w:type="character" w:customStyle="1" w:styleId="RegionMarkerTok">
     <w:name w:val="RegionMarkerTok"/>
     <w:basedOn w:val="VerbatimChar"/>
-    <w:rPr/>
+    <w:rPr>
+      <w:rFonts w:eastAsia="黑体"/>
+    </w:rPr>
   </w:style>
   <w:style w:type="character" w:customStyle="1" w:styleId="InformationTok">
     <w:name w:val="InformationTok"/>
     <w:basedOn w:val="VerbatimChar"/>
     <w:rPr>
+      <w:rFonts w:eastAsia="黑体"/>
       <w:b/>
       <w:i/>
       <w:color w:val="60a0b0"/>
@@ -14911,6 +15600,7 @@
     <w:name w:val="WarningTok"/>
     <w:basedOn w:val="VerbatimChar"/>
     <w:rPr>
+      <w:rFonts w:eastAsia="黑体"/>
       <w:b/>
       <w:i/>
       <w:color w:val="60a0b0"/>
@@ -14920,6 +15610,7 @@
     <w:name w:val="AlertTok"/>
     <w:basedOn w:val="VerbatimChar"/>
     <w:rPr>
+      <w:rFonts w:eastAsia="黑体"/>
       <w:b/>
       <w:color w:val="ff0000"/>
     </w:rPr>
@@ -14928,6 +15619,7 @@
     <w:name w:val="ErrorTok"/>
     <w:basedOn w:val="VerbatimChar"/>
     <w:rPr>
+      <w:rFonts w:eastAsia="黑体"/>
       <w:b/>
       <w:color w:val="ff0000"/>
     </w:rPr>
@@ -14935,7 +15627,9 @@
   <w:style w:type="character" w:customStyle="1" w:styleId="NormalTok">
     <w:name w:val="NormalTok"/>
     <w:basedOn w:val="VerbatimChar"/>
-    <w:rPr/>
+    <w:rPr>
+      <w:rFonts w:eastAsia="黑体"/>
+    </w:rPr>
   </w:style>
 </w:styles>
 </file>
@@ -14984,12 +15678,12 @@
     <a:fontScheme name="Office">
       <a:majorFont>
         <a:latin typeface="Calibri"/>
-        <a:ea typeface=""/>
+        <a:ea typeface="黑体"/>
         <a:cs typeface=""/>
         <a:font script="Jpan" typeface="ＭＳ ゴシック"/>
         <a:font script="Hang" typeface="맑은 고딕"/>
-        <a:font script="Hans" typeface="宋体"/>
-        <a:font script="Hant" typeface="新細明體"/>
+        <a:font script="Hans" typeface="黑体"/>
+        <a:font script="Hant" typeface="黑体"/>
         <a:font script="Arab" typeface="Times New Roman"/>
         <a:font script="Hebr" typeface="Times New Roman"/>
         <a:font script="Thai" typeface="Angsana New"/>
@@ -15019,12 +15713,12 @@
       </a:majorFont>
       <a:minorFont>
         <a:latin typeface="Cambria"/>
-        <a:ea typeface=""/>
+        <a:ea typeface="黑体"/>
         <a:cs typeface=""/>
         <a:font script="Jpan" typeface="ＭＳ 明朝"/>
         <a:font script="Hang" typeface="맑은 고딕"/>
-        <a:font script="Hans" typeface="宋体"/>
-        <a:font script="Hant" typeface="新細明體"/>
+        <a:font script="Hans" typeface="黑体"/>
+        <a:font script="Hant" typeface="黑体"/>
         <a:font script="Arab" typeface="Arial"/>
         <a:font script="Hebr" typeface="Arial"/>
         <a:font script="Thai" typeface="Cordia New"/>

--- a/01-电源电路/04-电池充放电管理/BMS电池管理系统/BMS电池管理系统.docx
+++ b/01-电源电路/04-电池充放电管理/BMS电池管理系统/BMS电池管理系统.docx
@@ -2607,7 +2607,7 @@
           <w:color w:val="555555"/>
           <w:sz w:val="21"/>
         </w:rPr>
-        <w:t>材料收集者：杜文杰，WX手机：19519196569，QQ:3478827729</w:t>
+        <w:t>材料收集者：杜文杰，微信/手机：19519196569，QQ:3478827729</w:t>
       </w:r>
     </w:p>
     <w:sectPr>
